--- a/SPARTA_system_definition_datapack/SPARTA_business_plan.docx
+++ b/SPARTA_system_definition_datapack/SPARTA_business_plan.docx
@@ -5540,7 +5540,7 @@
           <w:color w:val="101A2D"/>
           <w:sz w:val="22"/>
         </w:rPr>
-        <w:t xml:space="preserve">• </w:t>
+        <w:t xml:space="preserve">- </w:t>
       </w:r>
       <w:r>
         <w:rPr>
@@ -5572,7 +5572,7 @@
           <w:color w:val="101A2D"/>
           <w:sz w:val="22"/>
         </w:rPr>
-        <w:t xml:space="preserve">• </w:t>
+        <w:t xml:space="preserve">- </w:t>
       </w:r>
       <w:r>
         <w:rPr>
@@ -5604,7 +5604,7 @@
           <w:color w:val="101A2D"/>
           <w:sz w:val="22"/>
         </w:rPr>
-        <w:t xml:space="preserve">• </w:t>
+        <w:t xml:space="preserve">- </w:t>
       </w:r>
       <w:r>
         <w:rPr>
@@ -5636,7 +5636,7 @@
           <w:color w:val="101A2D"/>
           <w:sz w:val="22"/>
         </w:rPr>
-        <w:t xml:space="preserve">• </w:t>
+        <w:t xml:space="preserve">- </w:t>
       </w:r>
       <w:r>
         <w:rPr>
@@ -10869,7 +10869,7 @@
         <w:rPr>
           <w:sz w:val="22"/>
         </w:rPr>
-        <w:t>The risk assessment combines a structured strategic-risk register with the technical open points carried over from the SPARTA Datapack. The fourteen-row register below is the load-bearing artefact for board review.</w:t>
+        <w:t>The risk assessment is a consolidated, ten-row strategic-risk register complemented by the technical open points carried over from the SPARTA Datapack. The register is the load-bearing artefact for board review; it has been cleaned and renumbered (SR-01 through SR-10) for clarity, and is followed in §6.3.2 by a short narrative for each risk and in §6.3.3 by a pre- and post-mitigation visualisation.</w:t>
       </w:r>
     </w:p>
     <w:tbl>
@@ -11154,7 +11154,7 @@
               <w:rPr>
                 <w:sz w:val="22"/>
               </w:rPr>
-              <w:t>Schema-board mandate; pre-CDR insertion of NodeStatus / TrustAssessment; letter of intent from Combat Cloud architecture board (Ask #3)</w:t>
+              <w:t>Schema-board mandate. Pre-CDR insertion of NodeStatus / TrustAssessment (early definition). Letter of intent from Combat Cloud architecture board (Ask #3).</w:t>
             </w:r>
           </w:p>
         </w:tc>
@@ -11223,13 +11223,13 @@
                 <w:b/>
                 <w:sz w:val="22"/>
               </w:rPr>
-              <w:t>Programmatic:</w:t>
-            </w:r>
-            <w:r>
-              <w:rPr>
-                <w:sz w:val="22"/>
-              </w:rPr>
-              <w:t xml:space="preserve"> Workshare re-opens if SPARTA is framed as a new pillar</w:t>
+              <w:t>Organisational:</w:t>
+            </w:r>
+            <w:r>
+              <w:rPr>
+                <w:sz w:val="22"/>
+              </w:rPr>
+              <w:t xml:space="preserve"> Airbus DS decision-rhythm is structurally slower than the 2026–2029 schema-freeze window allows.</w:t>
             </w:r>
           </w:p>
         </w:tc>
@@ -11295,7 +11295,7 @@
               <w:rPr>
                 <w:sz w:val="22"/>
               </w:rPr>
-              <w:t>Anchor strictly inside Pillar 4; never propose as new pillar</w:t>
+              <w:t>(a) Appoint a single empowered decision-shepherd at Airbus DS Combat Air Systems leadership level with explicit mandate to escalate stalled decisions within 30 days. (b) Run a sustained internal and external promotion campaign for SPARTA.</w:t>
             </w:r>
           </w:p>
         </w:tc>
@@ -11364,13 +11364,13 @@
                 <w:b/>
                 <w:sz w:val="22"/>
               </w:rPr>
-              <w:t>Political:</w:t>
-            </w:r>
-            <w:r>
-              <w:rPr>
-                <w:sz w:val="22"/>
-              </w:rPr>
-              <w:t xml:space="preserve"> Indra sovereign-cyber objection</w:t>
+              <w:t>Programmatic:</w:t>
+            </w:r>
+            <w:r>
+              <w:rPr>
+                <w:sz w:val="22"/>
+              </w:rPr>
+              <w:t xml:space="preserve"> Workshare re-opens if SPARTA is framed as a new pillar</w:t>
             </w:r>
           </w:p>
         </w:tc>
@@ -11392,7 +11392,7 @@
               <w:rPr>
                 <w:sz w:val="22"/>
               </w:rPr>
-              <w:t>M</w:t>
+              <w:t>M-H</w:t>
             </w:r>
           </w:p>
         </w:tc>
@@ -11436,7 +11436,7 @@
               <w:rPr>
                 <w:sz w:val="22"/>
               </w:rPr>
-              <w:t>Co-development on tactical correlator + open TSOC interface; joint Madrid-based demo</w:t>
+              <w:t>Anchor strictly inside Pillar 4. Never propose as new pillar.</w:t>
             </w:r>
           </w:p>
         </w:tc>
@@ -11458,7 +11458,7 @@
               <w:rPr>
                 <w:sz w:val="22"/>
               </w:rPr>
-              <w:t>Strategy Cell</w:t>
+              <w:t>Programme Sponsor</w:t>
             </w:r>
           </w:p>
         </w:tc>
@@ -11511,7 +11511,7 @@
               <w:rPr>
                 <w:sz w:val="22"/>
               </w:rPr>
-              <w:t xml:space="preserve"> Dassault objection that trust constrains NGF autonomy</w:t>
+              <w:t xml:space="preserve"> Indra sovereign-cyber objection</w:t>
             </w:r>
           </w:p>
         </w:tc>
@@ -11533,7 +11533,7 @@
               <w:rPr>
                 <w:sz w:val="22"/>
               </w:rPr>
-              <w:t>L-M</w:t>
+              <w:t>M</w:t>
             </w:r>
           </w:p>
         </w:tc>
@@ -11577,7 +11577,7 @@
               <w:rPr>
                 <w:sz w:val="22"/>
               </w:rPr>
-              <w:t>SYS-DC-001 advisory-only design; written authority partition</w:t>
+              <w:t>Co-development on tactical correlator + open TSOC interface; joint Madrid-based demo.</w:t>
             </w:r>
           </w:p>
         </w:tc>
@@ -11599,7 +11599,7 @@
               <w:rPr>
                 <w:sz w:val="22"/>
               </w:rPr>
-              <w:t>Chief Engineer</w:t>
+              <w:t>Strategy Cell</w:t>
             </w:r>
           </w:p>
         </w:tc>
@@ -11646,13 +11646,13 @@
                 <w:b/>
                 <w:sz w:val="22"/>
               </w:rPr>
-              <w:t>Competitive:</w:t>
-            </w:r>
-            <w:r>
-              <w:rPr>
-                <w:sz w:val="22"/>
-              </w:rPr>
-              <w:t xml:space="preserve"> US mission-cyber vendors set NATO standard before FCAS [R-18]</w:t>
+              <w:t>Political:</w:t>
+            </w:r>
+            <w:r>
+              <w:rPr>
+                <w:sz w:val="22"/>
+              </w:rPr>
+              <w:t xml:space="preserve"> Dassault objection that trust constrains NGF autonomy</w:t>
             </w:r>
           </w:p>
         </w:tc>
@@ -11674,7 +11674,7 @@
               <w:rPr>
                 <w:sz w:val="22"/>
               </w:rPr>
-              <w:t>M</w:t>
+              <w:t>L-M</w:t>
             </w:r>
           </w:p>
         </w:tc>
@@ -11718,7 +11718,7 @@
               <w:rPr>
                 <w:sz w:val="22"/>
               </w:rPr>
-              <w:t>Public-facing reference architecture + EDF co-funded demonstrators</w:t>
+              <w:t>SYS-DC-001 advisory-only design; written authority partition.</w:t>
             </w:r>
           </w:p>
         </w:tc>
@@ -11740,7 +11740,7 @@
               <w:rPr>
                 <w:sz w:val="22"/>
               </w:rPr>
-              <w:t>Strategy Cell</w:t>
+              <w:t>Chief Engineer</w:t>
             </w:r>
           </w:p>
         </w:tc>
@@ -11787,13 +11787,13 @@
                 <w:b/>
                 <w:sz w:val="22"/>
               </w:rPr>
-              <w:t>Technical:</w:t>
-            </w:r>
-            <w:r>
-              <w:rPr>
-                <w:sz w:val="22"/>
-              </w:rPr>
-              <w:t xml:space="preserve"> Provisional SYS-PERF-* not achievable on SWaP-constrained nodes</w:t>
+              <w:t>Competitive:</w:t>
+            </w:r>
+            <w:r>
+              <w:rPr>
+                <w:sz w:val="22"/>
+              </w:rPr>
+              <w:t xml:space="preserve"> US mission-cyber vendors set NATO standard before FCAS [R-18]</w:t>
             </w:r>
           </w:p>
         </w:tc>
@@ -11837,7 +11837,7 @@
               <w:rPr>
                 <w:sz w:val="22"/>
               </w:rPr>
-              <w:t>M</w:t>
+              <w:t>High</w:t>
             </w:r>
           </w:p>
         </w:tc>
@@ -11859,7 +11859,7 @@
               <w:rPr>
                 <w:sz w:val="22"/>
               </w:rPr>
-              <w:t>Mode A profile; node-class deployment tailoring; reference-HIL closure (OP-PERF-01)</w:t>
+              <w:t>Public-facing reference architecture + EDF co-funded demonstrators.</w:t>
             </w:r>
           </w:p>
         </w:tc>
@@ -11881,7 +11881,7 @@
               <w:rPr>
                 <w:sz w:val="22"/>
               </w:rPr>
-              <w:t>Chief Engineer</w:t>
+              <w:t>Strategy Cell</w:t>
             </w:r>
           </w:p>
         </w:tc>
@@ -11928,13 +11928,13 @@
                 <w:b/>
                 <w:sz w:val="22"/>
               </w:rPr>
-              <w:t>Legal / Ethics:</w:t>
-            </w:r>
-            <w:r>
-              <w:rPr>
-                <w:sz w:val="22"/>
-              </w:rPr>
-              <w:t xml:space="preserve"> Accreditation refuses Level-1 local protective action</w:t>
+              <w:t>Programmatic:</w:t>
+            </w:r>
+            <w:r>
+              <w:rPr>
+                <w:sz w:val="22"/>
+              </w:rPr>
+              <w:t xml:space="preserve"> National budget cut delays Phase 1B / demonstrator</w:t>
             </w:r>
           </w:p>
         </w:tc>
@@ -12000,7 +12000,7 @@
               <w:rPr>
                 <w:sz w:val="22"/>
               </w:rPr>
-              <w:t>Ship Mode A/B without protective action initially; defer Level-1 until accreditation closes (OP-AUTH-01)</w:t>
+              <w:t>Decouple SPARTA milestones from FCAS critical path; prove on Eurofighter LTE in parallel.</w:t>
             </w:r>
           </w:p>
         </w:tc>
@@ -12022,7 +12022,7 @@
               <w:rPr>
                 <w:sz w:val="22"/>
               </w:rPr>
-              <w:t>Assurance Authority</w:t>
+              <w:t>Programme Sponsor</w:t>
             </w:r>
           </w:p>
         </w:tc>
@@ -12069,13 +12069,13 @@
                 <w:b/>
                 <w:sz w:val="22"/>
               </w:rPr>
-              <w:t>Programmatic:</w:t>
-            </w:r>
-            <w:r>
-              <w:rPr>
-                <w:sz w:val="22"/>
-              </w:rPr>
-              <w:t xml:space="preserve"> National budget cut delays Phase 1B / demonstrator</w:t>
+              <w:t>Internal:</w:t>
+            </w:r>
+            <w:r>
+              <w:rPr>
+                <w:sz w:val="22"/>
+              </w:rPr>
+              <w:t xml:space="preserve"> Airbus DS / Airbus Protect organisational friction</w:t>
             </w:r>
           </w:p>
         </w:tc>
@@ -12097,6 +12097,28 @@
               <w:rPr>
                 <w:sz w:val="22"/>
               </w:rPr>
+              <w:t>L-M</w:t>
+            </w:r>
+          </w:p>
+        </w:tc>
+        <w:tc>
+          <w:tcPr>
+            <w:tcW w:type="dxa" w:w="1662"/>
+            <w:tcBorders>
+              <w:top w:val="single" w:sz="4" w:color="DDE5EF"/>
+              <w:left w:val="single" w:sz="4" w:color="DDE5EF"/>
+              <w:bottom w:val="single" w:sz="4" w:color="DDE5EF"/>
+              <w:right w:val="single" w:sz="4" w:color="DDE5EF"/>
+            </w:tcBorders>
+          </w:tcPr>
+          <w:p>
+            <w:pPr>
+              <w:spacing w:after="0"/>
+            </w:pPr>
+            <w:r>
+              <w:rPr>
+                <w:sz w:val="22"/>
+              </w:rPr>
               <w:t>M</w:t>
             </w:r>
           </w:p>
@@ -12119,29 +12141,7 @@
               <w:rPr>
                 <w:sz w:val="22"/>
               </w:rPr>
-              <w:t>M</w:t>
-            </w:r>
-          </w:p>
-        </w:tc>
-        <w:tc>
-          <w:tcPr>
-            <w:tcW w:type="dxa" w:w="1662"/>
-            <w:tcBorders>
-              <w:top w:val="single" w:sz="4" w:color="DDE5EF"/>
-              <w:left w:val="single" w:sz="4" w:color="DDE5EF"/>
-              <w:bottom w:val="single" w:sz="4" w:color="DDE5EF"/>
-              <w:right w:val="single" w:sz="4" w:color="DDE5EF"/>
-            </w:tcBorders>
-          </w:tcPr>
-          <w:p>
-            <w:pPr>
-              <w:spacing w:after="0"/>
-            </w:pPr>
-            <w:r>
-              <w:rPr>
-                <w:sz w:val="22"/>
-              </w:rPr>
-              <w:t>Decouple SPARTA milestones from FCAS critical path; prove on Eurofighter LTE in parallel</w:t>
+              <w:t>Joint go-to-market agreement at Airbus DS division level.</w:t>
             </w:r>
           </w:p>
         </w:tc>
@@ -12210,13 +12210,13 @@
                 <w:b/>
                 <w:sz w:val="22"/>
               </w:rPr>
-              <w:t>Internal:</w:t>
-            </w:r>
-            <w:r>
-              <w:rPr>
-                <w:sz w:val="22"/>
-              </w:rPr>
-              <w:t xml:space="preserve"> Airbus DS / Airbus Protect organisational friction</w:t>
+              <w:t>Regulatory:</w:t>
+            </w:r>
+            <w:r>
+              <w:rPr>
+                <w:sz w:val="22"/>
+              </w:rPr>
+              <w:t xml:space="preserve"> NIS2 / CRA delegated acts impose scope creep [R-12][R-13]</w:t>
             </w:r>
           </w:p>
         </w:tc>
@@ -12238,7 +12238,7 @@
               <w:rPr>
                 <w:sz w:val="22"/>
               </w:rPr>
-              <w:t>L-M</w:t>
+              <w:t>M</w:t>
             </w:r>
           </w:p>
         </w:tc>
@@ -12282,7 +12282,7 @@
               <w:rPr>
                 <w:sz w:val="22"/>
               </w:rPr>
-              <w:t>Joint go-to-market agreement at Airbus DS division level</w:t>
+              <w:t>Quarterly tracking of delegated acts; pre-emptive alignment of P4 content release with auditability requirements.</w:t>
             </w:r>
           </w:p>
         </w:tc>
@@ -12304,7 +12304,7 @@
               <w:rPr>
                 <w:sz w:val="22"/>
               </w:rPr>
-              <w:t>Programme Sponsor</w:t>
+              <w:t>Assurance Authority</w:t>
             </w:r>
           </w:p>
         </w:tc>
@@ -12351,13 +12351,13 @@
                 <w:b/>
                 <w:sz w:val="22"/>
               </w:rPr>
-              <w:t>Technical:</w:t>
-            </w:r>
-            <w:r>
-              <w:rPr>
-                <w:sz w:val="22"/>
-              </w:rPr>
-              <w:t xml:space="preserve"> Adversarial trust poisoning exceeds correlator tolerance</w:t>
+              <w:t>Strategic data:</w:t>
+            </w:r>
+            <w:r>
+              <w:rPr>
+                <w:sz w:val="22"/>
+              </w:rPr>
+              <w:t xml:space="preserve"> 2019–2024 FCAS anchors require 2026 revalidation (OP-STRAT-01)</w:t>
             </w:r>
           </w:p>
         </w:tc>
@@ -12379,7 +12379,7 @@
               <w:rPr>
                 <w:sz w:val="22"/>
               </w:rPr>
-              <w:t>L</w:t>
+              <w:t>M</w:t>
             </w:r>
           </w:p>
         </w:tc>
@@ -12401,7 +12401,7 @@
               <w:rPr>
                 <w:sz w:val="22"/>
               </w:rPr>
-              <w:t>H</w:t>
+              <w:t>M</w:t>
             </w:r>
           </w:p>
         </w:tc>
@@ -12423,7 +12423,7 @@
               <w:rPr>
                 <w:sz w:val="22"/>
               </w:rPr>
-              <w:t>Provenance-bearing evidence + F4 multi-source triage + TSOC adjudication; Byzantine peer aggregator is a Mode-B-peer post-CDR extension only</w:t>
+              <w:t>Refresh primary-source register at T0+3 months; re-run base case.</w:t>
             </w:r>
           </w:p>
         </w:tc>
@@ -12445,571 +12445,7 @@
               <w:rPr>
                 <w:sz w:val="22"/>
               </w:rPr>
-              <w:t>Chief Cyber Architect</w:t>
-            </w:r>
-          </w:p>
-        </w:tc>
-      </w:tr>
-      <w:tr>
-        <w:tc>
-          <w:tcPr>
-            <w:tcW w:type="dxa" w:w="1662"/>
-            <w:tcBorders>
-              <w:top w:val="single" w:sz="4" w:color="DDE5EF"/>
-              <w:left w:val="single" w:sz="4" w:color="DDE5EF"/>
-              <w:bottom w:val="single" w:sz="4" w:color="DDE5EF"/>
-              <w:right w:val="single" w:sz="4" w:color="DDE5EF"/>
-            </w:tcBorders>
-          </w:tcPr>
-          <w:p>
-            <w:pPr>
-              <w:spacing w:after="0"/>
-            </w:pPr>
-            <w:r>
-              <w:rPr>
-                <w:sz w:val="22"/>
-              </w:rPr>
-              <w:t>SR-11</w:t>
-            </w:r>
-          </w:p>
-        </w:tc>
-        <w:tc>
-          <w:tcPr>
-            <w:tcW w:type="dxa" w:w="1662"/>
-            <w:tcBorders>
-              <w:top w:val="single" w:sz="4" w:color="DDE5EF"/>
-              <w:left w:val="single" w:sz="4" w:color="DDE5EF"/>
-              <w:bottom w:val="single" w:sz="4" w:color="DDE5EF"/>
-              <w:right w:val="single" w:sz="4" w:color="DDE5EF"/>
-            </w:tcBorders>
-          </w:tcPr>
-          <w:p>
-            <w:pPr>
-              <w:spacing w:after="0"/>
-            </w:pPr>
-            <w:r>
-              <w:rPr>
-                <w:b/>
-                <w:sz w:val="22"/>
-              </w:rPr>
-              <w:t>Regulatory:</w:t>
-            </w:r>
-            <w:r>
-              <w:rPr>
-                <w:sz w:val="22"/>
-              </w:rPr>
-              <w:t xml:space="preserve"> NIS2 / CRA delegated acts impose scope creep [R-12][R-13]</w:t>
-            </w:r>
-          </w:p>
-        </w:tc>
-        <w:tc>
-          <w:tcPr>
-            <w:tcW w:type="dxa" w:w="1662"/>
-            <w:tcBorders>
-              <w:top w:val="single" w:sz="4" w:color="DDE5EF"/>
-              <w:left w:val="single" w:sz="4" w:color="DDE5EF"/>
-              <w:bottom w:val="single" w:sz="4" w:color="DDE5EF"/>
-              <w:right w:val="single" w:sz="4" w:color="DDE5EF"/>
-            </w:tcBorders>
-          </w:tcPr>
-          <w:p>
-            <w:pPr>
-              <w:spacing w:after="0"/>
-            </w:pPr>
-            <w:r>
-              <w:rPr>
-                <w:sz w:val="22"/>
-              </w:rPr>
-              <w:t>M</w:t>
-            </w:r>
-          </w:p>
-        </w:tc>
-        <w:tc>
-          <w:tcPr>
-            <w:tcW w:type="dxa" w:w="1662"/>
-            <w:tcBorders>
-              <w:top w:val="single" w:sz="4" w:color="DDE5EF"/>
-              <w:left w:val="single" w:sz="4" w:color="DDE5EF"/>
-              <w:bottom w:val="single" w:sz="4" w:color="DDE5EF"/>
-              <w:right w:val="single" w:sz="4" w:color="DDE5EF"/>
-            </w:tcBorders>
-          </w:tcPr>
-          <w:p>
-            <w:pPr>
-              <w:spacing w:after="0"/>
-            </w:pPr>
-            <w:r>
-              <w:rPr>
-                <w:sz w:val="22"/>
-              </w:rPr>
-              <w:t>M</w:t>
-            </w:r>
-          </w:p>
-        </w:tc>
-        <w:tc>
-          <w:tcPr>
-            <w:tcW w:type="dxa" w:w="1662"/>
-            <w:tcBorders>
-              <w:top w:val="single" w:sz="4" w:color="DDE5EF"/>
-              <w:left w:val="single" w:sz="4" w:color="DDE5EF"/>
-              <w:bottom w:val="single" w:sz="4" w:color="DDE5EF"/>
-              <w:right w:val="single" w:sz="4" w:color="DDE5EF"/>
-            </w:tcBorders>
-          </w:tcPr>
-          <w:p>
-            <w:pPr>
-              <w:spacing w:after="0"/>
-            </w:pPr>
-            <w:r>
-              <w:rPr>
-                <w:sz w:val="22"/>
-              </w:rPr>
-              <w:t>Quarterly tracking of delegated acts; pre-emptive alignment of P4 content release with auditability requirements</w:t>
-            </w:r>
-          </w:p>
-        </w:tc>
-        <w:tc>
-          <w:tcPr>
-            <w:tcW w:type="dxa" w:w="1662"/>
-            <w:tcBorders>
-              <w:top w:val="single" w:sz="4" w:color="DDE5EF"/>
-              <w:left w:val="single" w:sz="4" w:color="DDE5EF"/>
-              <w:bottom w:val="single" w:sz="4" w:color="DDE5EF"/>
-              <w:right w:val="single" w:sz="4" w:color="DDE5EF"/>
-            </w:tcBorders>
-          </w:tcPr>
-          <w:p>
-            <w:pPr>
-              <w:spacing w:after="0"/>
-            </w:pPr>
-            <w:r>
-              <w:rPr>
-                <w:sz w:val="22"/>
-              </w:rPr>
-              <w:t>Assurance Authority</w:t>
-            </w:r>
-          </w:p>
-        </w:tc>
-      </w:tr>
-      <w:tr>
-        <w:tc>
-          <w:tcPr>
-            <w:tcW w:type="dxa" w:w="1662"/>
-            <w:tcBorders>
-              <w:top w:val="single" w:sz="4" w:color="DDE5EF"/>
-              <w:left w:val="single" w:sz="4" w:color="DDE5EF"/>
-              <w:bottom w:val="single" w:sz="4" w:color="DDE5EF"/>
-              <w:right w:val="single" w:sz="4" w:color="DDE5EF"/>
-            </w:tcBorders>
-          </w:tcPr>
-          <w:p>
-            <w:pPr>
-              <w:spacing w:after="0"/>
-            </w:pPr>
-            <w:r>
-              <w:rPr>
-                <w:sz w:val="22"/>
-              </w:rPr>
-              <w:t>SR-12</w:t>
-            </w:r>
-          </w:p>
-        </w:tc>
-        <w:tc>
-          <w:tcPr>
-            <w:tcW w:type="dxa" w:w="1662"/>
-            <w:tcBorders>
-              <w:top w:val="single" w:sz="4" w:color="DDE5EF"/>
-              <w:left w:val="single" w:sz="4" w:color="DDE5EF"/>
-              <w:bottom w:val="single" w:sz="4" w:color="DDE5EF"/>
-              <w:right w:val="single" w:sz="4" w:color="DDE5EF"/>
-            </w:tcBorders>
-          </w:tcPr>
-          <w:p>
-            <w:pPr>
-              <w:spacing w:after="0"/>
-            </w:pPr>
-            <w:r>
-              <w:rPr>
-                <w:b/>
-                <w:sz w:val="22"/>
-              </w:rPr>
-              <w:t>Strategic data:</w:t>
-            </w:r>
-            <w:r>
-              <w:rPr>
-                <w:sz w:val="22"/>
-              </w:rPr>
-              <w:t xml:space="preserve"> 2019–2024 FCAS anchors require 2026 revalidation (OP-STRAT-01)</w:t>
-            </w:r>
-          </w:p>
-        </w:tc>
-        <w:tc>
-          <w:tcPr>
-            <w:tcW w:type="dxa" w:w="1662"/>
-            <w:tcBorders>
-              <w:top w:val="single" w:sz="4" w:color="DDE5EF"/>
-              <w:left w:val="single" w:sz="4" w:color="DDE5EF"/>
-              <w:bottom w:val="single" w:sz="4" w:color="DDE5EF"/>
-              <w:right w:val="single" w:sz="4" w:color="DDE5EF"/>
-            </w:tcBorders>
-          </w:tcPr>
-          <w:p>
-            <w:pPr>
-              <w:spacing w:after="0"/>
-            </w:pPr>
-            <w:r>
-              <w:rPr>
-                <w:sz w:val="22"/>
-              </w:rPr>
-              <w:t>M</w:t>
-            </w:r>
-          </w:p>
-        </w:tc>
-        <w:tc>
-          <w:tcPr>
-            <w:tcW w:type="dxa" w:w="1662"/>
-            <w:tcBorders>
-              <w:top w:val="single" w:sz="4" w:color="DDE5EF"/>
-              <w:left w:val="single" w:sz="4" w:color="DDE5EF"/>
-              <w:bottom w:val="single" w:sz="4" w:color="DDE5EF"/>
-              <w:right w:val="single" w:sz="4" w:color="DDE5EF"/>
-            </w:tcBorders>
-          </w:tcPr>
-          <w:p>
-            <w:pPr>
-              <w:spacing w:after="0"/>
-            </w:pPr>
-            <w:r>
-              <w:rPr>
-                <w:sz w:val="22"/>
-              </w:rPr>
-              <w:t>M</w:t>
-            </w:r>
-          </w:p>
-        </w:tc>
-        <w:tc>
-          <w:tcPr>
-            <w:tcW w:type="dxa" w:w="1662"/>
-            <w:tcBorders>
-              <w:top w:val="single" w:sz="4" w:color="DDE5EF"/>
-              <w:left w:val="single" w:sz="4" w:color="DDE5EF"/>
-              <w:bottom w:val="single" w:sz="4" w:color="DDE5EF"/>
-              <w:right w:val="single" w:sz="4" w:color="DDE5EF"/>
-            </w:tcBorders>
-          </w:tcPr>
-          <w:p>
-            <w:pPr>
-              <w:spacing w:after="0"/>
-            </w:pPr>
-            <w:r>
-              <w:rPr>
-                <w:sz w:val="22"/>
-              </w:rPr>
-              <w:t>Refresh primary-source register at T0+3 months; re-run base case</w:t>
-            </w:r>
-          </w:p>
-        </w:tc>
-        <w:tc>
-          <w:tcPr>
-            <w:tcW w:type="dxa" w:w="1662"/>
-            <w:tcBorders>
-              <w:top w:val="single" w:sz="4" w:color="DDE5EF"/>
-              <w:left w:val="single" w:sz="4" w:color="DDE5EF"/>
-              <w:bottom w:val="single" w:sz="4" w:color="DDE5EF"/>
-              <w:right w:val="single" w:sz="4" w:color="DDE5EF"/>
-            </w:tcBorders>
-          </w:tcPr>
-          <w:p>
-            <w:pPr>
-              <w:spacing w:after="0"/>
-            </w:pPr>
-            <w:r>
-              <w:rPr>
-                <w:sz w:val="22"/>
-              </w:rPr>
               <w:t>Strategy Cell</w:t>
-            </w:r>
-          </w:p>
-        </w:tc>
-      </w:tr>
-      <w:tr>
-        <w:tc>
-          <w:tcPr>
-            <w:tcW w:type="dxa" w:w="1662"/>
-            <w:tcBorders>
-              <w:top w:val="single" w:sz="4" w:color="DDE5EF"/>
-              <w:left w:val="single" w:sz="4" w:color="DDE5EF"/>
-              <w:bottom w:val="single" w:sz="4" w:color="DDE5EF"/>
-              <w:right w:val="single" w:sz="4" w:color="DDE5EF"/>
-            </w:tcBorders>
-          </w:tcPr>
-          <w:p>
-            <w:pPr>
-              <w:spacing w:after="0"/>
-            </w:pPr>
-            <w:r>
-              <w:rPr>
-                <w:sz w:val="22"/>
-              </w:rPr>
-              <w:t>SR-13</w:t>
-            </w:r>
-          </w:p>
-        </w:tc>
-        <w:tc>
-          <w:tcPr>
-            <w:tcW w:type="dxa" w:w="1662"/>
-            <w:tcBorders>
-              <w:top w:val="single" w:sz="4" w:color="DDE5EF"/>
-              <w:left w:val="single" w:sz="4" w:color="DDE5EF"/>
-              <w:bottom w:val="single" w:sz="4" w:color="DDE5EF"/>
-              <w:right w:val="single" w:sz="4" w:color="DDE5EF"/>
-            </w:tcBorders>
-          </w:tcPr>
-          <w:p>
-            <w:pPr>
-              <w:spacing w:after="0"/>
-            </w:pPr>
-            <w:r>
-              <w:rPr>
-                <w:b/>
-                <w:sz w:val="22"/>
-              </w:rPr>
-              <w:t>Talent:</w:t>
-            </w:r>
-            <w:r>
-              <w:rPr>
-                <w:sz w:val="22"/>
-              </w:rPr>
-              <w:t xml:space="preserve"> Distributed-systems / Byzantine-tolerant engineering scarcity</w:t>
-            </w:r>
-          </w:p>
-        </w:tc>
-        <w:tc>
-          <w:tcPr>
-            <w:tcW w:type="dxa" w:w="1662"/>
-            <w:tcBorders>
-              <w:top w:val="single" w:sz="4" w:color="DDE5EF"/>
-              <w:left w:val="single" w:sz="4" w:color="DDE5EF"/>
-              <w:bottom w:val="single" w:sz="4" w:color="DDE5EF"/>
-              <w:right w:val="single" w:sz="4" w:color="DDE5EF"/>
-            </w:tcBorders>
-          </w:tcPr>
-          <w:p>
-            <w:pPr>
-              <w:spacing w:after="0"/>
-            </w:pPr>
-            <w:r>
-              <w:rPr>
-                <w:sz w:val="22"/>
-              </w:rPr>
-              <w:t>M</w:t>
-            </w:r>
-          </w:p>
-        </w:tc>
-        <w:tc>
-          <w:tcPr>
-            <w:tcW w:type="dxa" w:w="1662"/>
-            <w:tcBorders>
-              <w:top w:val="single" w:sz="4" w:color="DDE5EF"/>
-              <w:left w:val="single" w:sz="4" w:color="DDE5EF"/>
-              <w:bottom w:val="single" w:sz="4" w:color="DDE5EF"/>
-              <w:right w:val="single" w:sz="4" w:color="DDE5EF"/>
-            </w:tcBorders>
-          </w:tcPr>
-          <w:p>
-            <w:pPr>
-              <w:spacing w:after="0"/>
-            </w:pPr>
-            <w:r>
-              <w:rPr>
-                <w:sz w:val="22"/>
-              </w:rPr>
-              <w:t>M</w:t>
-            </w:r>
-          </w:p>
-        </w:tc>
-        <w:tc>
-          <w:tcPr>
-            <w:tcW w:type="dxa" w:w="1662"/>
-            <w:tcBorders>
-              <w:top w:val="single" w:sz="4" w:color="DDE5EF"/>
-              <w:left w:val="single" w:sz="4" w:color="DDE5EF"/>
-              <w:bottom w:val="single" w:sz="4" w:color="DDE5EF"/>
-              <w:right w:val="single" w:sz="4" w:color="DDE5EF"/>
-            </w:tcBorders>
-          </w:tcPr>
-          <w:p>
-            <w:pPr>
-              <w:spacing w:after="0"/>
-            </w:pPr>
-            <w:r>
-              <w:rPr>
-                <w:sz w:val="22"/>
-              </w:rPr>
-              <w:t>Scope Mode-B-peer as post-CDR extension; talent partnerships (CCD-COE [R-21])</w:t>
-            </w:r>
-          </w:p>
-        </w:tc>
-        <w:tc>
-          <w:tcPr>
-            <w:tcW w:type="dxa" w:w="1662"/>
-            <w:tcBorders>
-              <w:top w:val="single" w:sz="4" w:color="DDE5EF"/>
-              <w:left w:val="single" w:sz="4" w:color="DDE5EF"/>
-              <w:bottom w:val="single" w:sz="4" w:color="DDE5EF"/>
-              <w:right w:val="single" w:sz="4" w:color="DDE5EF"/>
-            </w:tcBorders>
-          </w:tcPr>
-          <w:p>
-            <w:pPr>
-              <w:spacing w:after="0"/>
-            </w:pPr>
-            <w:r>
-              <w:rPr>
-                <w:sz w:val="22"/>
-              </w:rPr>
-              <w:t>Engineering leadership</w:t>
-            </w:r>
-          </w:p>
-        </w:tc>
-      </w:tr>
-      <w:tr>
-        <w:tc>
-          <w:tcPr>
-            <w:tcW w:type="dxa" w:w="1662"/>
-            <w:tcBorders>
-              <w:top w:val="single" w:sz="4" w:color="DDE5EF"/>
-              <w:left w:val="single" w:sz="4" w:color="DDE5EF"/>
-              <w:bottom w:val="single" w:sz="4" w:color="DDE5EF"/>
-              <w:right w:val="single" w:sz="4" w:color="DDE5EF"/>
-            </w:tcBorders>
-          </w:tcPr>
-          <w:p>
-            <w:pPr>
-              <w:spacing w:after="0"/>
-            </w:pPr>
-            <w:r>
-              <w:rPr>
-                <w:sz w:val="22"/>
-              </w:rPr>
-              <w:t>SR-14</w:t>
-            </w:r>
-          </w:p>
-        </w:tc>
-        <w:tc>
-          <w:tcPr>
-            <w:tcW w:type="dxa" w:w="1662"/>
-            <w:tcBorders>
-              <w:top w:val="single" w:sz="4" w:color="DDE5EF"/>
-              <w:left w:val="single" w:sz="4" w:color="DDE5EF"/>
-              <w:bottom w:val="single" w:sz="4" w:color="DDE5EF"/>
-              <w:right w:val="single" w:sz="4" w:color="DDE5EF"/>
-            </w:tcBorders>
-          </w:tcPr>
-          <w:p>
-            <w:pPr>
-              <w:spacing w:after="0"/>
-            </w:pPr>
-            <w:r>
-              <w:rPr>
-                <w:b/>
-                <w:sz w:val="22"/>
-              </w:rPr>
-              <w:t>Supply chain:</w:t>
-            </w:r>
-            <w:r>
-              <w:rPr>
-                <w:sz w:val="22"/>
-              </w:rPr>
-              <w:t xml:space="preserve"> Compromised dependency in signed-content build chain</w:t>
-            </w:r>
-          </w:p>
-        </w:tc>
-        <w:tc>
-          <w:tcPr>
-            <w:tcW w:type="dxa" w:w="1662"/>
-            <w:tcBorders>
-              <w:top w:val="single" w:sz="4" w:color="DDE5EF"/>
-              <w:left w:val="single" w:sz="4" w:color="DDE5EF"/>
-              <w:bottom w:val="single" w:sz="4" w:color="DDE5EF"/>
-              <w:right w:val="single" w:sz="4" w:color="DDE5EF"/>
-            </w:tcBorders>
-          </w:tcPr>
-          <w:p>
-            <w:pPr>
-              <w:spacing w:after="0"/>
-            </w:pPr>
-            <w:r>
-              <w:rPr>
-                <w:sz w:val="22"/>
-              </w:rPr>
-              <w:t>L-M</w:t>
-            </w:r>
-          </w:p>
-        </w:tc>
-        <w:tc>
-          <w:tcPr>
-            <w:tcW w:type="dxa" w:w="1662"/>
-            <w:tcBorders>
-              <w:top w:val="single" w:sz="4" w:color="DDE5EF"/>
-              <w:left w:val="single" w:sz="4" w:color="DDE5EF"/>
-              <w:bottom w:val="single" w:sz="4" w:color="DDE5EF"/>
-              <w:right w:val="single" w:sz="4" w:color="DDE5EF"/>
-            </w:tcBorders>
-          </w:tcPr>
-          <w:p>
-            <w:pPr>
-              <w:spacing w:after="0"/>
-            </w:pPr>
-            <w:r>
-              <w:rPr>
-                <w:sz w:val="22"/>
-              </w:rPr>
-              <w:t>H</w:t>
-            </w:r>
-          </w:p>
-        </w:tc>
-        <w:tc>
-          <w:tcPr>
-            <w:tcW w:type="dxa" w:w="1662"/>
-            <w:tcBorders>
-              <w:top w:val="single" w:sz="4" w:color="DDE5EF"/>
-              <w:left w:val="single" w:sz="4" w:color="DDE5EF"/>
-              <w:bottom w:val="single" w:sz="4" w:color="DDE5EF"/>
-              <w:right w:val="single" w:sz="4" w:color="DDE5EF"/>
-            </w:tcBorders>
-          </w:tcPr>
-          <w:p>
-            <w:pPr>
-              <w:spacing w:after="0"/>
-            </w:pPr>
-            <w:r>
-              <w:rPr>
-                <w:sz w:val="22"/>
-              </w:rPr>
-              <w:t>SBOM; SLSA-3 attestation; reproducible builds; NT-20 negative test (Deliv. 06 §12)</w:t>
-            </w:r>
-          </w:p>
-        </w:tc>
-        <w:tc>
-          <w:tcPr>
-            <w:tcW w:type="dxa" w:w="1662"/>
-            <w:tcBorders>
-              <w:top w:val="single" w:sz="4" w:color="DDE5EF"/>
-              <w:left w:val="single" w:sz="4" w:color="DDE5EF"/>
-              <w:bottom w:val="single" w:sz="4" w:color="DDE5EF"/>
-              <w:right w:val="single" w:sz="4" w:color="DDE5EF"/>
-            </w:tcBorders>
-          </w:tcPr>
-          <w:p>
-            <w:pPr>
-              <w:spacing w:after="0"/>
-            </w:pPr>
-            <w:r>
-              <w:rPr>
-                <w:sz w:val="22"/>
-              </w:rPr>
-              <w:t>Chief Cyber Architect</w:t>
             </w:r>
           </w:p>
         </w:tc>
@@ -13088,7 +12524,318 @@
         <w:rPr>
           <w:sz w:val="22"/>
         </w:rPr>
-        <w:t>. Most risks (SR-01, SR-02, SR-03, SR-04, SR-05, SR-08, SR-09, SR-11, SR-12, SR-13) are mitigated through specific programmatic, political or technical actions. SR-06 (SWaP-constrained performance) is partially avoided by scoping Mode A to a known-feasible footprint while leaving Mode B / C scaling to subsequent node classes. SR-07 (Level-1 accreditation) is partially avoided by shipping Mode A/B without protective action initially. SR-10 (adversarial trust poisoning) is structurally accepted at baseline because the relevant control (Byzantine-tolerant fusion) is scoped to the post-CDR Mode-B-peer extension; baseline residual risk is mitigated through provenance and triage. SR-14 (supply chain) combines mitigation (SBOM, attestation) with transfer (vendor liability under procurement contracts). The register is reviewed quarterly and the four-category split is intended to keep the board's attention focused on residual risk rather than on risk identification.</w:t>
+        <w:t xml:space="preserve">. The ten risks are all primarily </w:t>
+      </w:r>
+      <w:r>
+        <w:rPr>
+          <w:i/>
+          <w:sz w:val="22"/>
+        </w:rPr>
+        <w:t>mitigated</w:t>
+      </w:r>
+      <w:r>
+        <w:rPr>
+          <w:sz w:val="22"/>
+        </w:rPr>
+        <w:t xml:space="preserve"> through specific programmatic, political, organisational, or technical actions — none of them is purely accepted or transferred. SR-07 (national budget cut) is combined mitigation plus partial </w:t>
+      </w:r>
+      <w:r>
+        <w:rPr>
+          <w:i/>
+          <w:sz w:val="22"/>
+        </w:rPr>
+        <w:t>avoidance</w:t>
+      </w:r>
+      <w:r>
+        <w:rPr>
+          <w:sz w:val="22"/>
+        </w:rPr>
+        <w:t xml:space="preserve"> through the parallel-derisking path on Eurodrone and Eurofighter LTE. SR-10 (strategic-source revalidation) is a controlled </w:t>
+      </w:r>
+      <w:r>
+        <w:rPr>
+          <w:i/>
+          <w:sz w:val="22"/>
+        </w:rPr>
+        <w:t>accept-and-refresh</w:t>
+      </w:r>
+      <w:r>
+        <w:rPr>
+          <w:sz w:val="22"/>
+        </w:rPr>
+        <w:t>: the underlying epistemic exposure is accepted on the understanding that the 2026 source refresh closes it. The register is reviewed quarterly and the residual-risk picture after mitigations is visualised in §6.3.3.</w:t>
+      </w:r>
+    </w:p>
+    <w:p>
+      <w:pPr>
+        <w:pStyle w:val="Heading3"/>
+      </w:pPr>
+      <w:r>
+        <w:t>6.3.2 Risk narratives</w:t>
+      </w:r>
+    </w:p>
+    <w:p>
+      <w:pPr>
+        <w:spacing w:after="120"/>
+      </w:pPr>
+      <w:r>
+        <w:rPr>
+          <w:sz w:val="22"/>
+        </w:rPr>
+        <w:t>Each entry below expands the corresponding row of the register with a short narrative — what the risk actually is, why it matters, and how the mitigation is intended to work.</w:t>
+      </w:r>
+    </w:p>
+    <w:p>
+      <w:pPr>
+        <w:spacing w:after="120"/>
+      </w:pPr>
+      <w:r>
+        <w:rPr>
+          <w:b/>
+          <w:sz w:val="22"/>
+        </w:rPr>
+        <w:t>SR-01 — MARS schema freezes without SPARTA trust object inside.</w:t>
+      </w:r>
+      <w:r>
+        <w:rPr>
+          <w:sz w:val="22"/>
+        </w:rPr>
+        <w:t xml:space="preserve"> The most consequential risk in the whole register. If the FCAS Combat Cloud canonical data schema closes for revision in 2028–2029 without SPARTA's trust objects included, every downstream revenue stream is hollowed out: the recurring-services case collapses and the adjacent-programme reuse erodes. This is the risk that sets the Q3 2026 deadline. Miss that gate, and the financial model shifts toward the §5.3.2 downside or no-go scenarios.</w:t>
+      </w:r>
+    </w:p>
+    <w:p>
+      <w:pPr>
+        <w:spacing w:after="120"/>
+      </w:pPr>
+      <w:r>
+        <w:rPr>
+          <w:b/>
+          <w:sz w:val="22"/>
+        </w:rPr>
+        <w:t>SR-02 — Airbus DS decision-rhythm slower than the schema-freeze window.</w:t>
+      </w:r>
+      <w:r>
+        <w:rPr>
+          <w:sz w:val="22"/>
+        </w:rPr>
+        <w:t xml:space="preserve"> The plan's entire investment thesis rests on acting before a strategic window closes. The five §8 acceptance conditions require decisions on a cadence that has historically taken Airbus DS multi-quarter to multi-year (per the 18+ month Phase 1B workshare precedent [R-1][R-14]). If Airbus DS cannot act at that speed, the asymmetric value-creation argument starts to erode because every month of decision delay is approximately a month of Phase 2 slip, which costs ~€3 M of NPV per month at the linear-elasticity approximation from the sensitivity analysis (§5.3.3).</w:t>
+      </w:r>
+    </w:p>
+    <w:p>
+      <w:pPr>
+        <w:spacing w:after="120"/>
+      </w:pPr>
+      <w:r>
+        <w:rPr>
+          <w:b/>
+          <w:sz w:val="22"/>
+        </w:rPr>
+        <w:t>SR-03 — Workshare re-opens if SPARTA is framed as a new pillar.</w:t>
+      </w:r>
+      <w:r>
+        <w:rPr>
+          <w:sz w:val="22"/>
+        </w:rPr>
+        <w:t xml:space="preserve"> The Phase 1B workshare negotiation took 18+ months in 2021–2022 to close [R-1]. Any framing of SPARTA as a "new pillar" rather than a Pillar 4 overlay would re-open that negotiation, costing time, political capital, and potentially the workshare itself. The mitigation is procedural rather than technical: SPARTA must never be proposed as a new pillar, in any document or industry briefing.</w:t>
+      </w:r>
+    </w:p>
+    <w:p>
+      <w:pPr>
+        <w:spacing w:after="120"/>
+      </w:pPr>
+      <w:r>
+        <w:rPr>
+          <w:b/>
+          <w:sz w:val="22"/>
+        </w:rPr>
+        <w:t>SR-04 — Indra sovereign-cyber objection.</w:t>
+      </w:r>
+      <w:r>
+        <w:rPr>
+          <w:sz w:val="22"/>
+        </w:rPr>
+        <w:t xml:space="preserve"> Indra is the FCAS Pillar 5 (Sensors) prime and carries Spanish national-cyber heritage. If SPARTA appears to displace Indra's cyber-product line, Spanish sovereign-cyber politics could push back. The mitigation is the joint-demonstration plan on the TSOC adjudication interface, which converts Indra from a potential rival into a downstream complement.</w:t>
+      </w:r>
+    </w:p>
+    <w:p>
+      <w:pPr>
+        <w:spacing w:after="120"/>
+      </w:pPr>
+      <w:r>
+        <w:rPr>
+          <w:b/>
+          <w:sz w:val="22"/>
+        </w:rPr>
+        <w:t>SR-05 — Dassault objection that trust constrains NGF autonomy.</w:t>
+      </w:r>
+      <w:r>
+        <w:rPr>
+          <w:sz w:val="22"/>
+        </w:rPr>
+        <w:t xml:space="preserve"> Dassault Aviation, as the NGF (Next Generation Fighter) prime, has historically defended platform-internal authority. If SPARTA were perceived as constraining NGF mission-system behaviour, Dassault could resist publicly. The structural mitigation is that SPARTA is advisory-only by design constraint (SYS-DC-001), with no command authority over the platform.</w:t>
+      </w:r>
+    </w:p>
+    <w:p>
+      <w:pPr>
+        <w:spacing w:after="120"/>
+      </w:pPr>
+      <w:r>
+        <w:rPr>
+          <w:b/>
+          <w:sz w:val="22"/>
+        </w:rPr>
+        <w:t>SR-06 — US mission-cyber vendors set NATO standard before FCAS.</w:t>
+      </w:r>
+      <w:r>
+        <w:rPr>
+          <w:sz w:val="22"/>
+        </w:rPr>
+        <w:t xml:space="preserve"> Anduril, Palantir and Shift5 [R-18] are competing aggressively for NATO-level mission-edge cyber positioning. They have software-first cultures, fast release cadences, and active marketing. If they establish a de-facto NATO standard before FCAS publishes one, Airbus DS ends up integrating to their contract rather than setting its own. The mitigation only works if executed in the same 2026–2029 window — after 2029 the standard-setting opportunity is gone.</w:t>
+      </w:r>
+    </w:p>
+    <w:p>
+      <w:pPr>
+        <w:spacing w:after="120"/>
+      </w:pPr>
+      <w:r>
+        <w:rPr>
+          <w:b/>
+          <w:sz w:val="22"/>
+        </w:rPr>
+        <w:t>SR-07 — National budget cut delays Phase 1B / demonstrator.</w:t>
+      </w:r>
+      <w:r>
+        <w:rPr>
+          <w:sz w:val="22"/>
+        </w:rPr>
+        <w:t xml:space="preserve"> FCAS funding passes through three national parliaments (PLF in France, Bundeshaushalt in Germany, PGE in Spain). Any one of them can delay or reduce the next contracted tranche. The mitigation is the parallel-derisking path on Eurodrone and Eurofighter LTE — SPARTA milestones are decoupled from the FCAS critical path so a single national budget event does not collapse the case.</w:t>
+      </w:r>
+    </w:p>
+    <w:p>
+      <w:pPr>
+        <w:spacing w:after="120"/>
+      </w:pPr>
+      <w:r>
+        <w:rPr>
+          <w:b/>
+          <w:sz w:val="22"/>
+        </w:rPr>
+        <w:t>SR-08 — Airbus DS / Airbus Protect organisational friction.</w:t>
+      </w:r>
+      <w:r>
+        <w:rPr>
+          <w:sz w:val="22"/>
+        </w:rPr>
+        <w:t xml:space="preserve"> Possible turf conflict between the SPARTA programme and the existing Airbus Protect cyber business unit on overlapping go-to-market or content-pipeline scope. The mitigation is a joint go-to-market agreement at Airbus DS divisional level that fixes responsibilities and revenue sharing before they become contested.</w:t>
+      </w:r>
+    </w:p>
+    <w:p>
+      <w:pPr>
+        <w:spacing w:after="120"/>
+      </w:pPr>
+      <w:r>
+        <w:rPr>
+          <w:b/>
+          <w:sz w:val="22"/>
+        </w:rPr>
+        <w:t>SR-09 — NIS2 / Cyber Resilience Act scope creep.</w:t>
+      </w:r>
+      <w:r>
+        <w:rPr>
+          <w:sz w:val="22"/>
+        </w:rPr>
+        <w:t xml:space="preserve"> EU regulatory delegated acts could expand SPARTA's compliance scope mid-execution (auditability, incident-reporting, supply-chain-security obligations may all evolve). The mitigation is quarterly tracking of delegated acts and pre-emptive alignment of the P4 signed-content release process to the auditability requirements that are most likely to land.</w:t>
+      </w:r>
+    </w:p>
+    <w:p>
+      <w:pPr>
+        <w:spacing w:after="120"/>
+      </w:pPr>
+      <w:r>
+        <w:rPr>
+          <w:b/>
+          <w:sz w:val="22"/>
+        </w:rPr>
+        <w:t>SR-10 — 2019–2024 FCAS anchors require 2026 revalidation.</w:t>
+      </w:r>
+      <w:r>
+        <w:rPr>
+          <w:sz w:val="22"/>
+        </w:rPr>
+        <w:t xml:space="preserve"> The strategic claims in this analysis rest on primary sources dated 2017–2024. A material 2025 / 2026 programme event (Phase 1B re-negotiation, schedule slip, workshare change) could move the base case significantly. The source register of this analysis should be refreshed at T0+3 months and the model re-run with whatever 2026 reality looks like at that point. This risk is the corresponding entry to open point OP-STRAT-01.</w:t>
+      </w:r>
+    </w:p>
+    <w:p>
+      <w:pPr>
+        <w:pStyle w:val="Heading3"/>
+      </w:pPr>
+      <w:r>
+        <w:t>6.3.3 Pre- and post-mitigation visualisation</w:t>
+      </w:r>
+    </w:p>
+    <w:p>
+      <w:pPr>
+        <w:spacing w:after="120"/>
+      </w:pPr>
+      <w:r>
+        <w:rPr>
+          <w:sz w:val="22"/>
+        </w:rPr>
+        <w:t>The figure below plots each strategic risk on a 5×5 likelihood × impact heatmap in both its pre-mitigation (gross) state and its post-mitigation (residual) state. Red dots show the gross-risk position; green dots show the residual position after the mitigations in the register are applied; arrows show the effect of the mitigation. Zone colours are conventional (green for low aggregate severity, yellow for moderate, orange for high, red for critical).</w:t>
+      </w:r>
+    </w:p>
+    <w:p>
+      <w:pPr>
+        <w:spacing w:before="120" w:after="40"/>
+        <w:jc w:val="center"/>
+      </w:pPr>
+      <w:r>
+        <w:drawing>
+          <wp:inline xmlns:a="http://schemas.openxmlformats.org/drawingml/2006/main" xmlns:pic="http://schemas.openxmlformats.org/drawingml/2006/picture">
+            <wp:extent cx="5943600" cy="3874347"/>
+            <wp:docPr id="7" name="Picture 7"/>
+            <wp:cNvGraphicFramePr>
+              <a:graphicFrameLocks noChangeAspect="1"/>
+            </wp:cNvGraphicFramePr>
+            <a:graphic>
+              <a:graphicData uri="http://schemas.openxmlformats.org/drawingml/2006/picture">
+                <pic:pic>
+                  <pic:nvPicPr>
+                    <pic:cNvPr id="0" name="fig7.png"/>
+                    <pic:cNvPicPr/>
+                  </pic:nvPicPr>
+                  <pic:blipFill>
+                    <a:blip r:embed="rId16"/>
+                    <a:stretch>
+                      <a:fillRect/>
+                    </a:stretch>
+                  </pic:blipFill>
+                  <pic:spPr>
+                    <a:xfrm>
+                      <a:off x="0" y="0"/>
+                      <a:ext cx="5943600" cy="3874347"/>
+                    </a:xfrm>
+                    <a:prstGeom prst="rect"/>
+                  </pic:spPr>
+                </pic:pic>
+              </a:graphicData>
+            </a:graphic>
+          </wp:inline>
+        </w:drawing>
+      </w:r>
+    </w:p>
+    <w:p>
+      <w:pPr>
+        <w:spacing w:before="0" w:after="120"/>
+        <w:jc w:val="center"/>
+      </w:pPr>
+      <w:r>
+        <w:rPr>
+          <w:i/>
+          <w:color w:val="52627A"/>
+          <w:sz w:val="19"/>
+        </w:rPr>
+        <w:t>Figure 7. Risk heatmap — pre- and post-mitigation state of each strategic risk (SR-01..SR-10). Red dots = gross risk before mitigation. Green dots = residual risk after mitigation. Arrows = effect of the mitigation in the register. How to read this figure. The further up-and-to-the-right a dot sits, the more severe the risk; the longer the arrow, the more effective the planned mitigation. Engineering significance. The figure makes the residual-risk picture board-reviewable in one image: every arrow shortens the distance to the green zone, no risk remains in the red zone after mitigation, and the two highest-residual items (SR-01 and SR-02) are exactly the two risks that the §8 acceptance conditions are designed to act on in 2026. Limitations. Pre/post positions are analyst-set estimates expressing the qualitative L and I categories on a continuous 1–5 scale (Low = 2, L-M = 2.5, Medium = 3, M-H = 3.5, High = 4, Critical = 5); they are intended to make the relative effect of mitigations visible, not to substitute for a quantitative Monte-Carlo simulation.</w:t>
       </w:r>
     </w:p>
     <w:p>
@@ -14058,7 +13805,7 @@
           <w:color w:val="101A2D"/>
           <w:sz w:val="22"/>
         </w:rPr>
-        <w:t xml:space="preserve">• </w:t>
+        <w:t xml:space="preserve">- </w:t>
       </w:r>
       <w:r>
         <w:rPr>
@@ -14084,7 +13831,7 @@
           <w:color w:val="101A2D"/>
           <w:sz w:val="22"/>
         </w:rPr>
-        <w:t xml:space="preserve">• </w:t>
+        <w:t xml:space="preserve">- </w:t>
       </w:r>
       <w:r>
         <w:rPr>
@@ -14110,7 +13857,7 @@
           <w:color w:val="101A2D"/>
           <w:sz w:val="22"/>
         </w:rPr>
-        <w:t xml:space="preserve">• </w:t>
+        <w:t xml:space="preserve">- </w:t>
       </w:r>
       <w:r>
         <w:rPr>
@@ -14136,7 +13883,7 @@
           <w:color w:val="101A2D"/>
           <w:sz w:val="22"/>
         </w:rPr>
-        <w:t xml:space="preserve">• </w:t>
+        <w:t xml:space="preserve">- </w:t>
       </w:r>
       <w:r>
         <w:rPr>
@@ -14170,7 +13917,7 @@
           <w:color w:val="101A2D"/>
           <w:sz w:val="22"/>
         </w:rPr>
-        <w:t xml:space="preserve">• </w:t>
+        <w:t xml:space="preserve">- </w:t>
       </w:r>
       <w:r>
         <w:rPr>
@@ -14196,7 +13943,7 @@
           <w:color w:val="101A2D"/>
           <w:sz w:val="22"/>
         </w:rPr>
-        <w:t xml:space="preserve">• </w:t>
+        <w:t xml:space="preserve">- </w:t>
       </w:r>
       <w:r>
         <w:rPr>
@@ -14222,7 +13969,7 @@
           <w:color w:val="101A2D"/>
           <w:sz w:val="22"/>
         </w:rPr>
-        <w:t xml:space="preserve">• </w:t>
+        <w:t xml:space="preserve">- </w:t>
       </w:r>
       <w:r>
         <w:rPr>
@@ -14248,7 +13995,7 @@
           <w:color w:val="101A2D"/>
           <w:sz w:val="22"/>
         </w:rPr>
-        <w:t xml:space="preserve">• </w:t>
+        <w:t xml:space="preserve">- </w:t>
       </w:r>
       <w:r>
         <w:rPr>
@@ -14274,7 +14021,7 @@
           <w:color w:val="101A2D"/>
           <w:sz w:val="22"/>
         </w:rPr>
-        <w:t xml:space="preserve">• </w:t>
+        <w:t xml:space="preserve">- </w:t>
       </w:r>
       <w:r>
         <w:rPr>
@@ -14308,7 +14055,7 @@
           <w:color w:val="101A2D"/>
           <w:sz w:val="22"/>
         </w:rPr>
-        <w:t xml:space="preserve">• </w:t>
+        <w:t xml:space="preserve">- </w:t>
       </w:r>
       <w:r>
         <w:rPr>
@@ -14334,7 +14081,7 @@
           <w:color w:val="101A2D"/>
           <w:sz w:val="22"/>
         </w:rPr>
-        <w:t xml:space="preserve">• </w:t>
+        <w:t xml:space="preserve">- </w:t>
       </w:r>
       <w:r>
         <w:rPr>
@@ -14360,7 +14107,7 @@
           <w:color w:val="101A2D"/>
           <w:sz w:val="22"/>
         </w:rPr>
-        <w:t xml:space="preserve">• </w:t>
+        <w:t xml:space="preserve">- </w:t>
       </w:r>
       <w:r>
         <w:rPr>
@@ -14386,7 +14133,7 @@
           <w:color w:val="101A2D"/>
           <w:sz w:val="22"/>
         </w:rPr>
-        <w:t xml:space="preserve">• </w:t>
+        <w:t xml:space="preserve">- </w:t>
       </w:r>
       <w:r>
         <w:rPr>
@@ -14420,7 +14167,7 @@
           <w:color w:val="101A2D"/>
           <w:sz w:val="22"/>
         </w:rPr>
-        <w:t xml:space="preserve">• </w:t>
+        <w:t xml:space="preserve">- </w:t>
       </w:r>
       <w:r>
         <w:rPr>
@@ -14446,7 +14193,7 @@
           <w:color w:val="101A2D"/>
           <w:sz w:val="22"/>
         </w:rPr>
-        <w:t xml:space="preserve">• </w:t>
+        <w:t xml:space="preserve">- </w:t>
       </w:r>
       <w:r>
         <w:rPr>
@@ -14472,7 +14219,7 @@
           <w:color w:val="101A2D"/>
           <w:sz w:val="22"/>
         </w:rPr>
-        <w:t xml:space="preserve">• </w:t>
+        <w:t xml:space="preserve">- </w:t>
       </w:r>
       <w:r>
         <w:rPr>
@@ -14506,7 +14253,7 @@
           <w:color w:val="101A2D"/>
           <w:sz w:val="22"/>
         </w:rPr>
-        <w:t xml:space="preserve">• </w:t>
+        <w:t xml:space="preserve">- </w:t>
       </w:r>
       <w:r>
         <w:rPr>
@@ -14532,7 +14279,7 @@
           <w:color w:val="101A2D"/>
           <w:sz w:val="22"/>
         </w:rPr>
-        <w:t xml:space="preserve">• </w:t>
+        <w:t xml:space="preserve">- </w:t>
       </w:r>
       <w:r>
         <w:rPr>
@@ -14558,7 +14305,7 @@
           <w:color w:val="101A2D"/>
           <w:sz w:val="22"/>
         </w:rPr>
-        <w:t xml:space="preserve">• </w:t>
+        <w:t xml:space="preserve">- </w:t>
       </w:r>
       <w:r>
         <w:rPr>
@@ -15870,7 +15617,7 @@
               <w:rPr>
                 <w:sz w:val="22"/>
               </w:rPr>
-              <w:t>SR-01 .. SR-14</w:t>
+              <w:t>SR-01 .. SR-10</w:t>
             </w:r>
           </w:p>
         </w:tc>
@@ -15892,7 +15639,7 @@
               <w:rPr>
                 <w:sz w:val="22"/>
               </w:rPr>
-              <w:t>Strategic risks enumerated in §6.3 of this plan — technical, programmatic, political, competitive, regulatory, talent and supply-chain classes.</w:t>
+              <w:t>Strategic risks enumerated in §6.3 of this plan — technical, organisational, programmatic, political, competitive, regulatory and strategic-data classes. Each carries a pre- and post-mitigation position on the §6.3.3 risk heatmap (Figure 7).</w:t>
             </w:r>
           </w:p>
         </w:tc>
@@ -22381,7 +22128,7 @@
         <w:color w:val="52627A"/>
         <w:sz w:val="16"/>
       </w:rPr>
-      <w:t xml:space="preserve">SPARTA Business Plan v2.0 · Review-Ready · 24 April 2026 · Page </w:t>
+      <w:t xml:space="preserve">SPARTA Business Plan v2.0 - Review-Ready - Page </w:t>
     </w:r>
     <w:r>
       <w:fldChar w:fldCharType="begin"/>

--- a/SPARTA_system_definition_datapack/SPARTA_business_plan.docx
+++ b/SPARTA_system_definition_datapack/SPARTA_business_plan.docx
@@ -5668,7 +5668,1949 @@
         <w:rPr>
           <w:sz w:val="22"/>
         </w:rPr>
-        <w:t>SPARTA's steady-state human-resource base is approximately 63 FTE distributed across Edge-Agent engineering (~18 FTE), Tactical Correlator post-CDR extension (~6 FTE), Schema and interface library (~5 FTE), Signed-Content Pipeline (~10 FTE), Integration and support tooling (~6 FTE), Identity and key material (~4 FTE), Assurance and accreditation (~8 FTE), and programme management and partner engagement (~6 FTE). The ramp profile is approximately 25 FTE in 2026–2027 growing to 45 FTE by 2029 and reaching steady state by 2032.</w:t>
+        <w:t>SPARTA is delivered as integration and refinement on top of existing Airbus DS and Airbus Protect assets — not as a greenfield programme. The realistic staffing strategy is therefore a small, focused SPARTA-specific team supplemented by part-time allocation from existing pools (Airbus Protect content cell, CymID® PKI operations, FCAS Programme Office, platform-integration teams, connectivity team).</w:t>
+      </w:r>
+    </w:p>
+    <w:p>
+      <w:pPr>
+        <w:spacing w:after="120"/>
+      </w:pPr>
+      <w:r>
+        <w:rPr>
+          <w:sz w:val="22"/>
+        </w:rPr>
+        <w:t xml:space="preserve">SPARTA's </w:t>
+      </w:r>
+      <w:r>
+        <w:rPr>
+          <w:b/>
+          <w:sz w:val="22"/>
+        </w:rPr>
+        <w:t>dedicated</w:t>
+      </w:r>
+      <w:r>
+        <w:rPr>
+          <w:sz w:val="22"/>
+        </w:rPr>
+        <w:t xml:space="preserve"> steady-state team is approximately </w:t>
+      </w:r>
+      <w:r>
+        <w:rPr>
+          <w:b/>
+          <w:sz w:val="22"/>
+        </w:rPr>
+        <w:t>20 FTE</w:t>
+      </w:r>
+      <w:r>
+        <w:rPr>
+          <w:sz w:val="22"/>
+        </w:rPr>
+        <w:t xml:space="preserve">, distributed across Edge-Agent engineering (~6 FTE), Cyber-content authors (~3 FTE), Accreditation experts (~2–3 FTE), Programme management &amp; partnership leads (~2–3 FTE), Test/integration/tooling (~2 FTE), Data-contract experts (~1–2 FTE), Identity &amp; key-material specialist (~1 FTE), and the Tactical Correlator post-CDR extension (~0–2 FTE, contingent on board authorisation of the Mode-B-peer extension). A further </w:t>
+      </w:r>
+      <w:r>
+        <w:rPr>
+          <w:b/>
+          <w:sz w:val="22"/>
+        </w:rPr>
+        <w:t>~8 FTE-equivalent</w:t>
+      </w:r>
+      <w:r>
+        <w:rPr>
+          <w:sz w:val="22"/>
+        </w:rPr>
+        <w:t xml:space="preserve"> of allocated time from existing Airbus DS / Airbus Protect teams supports the dedicated team without net-new headcount.</w:t>
+      </w:r>
+    </w:p>
+    <w:p>
+      <w:pPr>
+        <w:spacing w:after="120"/>
+      </w:pPr>
+      <w:r>
+        <w:rPr>
+          <w:sz w:val="22"/>
+        </w:rPr>
+        <w:t xml:space="preserve">The ramp profile of the dedicated team is approximately </w:t>
+      </w:r>
+      <w:r>
+        <w:rPr>
+          <w:b/>
+          <w:sz w:val="22"/>
+        </w:rPr>
+        <w:t>11 FTE in 2026–2027</w:t>
+      </w:r>
+      <w:r>
+        <w:rPr>
+          <w:sz w:val="22"/>
+        </w:rPr>
+        <w:t xml:space="preserve"> (stand-up phase) growing to </w:t>
+      </w:r>
+      <w:r>
+        <w:rPr>
+          <w:b/>
+          <w:sz w:val="22"/>
+        </w:rPr>
+        <w:t>18 FTE by 2028–2029</w:t>
+      </w:r>
+      <w:r>
+        <w:rPr>
+          <w:sz w:val="22"/>
+        </w:rPr>
+        <w:t xml:space="preserve"> (build &amp; demonstrate), </w:t>
+      </w:r>
+      <w:r>
+        <w:rPr>
+          <w:b/>
+          <w:sz w:val="22"/>
+        </w:rPr>
+        <w:t>21 FTE by 2030–2032</w:t>
+      </w:r>
+      <w:r>
+        <w:rPr>
+          <w:sz w:val="22"/>
+        </w:rPr>
+        <w:t xml:space="preserve"> (industrialise), and stabilising at </w:t>
+      </w:r>
+      <w:r>
+        <w:rPr>
+          <w:b/>
+          <w:sz w:val="22"/>
+        </w:rPr>
+        <w:t>~19 FTE from 2032 onward</w:t>
+      </w:r>
+      <w:r>
+        <w:rPr>
+          <w:sz w:val="22"/>
+        </w:rPr>
+        <w:t xml:space="preserve"> (sustain &amp; grow), with two of those FTE conditional on the post-CDR Mode-B-peer extension being authorised.</w:t>
+      </w:r>
+    </w:p>
+    <w:tbl>
+      <w:tblPr>
+        <w:tblStyle w:val="TableGrid"/>
+        <w:tblW w:type="auto" w:w="0"/>
+        <w:jc w:val="center"/>
+        <w:tblLayout w:type="autofit"/>
+        <w:tblLook w:firstColumn="1" w:firstRow="1" w:lastColumn="0" w:lastRow="0" w:noHBand="0" w:noVBand="1" w:val="04A0"/>
+      </w:tblPr>
+      <w:tblGrid>
+        <w:gridCol w:w="1662"/>
+        <w:gridCol w:w="1662"/>
+        <w:gridCol w:w="1662"/>
+        <w:gridCol w:w="1662"/>
+        <w:gridCol w:w="1662"/>
+        <w:gridCol w:w="1662"/>
+      </w:tblGrid>
+      <w:tr>
+        <w:tc>
+          <w:tcPr>
+            <w:tcW w:type="dxa" w:w="1662"/>
+            <w:tcBorders>
+              <w:top w:val="single" w:sz="4" w:color="DDE5EF"/>
+              <w:left w:val="single" w:sz="4" w:color="DDE5EF"/>
+              <w:bottom w:val="single" w:sz="4" w:color="DDE5EF"/>
+              <w:right w:val="single" w:sz="4" w:color="DDE5EF"/>
+            </w:tcBorders>
+            <w:shd w:val="clear" w:color="auto" w:fill="EAF1F8"/>
+          </w:tcPr>
+          <w:p>
+            <w:pPr>
+              <w:spacing w:after="0"/>
+            </w:pPr>
+            <w:r>
+              <w:rPr>
+                <w:b/>
+                <w:color w:val="1F4E79"/>
+                <w:sz w:val="20"/>
+              </w:rPr>
+              <w:t>Component</w:t>
+            </w:r>
+          </w:p>
+        </w:tc>
+        <w:tc>
+          <w:tcPr>
+            <w:tcW w:type="dxa" w:w="1662"/>
+            <w:tcBorders>
+              <w:top w:val="single" w:sz="4" w:color="DDE5EF"/>
+              <w:left w:val="single" w:sz="4" w:color="DDE5EF"/>
+              <w:bottom w:val="single" w:sz="4" w:color="DDE5EF"/>
+              <w:right w:val="single" w:sz="4" w:color="DDE5EF"/>
+            </w:tcBorders>
+            <w:shd w:val="clear" w:color="auto" w:fill="EAF1F8"/>
+          </w:tcPr>
+          <w:p>
+            <w:pPr>
+              <w:spacing w:after="0"/>
+            </w:pPr>
+            <w:r>
+              <w:rPr>
+                <w:b/>
+                <w:color w:val="1F4E79"/>
+                <w:sz w:val="20"/>
+              </w:rPr>
+              <w:t>P1 stand-up</w:t>
+            </w:r>
+            <w:r>
+              <w:rPr>
+                <w:b/>
+                <w:color w:val="1F4E79"/>
+                <w:sz w:val="20"/>
+              </w:rPr>
+              <w:br/>
+            </w:r>
+            <w:r>
+              <w:rPr>
+                <w:b/>
+                <w:color w:val="1F4E79"/>
+                <w:sz w:val="20"/>
+              </w:rPr>
+              <w:t>(2026–2027)</w:t>
+            </w:r>
+          </w:p>
+        </w:tc>
+        <w:tc>
+          <w:tcPr>
+            <w:tcW w:type="dxa" w:w="1662"/>
+            <w:tcBorders>
+              <w:top w:val="single" w:sz="4" w:color="DDE5EF"/>
+              <w:left w:val="single" w:sz="4" w:color="DDE5EF"/>
+              <w:bottom w:val="single" w:sz="4" w:color="DDE5EF"/>
+              <w:right w:val="single" w:sz="4" w:color="DDE5EF"/>
+            </w:tcBorders>
+            <w:shd w:val="clear" w:color="auto" w:fill="EAF1F8"/>
+          </w:tcPr>
+          <w:p>
+            <w:pPr>
+              <w:spacing w:after="0"/>
+            </w:pPr>
+            <w:r>
+              <w:rPr>
+                <w:b/>
+                <w:color w:val="1F4E79"/>
+                <w:sz w:val="20"/>
+              </w:rPr>
+              <w:t>P2 build &amp; demonstrate</w:t>
+            </w:r>
+            <w:r>
+              <w:rPr>
+                <w:b/>
+                <w:color w:val="1F4E79"/>
+                <w:sz w:val="20"/>
+              </w:rPr>
+              <w:br/>
+            </w:r>
+            <w:r>
+              <w:rPr>
+                <w:b/>
+                <w:color w:val="1F4E79"/>
+                <w:sz w:val="20"/>
+              </w:rPr>
+              <w:t>(2028–2029)</w:t>
+            </w:r>
+          </w:p>
+        </w:tc>
+        <w:tc>
+          <w:tcPr>
+            <w:tcW w:type="dxa" w:w="1662"/>
+            <w:tcBorders>
+              <w:top w:val="single" w:sz="4" w:color="DDE5EF"/>
+              <w:left w:val="single" w:sz="4" w:color="DDE5EF"/>
+              <w:bottom w:val="single" w:sz="4" w:color="DDE5EF"/>
+              <w:right w:val="single" w:sz="4" w:color="DDE5EF"/>
+            </w:tcBorders>
+            <w:shd w:val="clear" w:color="auto" w:fill="EAF1F8"/>
+          </w:tcPr>
+          <w:p>
+            <w:pPr>
+              <w:spacing w:after="0"/>
+            </w:pPr>
+            <w:r>
+              <w:rPr>
+                <w:b/>
+                <w:color w:val="1F4E79"/>
+                <w:sz w:val="20"/>
+              </w:rPr>
+              <w:t>P3 industrialise</w:t>
+            </w:r>
+            <w:r>
+              <w:rPr>
+                <w:b/>
+                <w:color w:val="1F4E79"/>
+                <w:sz w:val="20"/>
+              </w:rPr>
+              <w:br/>
+            </w:r>
+            <w:r>
+              <w:rPr>
+                <w:b/>
+                <w:color w:val="1F4E79"/>
+                <w:sz w:val="20"/>
+              </w:rPr>
+              <w:t>(2030–2032)</w:t>
+            </w:r>
+          </w:p>
+        </w:tc>
+        <w:tc>
+          <w:tcPr>
+            <w:tcW w:type="dxa" w:w="1662"/>
+            <w:tcBorders>
+              <w:top w:val="single" w:sz="4" w:color="DDE5EF"/>
+              <w:left w:val="single" w:sz="4" w:color="DDE5EF"/>
+              <w:bottom w:val="single" w:sz="4" w:color="DDE5EF"/>
+              <w:right w:val="single" w:sz="4" w:color="DDE5EF"/>
+            </w:tcBorders>
+            <w:shd w:val="clear" w:color="auto" w:fill="EAF1F8"/>
+          </w:tcPr>
+          <w:p>
+            <w:pPr>
+              <w:spacing w:after="0"/>
+            </w:pPr>
+            <w:r>
+              <w:rPr>
+                <w:b/>
+                <w:color w:val="1F4E79"/>
+                <w:sz w:val="20"/>
+              </w:rPr>
+              <w:t>P4 sustain &amp; grow</w:t>
+            </w:r>
+            <w:r>
+              <w:rPr>
+                <w:b/>
+                <w:color w:val="1F4E79"/>
+                <w:sz w:val="20"/>
+              </w:rPr>
+              <w:br/>
+            </w:r>
+            <w:r>
+              <w:rPr>
+                <w:b/>
+                <w:color w:val="1F4E79"/>
+                <w:sz w:val="20"/>
+              </w:rPr>
+              <w:t>(2032–2040)</w:t>
+            </w:r>
+          </w:p>
+        </w:tc>
+        <w:tc>
+          <w:tcPr>
+            <w:tcW w:type="dxa" w:w="1662"/>
+            <w:tcBorders>
+              <w:top w:val="single" w:sz="4" w:color="DDE5EF"/>
+              <w:left w:val="single" w:sz="4" w:color="DDE5EF"/>
+              <w:bottom w:val="single" w:sz="4" w:color="DDE5EF"/>
+              <w:right w:val="single" w:sz="4" w:color="DDE5EF"/>
+            </w:tcBorders>
+            <w:shd w:val="clear" w:color="auto" w:fill="EAF1F8"/>
+          </w:tcPr>
+          <w:p>
+            <w:pPr>
+              <w:spacing w:after="0"/>
+            </w:pPr>
+            <w:r>
+              <w:rPr>
+                <w:b/>
+                <w:color w:val="1F4E79"/>
+                <w:sz w:val="20"/>
+              </w:rPr>
+              <w:t>ROM justification</w:t>
+            </w:r>
+          </w:p>
+        </w:tc>
+      </w:tr>
+      <w:tr>
+        <w:tc>
+          <w:tcPr>
+            <w:tcW w:type="dxa" w:w="1662"/>
+            <w:tcBorders>
+              <w:top w:val="single" w:sz="4" w:color="DDE5EF"/>
+              <w:left w:val="single" w:sz="4" w:color="DDE5EF"/>
+              <w:bottom w:val="single" w:sz="4" w:color="DDE5EF"/>
+              <w:right w:val="single" w:sz="4" w:color="DDE5EF"/>
+            </w:tcBorders>
+          </w:tcPr>
+          <w:p>
+            <w:pPr>
+              <w:spacing w:after="0"/>
+            </w:pPr>
+            <w:r>
+              <w:rPr>
+                <w:sz w:val="22"/>
+              </w:rPr>
+              <w:t>Edge-Agent engineering</w:t>
+            </w:r>
+          </w:p>
+        </w:tc>
+        <w:tc>
+          <w:tcPr>
+            <w:tcW w:type="dxa" w:w="1662"/>
+            <w:tcBorders>
+              <w:top w:val="single" w:sz="4" w:color="DDE5EF"/>
+              <w:left w:val="single" w:sz="4" w:color="DDE5EF"/>
+              <w:bottom w:val="single" w:sz="4" w:color="DDE5EF"/>
+              <w:right w:val="single" w:sz="4" w:color="DDE5EF"/>
+            </w:tcBorders>
+          </w:tcPr>
+          <w:p>
+            <w:pPr>
+              <w:spacing w:after="0"/>
+            </w:pPr>
+            <w:r>
+              <w:rPr>
+                <w:sz w:val="22"/>
+              </w:rPr>
+              <w:t>3</w:t>
+            </w:r>
+          </w:p>
+        </w:tc>
+        <w:tc>
+          <w:tcPr>
+            <w:tcW w:type="dxa" w:w="1662"/>
+            <w:tcBorders>
+              <w:top w:val="single" w:sz="4" w:color="DDE5EF"/>
+              <w:left w:val="single" w:sz="4" w:color="DDE5EF"/>
+              <w:bottom w:val="single" w:sz="4" w:color="DDE5EF"/>
+              <w:right w:val="single" w:sz="4" w:color="DDE5EF"/>
+            </w:tcBorders>
+          </w:tcPr>
+          <w:p>
+            <w:pPr>
+              <w:spacing w:after="0"/>
+            </w:pPr>
+            <w:r>
+              <w:rPr>
+                <w:sz w:val="22"/>
+              </w:rPr>
+              <w:t>5</w:t>
+            </w:r>
+          </w:p>
+        </w:tc>
+        <w:tc>
+          <w:tcPr>
+            <w:tcW w:type="dxa" w:w="1662"/>
+            <w:tcBorders>
+              <w:top w:val="single" w:sz="4" w:color="DDE5EF"/>
+              <w:left w:val="single" w:sz="4" w:color="DDE5EF"/>
+              <w:bottom w:val="single" w:sz="4" w:color="DDE5EF"/>
+              <w:right w:val="single" w:sz="4" w:color="DDE5EF"/>
+            </w:tcBorders>
+          </w:tcPr>
+          <w:p>
+            <w:pPr>
+              <w:spacing w:after="0"/>
+            </w:pPr>
+            <w:r>
+              <w:rPr>
+                <w:sz w:val="22"/>
+              </w:rPr>
+              <w:t>6</w:t>
+            </w:r>
+          </w:p>
+        </w:tc>
+        <w:tc>
+          <w:tcPr>
+            <w:tcW w:type="dxa" w:w="1662"/>
+            <w:tcBorders>
+              <w:top w:val="single" w:sz="4" w:color="DDE5EF"/>
+              <w:left w:val="single" w:sz="4" w:color="DDE5EF"/>
+              <w:bottom w:val="single" w:sz="4" w:color="DDE5EF"/>
+              <w:right w:val="single" w:sz="4" w:color="DDE5EF"/>
+            </w:tcBorders>
+          </w:tcPr>
+          <w:p>
+            <w:pPr>
+              <w:spacing w:after="0"/>
+            </w:pPr>
+            <w:r>
+              <w:rPr>
+                <w:sz w:val="22"/>
+              </w:rPr>
+              <w:t>6</w:t>
+            </w:r>
+          </w:p>
+        </w:tc>
+        <w:tc>
+          <w:tcPr>
+            <w:tcW w:type="dxa" w:w="1662"/>
+            <w:tcBorders>
+              <w:top w:val="single" w:sz="4" w:color="DDE5EF"/>
+              <w:left w:val="single" w:sz="4" w:color="DDE5EF"/>
+              <w:bottom w:val="single" w:sz="4" w:color="DDE5EF"/>
+              <w:right w:val="single" w:sz="4" w:color="DDE5EF"/>
+            </w:tcBorders>
+          </w:tcPr>
+          <w:p>
+            <w:pPr>
+              <w:spacing w:after="0"/>
+            </w:pPr>
+            <w:r>
+              <w:rPr>
+                <w:sz w:val="22"/>
+              </w:rPr>
+              <w:t>Reuses Airbus DS embedded-software platform; SPARTA-specific dev is the detection/triage/transmit pipeline plus integration adapters.</w:t>
+            </w:r>
+          </w:p>
+        </w:tc>
+      </w:tr>
+      <w:tr>
+        <w:tc>
+          <w:tcPr>
+            <w:tcW w:type="dxa" w:w="1662"/>
+            <w:tcBorders>
+              <w:top w:val="single" w:sz="4" w:color="DDE5EF"/>
+              <w:left w:val="single" w:sz="4" w:color="DDE5EF"/>
+              <w:bottom w:val="single" w:sz="4" w:color="DDE5EF"/>
+              <w:right w:val="single" w:sz="4" w:color="DDE5EF"/>
+            </w:tcBorders>
+          </w:tcPr>
+          <w:p>
+            <w:pPr>
+              <w:spacing w:after="0"/>
+            </w:pPr>
+            <w:r>
+              <w:rPr>
+                <w:sz w:val="22"/>
+              </w:rPr>
+              <w:t>Cyber-content authors (SPARTA overlay on Airbus Protect)</w:t>
+            </w:r>
+          </w:p>
+        </w:tc>
+        <w:tc>
+          <w:tcPr>
+            <w:tcW w:type="dxa" w:w="1662"/>
+            <w:tcBorders>
+              <w:top w:val="single" w:sz="4" w:color="DDE5EF"/>
+              <w:left w:val="single" w:sz="4" w:color="DDE5EF"/>
+              <w:bottom w:val="single" w:sz="4" w:color="DDE5EF"/>
+              <w:right w:val="single" w:sz="4" w:color="DDE5EF"/>
+            </w:tcBorders>
+          </w:tcPr>
+          <w:p>
+            <w:pPr>
+              <w:spacing w:after="0"/>
+            </w:pPr>
+            <w:r>
+              <w:rPr>
+                <w:sz w:val="22"/>
+              </w:rPr>
+              <w:t>1</w:t>
+            </w:r>
+          </w:p>
+        </w:tc>
+        <w:tc>
+          <w:tcPr>
+            <w:tcW w:type="dxa" w:w="1662"/>
+            <w:tcBorders>
+              <w:top w:val="single" w:sz="4" w:color="DDE5EF"/>
+              <w:left w:val="single" w:sz="4" w:color="DDE5EF"/>
+              <w:bottom w:val="single" w:sz="4" w:color="DDE5EF"/>
+              <w:right w:val="single" w:sz="4" w:color="DDE5EF"/>
+            </w:tcBorders>
+          </w:tcPr>
+          <w:p>
+            <w:pPr>
+              <w:spacing w:after="0"/>
+            </w:pPr>
+            <w:r>
+              <w:rPr>
+                <w:sz w:val="22"/>
+              </w:rPr>
+              <w:t>2</w:t>
+            </w:r>
+          </w:p>
+        </w:tc>
+        <w:tc>
+          <w:tcPr>
+            <w:tcW w:type="dxa" w:w="1662"/>
+            <w:tcBorders>
+              <w:top w:val="single" w:sz="4" w:color="DDE5EF"/>
+              <w:left w:val="single" w:sz="4" w:color="DDE5EF"/>
+              <w:bottom w:val="single" w:sz="4" w:color="DDE5EF"/>
+              <w:right w:val="single" w:sz="4" w:color="DDE5EF"/>
+            </w:tcBorders>
+          </w:tcPr>
+          <w:p>
+            <w:pPr>
+              <w:spacing w:after="0"/>
+            </w:pPr>
+            <w:r>
+              <w:rPr>
+                <w:sz w:val="22"/>
+              </w:rPr>
+              <w:t>3</w:t>
+            </w:r>
+          </w:p>
+        </w:tc>
+        <w:tc>
+          <w:tcPr>
+            <w:tcW w:type="dxa" w:w="1662"/>
+            <w:tcBorders>
+              <w:top w:val="single" w:sz="4" w:color="DDE5EF"/>
+              <w:left w:val="single" w:sz="4" w:color="DDE5EF"/>
+              <w:bottom w:val="single" w:sz="4" w:color="DDE5EF"/>
+              <w:right w:val="single" w:sz="4" w:color="DDE5EF"/>
+            </w:tcBorders>
+          </w:tcPr>
+          <w:p>
+            <w:pPr>
+              <w:spacing w:after="0"/>
+            </w:pPr>
+            <w:r>
+              <w:rPr>
+                <w:sz w:val="22"/>
+              </w:rPr>
+              <w:t>3</w:t>
+            </w:r>
+          </w:p>
+        </w:tc>
+        <w:tc>
+          <w:tcPr>
+            <w:tcW w:type="dxa" w:w="1662"/>
+            <w:tcBorders>
+              <w:top w:val="single" w:sz="4" w:color="DDE5EF"/>
+              <w:left w:val="single" w:sz="4" w:color="DDE5EF"/>
+              <w:bottom w:val="single" w:sz="4" w:color="DDE5EF"/>
+              <w:right w:val="single" w:sz="4" w:color="DDE5EF"/>
+            </w:tcBorders>
+          </w:tcPr>
+          <w:p>
+            <w:pPr>
+              <w:spacing w:after="0"/>
+            </w:pPr>
+            <w:r>
+              <w:rPr>
+                <w:sz w:val="22"/>
+              </w:rPr>
+              <w:t>Operational-cadence content production (one signed release per week) requires a sustained dual-shift team; Protect handles signing infrastructure.</w:t>
+            </w:r>
+          </w:p>
+        </w:tc>
+      </w:tr>
+      <w:tr>
+        <w:tc>
+          <w:tcPr>
+            <w:tcW w:type="dxa" w:w="1662"/>
+            <w:tcBorders>
+              <w:top w:val="single" w:sz="4" w:color="DDE5EF"/>
+              <w:left w:val="single" w:sz="4" w:color="DDE5EF"/>
+              <w:bottom w:val="single" w:sz="4" w:color="DDE5EF"/>
+              <w:right w:val="single" w:sz="4" w:color="DDE5EF"/>
+            </w:tcBorders>
+          </w:tcPr>
+          <w:p>
+            <w:pPr>
+              <w:spacing w:after="0"/>
+            </w:pPr>
+            <w:r>
+              <w:rPr>
+                <w:sz w:val="22"/>
+              </w:rPr>
+              <w:t>Accreditation experts</w:t>
+            </w:r>
+          </w:p>
+        </w:tc>
+        <w:tc>
+          <w:tcPr>
+            <w:tcW w:type="dxa" w:w="1662"/>
+            <w:tcBorders>
+              <w:top w:val="single" w:sz="4" w:color="DDE5EF"/>
+              <w:left w:val="single" w:sz="4" w:color="DDE5EF"/>
+              <w:bottom w:val="single" w:sz="4" w:color="DDE5EF"/>
+              <w:right w:val="single" w:sz="4" w:color="DDE5EF"/>
+            </w:tcBorders>
+          </w:tcPr>
+          <w:p>
+            <w:pPr>
+              <w:spacing w:after="0"/>
+            </w:pPr>
+            <w:r>
+              <w:rPr>
+                <w:sz w:val="22"/>
+              </w:rPr>
+              <w:t>2</w:t>
+            </w:r>
+          </w:p>
+        </w:tc>
+        <w:tc>
+          <w:tcPr>
+            <w:tcW w:type="dxa" w:w="1662"/>
+            <w:tcBorders>
+              <w:top w:val="single" w:sz="4" w:color="DDE5EF"/>
+              <w:left w:val="single" w:sz="4" w:color="DDE5EF"/>
+              <w:bottom w:val="single" w:sz="4" w:color="DDE5EF"/>
+              <w:right w:val="single" w:sz="4" w:color="DDE5EF"/>
+            </w:tcBorders>
+          </w:tcPr>
+          <w:p>
+            <w:pPr>
+              <w:spacing w:after="0"/>
+            </w:pPr>
+            <w:r>
+              <w:rPr>
+                <w:sz w:val="22"/>
+              </w:rPr>
+              <w:t>3</w:t>
+            </w:r>
+          </w:p>
+        </w:tc>
+        <w:tc>
+          <w:tcPr>
+            <w:tcW w:type="dxa" w:w="1662"/>
+            <w:tcBorders>
+              <w:top w:val="single" w:sz="4" w:color="DDE5EF"/>
+              <w:left w:val="single" w:sz="4" w:color="DDE5EF"/>
+              <w:bottom w:val="single" w:sz="4" w:color="DDE5EF"/>
+              <w:right w:val="single" w:sz="4" w:color="DDE5EF"/>
+            </w:tcBorders>
+          </w:tcPr>
+          <w:p>
+            <w:pPr>
+              <w:spacing w:after="0"/>
+            </w:pPr>
+            <w:r>
+              <w:rPr>
+                <w:sz w:val="22"/>
+              </w:rPr>
+              <w:t>3</w:t>
+            </w:r>
+          </w:p>
+        </w:tc>
+        <w:tc>
+          <w:tcPr>
+            <w:tcW w:type="dxa" w:w="1662"/>
+            <w:tcBorders>
+              <w:top w:val="single" w:sz="4" w:color="DDE5EF"/>
+              <w:left w:val="single" w:sz="4" w:color="DDE5EF"/>
+              <w:bottom w:val="single" w:sz="4" w:color="DDE5EF"/>
+              <w:right w:val="single" w:sz="4" w:color="DDE5EF"/>
+            </w:tcBorders>
+          </w:tcPr>
+          <w:p>
+            <w:pPr>
+              <w:spacing w:after="0"/>
+            </w:pPr>
+            <w:r>
+              <w:rPr>
+                <w:sz w:val="22"/>
+              </w:rPr>
+              <w:t>2</w:t>
+            </w:r>
+          </w:p>
+        </w:tc>
+        <w:tc>
+          <w:tcPr>
+            <w:tcW w:type="dxa" w:w="1662"/>
+            <w:tcBorders>
+              <w:top w:val="single" w:sz="4" w:color="DDE5EF"/>
+              <w:left w:val="single" w:sz="4" w:color="DDE5EF"/>
+              <w:bottom w:val="single" w:sz="4" w:color="DDE5EF"/>
+              <w:right w:val="single" w:sz="4" w:color="DDE5EF"/>
+            </w:tcBorders>
+          </w:tcPr>
+          <w:p>
+            <w:pPr>
+              <w:spacing w:after="0"/>
+            </w:pPr>
+            <w:r>
+              <w:rPr>
+                <w:sz w:val="22"/>
+              </w:rPr>
+              <w:t>One lead per national authority (DGA-MI / BSI / CCN) during certification cycles; drops back once certifications are achieved.</w:t>
+            </w:r>
+          </w:p>
+        </w:tc>
+      </w:tr>
+      <w:tr>
+        <w:tc>
+          <w:tcPr>
+            <w:tcW w:type="dxa" w:w="1662"/>
+            <w:tcBorders>
+              <w:top w:val="single" w:sz="4" w:color="DDE5EF"/>
+              <w:left w:val="single" w:sz="4" w:color="DDE5EF"/>
+              <w:bottom w:val="single" w:sz="4" w:color="DDE5EF"/>
+              <w:right w:val="single" w:sz="4" w:color="DDE5EF"/>
+            </w:tcBorders>
+          </w:tcPr>
+          <w:p>
+            <w:pPr>
+              <w:spacing w:after="0"/>
+            </w:pPr>
+            <w:r>
+              <w:rPr>
+                <w:sz w:val="22"/>
+              </w:rPr>
+              <w:t>Programme management &amp; partnership leads</w:t>
+            </w:r>
+          </w:p>
+        </w:tc>
+        <w:tc>
+          <w:tcPr>
+            <w:tcW w:type="dxa" w:w="1662"/>
+            <w:tcBorders>
+              <w:top w:val="single" w:sz="4" w:color="DDE5EF"/>
+              <w:left w:val="single" w:sz="4" w:color="DDE5EF"/>
+              <w:bottom w:val="single" w:sz="4" w:color="DDE5EF"/>
+              <w:right w:val="single" w:sz="4" w:color="DDE5EF"/>
+            </w:tcBorders>
+          </w:tcPr>
+          <w:p>
+            <w:pPr>
+              <w:spacing w:after="0"/>
+            </w:pPr>
+            <w:r>
+              <w:rPr>
+                <w:sz w:val="22"/>
+              </w:rPr>
+              <w:t>2</w:t>
+            </w:r>
+          </w:p>
+        </w:tc>
+        <w:tc>
+          <w:tcPr>
+            <w:tcW w:type="dxa" w:w="1662"/>
+            <w:tcBorders>
+              <w:top w:val="single" w:sz="4" w:color="DDE5EF"/>
+              <w:left w:val="single" w:sz="4" w:color="DDE5EF"/>
+              <w:bottom w:val="single" w:sz="4" w:color="DDE5EF"/>
+              <w:right w:val="single" w:sz="4" w:color="DDE5EF"/>
+            </w:tcBorders>
+          </w:tcPr>
+          <w:p>
+            <w:pPr>
+              <w:spacing w:after="0"/>
+            </w:pPr>
+            <w:r>
+              <w:rPr>
+                <w:sz w:val="22"/>
+              </w:rPr>
+              <w:t>3</w:t>
+            </w:r>
+          </w:p>
+        </w:tc>
+        <w:tc>
+          <w:tcPr>
+            <w:tcW w:type="dxa" w:w="1662"/>
+            <w:tcBorders>
+              <w:top w:val="single" w:sz="4" w:color="DDE5EF"/>
+              <w:left w:val="single" w:sz="4" w:color="DDE5EF"/>
+              <w:bottom w:val="single" w:sz="4" w:color="DDE5EF"/>
+              <w:right w:val="single" w:sz="4" w:color="DDE5EF"/>
+            </w:tcBorders>
+          </w:tcPr>
+          <w:p>
+            <w:pPr>
+              <w:spacing w:after="0"/>
+            </w:pPr>
+            <w:r>
+              <w:rPr>
+                <w:sz w:val="22"/>
+              </w:rPr>
+              <w:t>3</w:t>
+            </w:r>
+          </w:p>
+        </w:tc>
+        <w:tc>
+          <w:tcPr>
+            <w:tcW w:type="dxa" w:w="1662"/>
+            <w:tcBorders>
+              <w:top w:val="single" w:sz="4" w:color="DDE5EF"/>
+              <w:left w:val="single" w:sz="4" w:color="DDE5EF"/>
+              <w:bottom w:val="single" w:sz="4" w:color="DDE5EF"/>
+              <w:right w:val="single" w:sz="4" w:color="DDE5EF"/>
+            </w:tcBorders>
+          </w:tcPr>
+          <w:p>
+            <w:pPr>
+              <w:spacing w:after="0"/>
+            </w:pPr>
+            <w:r>
+              <w:rPr>
+                <w:sz w:val="22"/>
+              </w:rPr>
+              <w:t>2</w:t>
+            </w:r>
+          </w:p>
+        </w:tc>
+        <w:tc>
+          <w:tcPr>
+            <w:tcW w:type="dxa" w:w="1662"/>
+            <w:tcBorders>
+              <w:top w:val="single" w:sz="4" w:color="DDE5EF"/>
+              <w:left w:val="single" w:sz="4" w:color="DDE5EF"/>
+              <w:bottom w:val="single" w:sz="4" w:color="DDE5EF"/>
+              <w:right w:val="single" w:sz="4" w:color="DDE5EF"/>
+            </w:tcBorders>
+          </w:tcPr>
+          <w:p>
+            <w:pPr>
+              <w:spacing w:after="0"/>
+            </w:pPr>
+            <w:r>
+              <w:rPr>
+                <w:sz w:val="22"/>
+              </w:rPr>
+              <w:t>Manages FCAS, Indra, OCCAR, EDF, NATO FMN concurrently; plugs into existing FCAS Programme Office.</w:t>
+            </w:r>
+          </w:p>
+        </w:tc>
+      </w:tr>
+      <w:tr>
+        <w:tc>
+          <w:tcPr>
+            <w:tcW w:type="dxa" w:w="1662"/>
+            <w:tcBorders>
+              <w:top w:val="single" w:sz="4" w:color="DDE5EF"/>
+              <w:left w:val="single" w:sz="4" w:color="DDE5EF"/>
+              <w:bottom w:val="single" w:sz="4" w:color="DDE5EF"/>
+              <w:right w:val="single" w:sz="4" w:color="DDE5EF"/>
+            </w:tcBorders>
+          </w:tcPr>
+          <w:p>
+            <w:pPr>
+              <w:spacing w:after="0"/>
+            </w:pPr>
+            <w:r>
+              <w:rPr>
+                <w:sz w:val="22"/>
+              </w:rPr>
+              <w:t>Test, integration &amp; tooling</w:t>
+            </w:r>
+          </w:p>
+        </w:tc>
+        <w:tc>
+          <w:tcPr>
+            <w:tcW w:type="dxa" w:w="1662"/>
+            <w:tcBorders>
+              <w:top w:val="single" w:sz="4" w:color="DDE5EF"/>
+              <w:left w:val="single" w:sz="4" w:color="DDE5EF"/>
+              <w:bottom w:val="single" w:sz="4" w:color="DDE5EF"/>
+              <w:right w:val="single" w:sz="4" w:color="DDE5EF"/>
+            </w:tcBorders>
+          </w:tcPr>
+          <w:p>
+            <w:pPr>
+              <w:spacing w:after="0"/>
+            </w:pPr>
+            <w:r>
+              <w:rPr>
+                <w:sz w:val="22"/>
+              </w:rPr>
+              <w:t>1</w:t>
+            </w:r>
+          </w:p>
+        </w:tc>
+        <w:tc>
+          <w:tcPr>
+            <w:tcW w:type="dxa" w:w="1662"/>
+            <w:tcBorders>
+              <w:top w:val="single" w:sz="4" w:color="DDE5EF"/>
+              <w:left w:val="single" w:sz="4" w:color="DDE5EF"/>
+              <w:bottom w:val="single" w:sz="4" w:color="DDE5EF"/>
+              <w:right w:val="single" w:sz="4" w:color="DDE5EF"/>
+            </w:tcBorders>
+          </w:tcPr>
+          <w:p>
+            <w:pPr>
+              <w:spacing w:after="0"/>
+            </w:pPr>
+            <w:r>
+              <w:rPr>
+                <w:sz w:val="22"/>
+              </w:rPr>
+              <w:t>2</w:t>
+            </w:r>
+          </w:p>
+        </w:tc>
+        <w:tc>
+          <w:tcPr>
+            <w:tcW w:type="dxa" w:w="1662"/>
+            <w:tcBorders>
+              <w:top w:val="single" w:sz="4" w:color="DDE5EF"/>
+              <w:left w:val="single" w:sz="4" w:color="DDE5EF"/>
+              <w:bottom w:val="single" w:sz="4" w:color="DDE5EF"/>
+              <w:right w:val="single" w:sz="4" w:color="DDE5EF"/>
+            </w:tcBorders>
+          </w:tcPr>
+          <w:p>
+            <w:pPr>
+              <w:spacing w:after="0"/>
+            </w:pPr>
+            <w:r>
+              <w:rPr>
+                <w:sz w:val="22"/>
+              </w:rPr>
+              <w:t>2</w:t>
+            </w:r>
+          </w:p>
+        </w:tc>
+        <w:tc>
+          <w:tcPr>
+            <w:tcW w:type="dxa" w:w="1662"/>
+            <w:tcBorders>
+              <w:top w:val="single" w:sz="4" w:color="DDE5EF"/>
+              <w:left w:val="single" w:sz="4" w:color="DDE5EF"/>
+              <w:bottom w:val="single" w:sz="4" w:color="DDE5EF"/>
+              <w:right w:val="single" w:sz="4" w:color="DDE5EF"/>
+            </w:tcBorders>
+          </w:tcPr>
+          <w:p>
+            <w:pPr>
+              <w:spacing w:after="0"/>
+            </w:pPr>
+            <w:r>
+              <w:rPr>
+                <w:sz w:val="22"/>
+              </w:rPr>
+              <w:t>2</w:t>
+            </w:r>
+          </w:p>
+        </w:tc>
+        <w:tc>
+          <w:tcPr>
+            <w:tcW w:type="dxa" w:w="1662"/>
+            <w:tcBorders>
+              <w:top w:val="single" w:sz="4" w:color="DDE5EF"/>
+              <w:left w:val="single" w:sz="4" w:color="DDE5EF"/>
+              <w:bottom w:val="single" w:sz="4" w:color="DDE5EF"/>
+              <w:right w:val="single" w:sz="4" w:color="DDE5EF"/>
+            </w:tcBorders>
+          </w:tcPr>
+          <w:p>
+            <w:pPr>
+              <w:spacing w:after="0"/>
+            </w:pPr>
+            <w:r>
+              <w:rPr>
+                <w:sz w:val="22"/>
+              </w:rPr>
+              <w:t>Orchestrates access to existing Airbus DS HIL / NETEM labs; supports multi-platform integration cycles.</w:t>
+            </w:r>
+          </w:p>
+        </w:tc>
+      </w:tr>
+      <w:tr>
+        <w:tc>
+          <w:tcPr>
+            <w:tcW w:type="dxa" w:w="1662"/>
+            <w:tcBorders>
+              <w:top w:val="single" w:sz="4" w:color="DDE5EF"/>
+              <w:left w:val="single" w:sz="4" w:color="DDE5EF"/>
+              <w:bottom w:val="single" w:sz="4" w:color="DDE5EF"/>
+              <w:right w:val="single" w:sz="4" w:color="DDE5EF"/>
+            </w:tcBorders>
+          </w:tcPr>
+          <w:p>
+            <w:pPr>
+              <w:spacing w:after="0"/>
+            </w:pPr>
+            <w:r>
+              <w:rPr>
+                <w:sz w:val="22"/>
+              </w:rPr>
+              <w:t>Data-contract experts</w:t>
+            </w:r>
+          </w:p>
+        </w:tc>
+        <w:tc>
+          <w:tcPr>
+            <w:tcW w:type="dxa" w:w="1662"/>
+            <w:tcBorders>
+              <w:top w:val="single" w:sz="4" w:color="DDE5EF"/>
+              <w:left w:val="single" w:sz="4" w:color="DDE5EF"/>
+              <w:bottom w:val="single" w:sz="4" w:color="DDE5EF"/>
+              <w:right w:val="single" w:sz="4" w:color="DDE5EF"/>
+            </w:tcBorders>
+          </w:tcPr>
+          <w:p>
+            <w:pPr>
+              <w:spacing w:after="0"/>
+            </w:pPr>
+            <w:r>
+              <w:rPr>
+                <w:sz w:val="22"/>
+              </w:rPr>
+              <w:t>2</w:t>
+            </w:r>
+          </w:p>
+        </w:tc>
+        <w:tc>
+          <w:tcPr>
+            <w:tcW w:type="dxa" w:w="1662"/>
+            <w:tcBorders>
+              <w:top w:val="single" w:sz="4" w:color="DDE5EF"/>
+              <w:left w:val="single" w:sz="4" w:color="DDE5EF"/>
+              <w:bottom w:val="single" w:sz="4" w:color="DDE5EF"/>
+              <w:right w:val="single" w:sz="4" w:color="DDE5EF"/>
+            </w:tcBorders>
+          </w:tcPr>
+          <w:p>
+            <w:pPr>
+              <w:spacing w:after="0"/>
+            </w:pPr>
+            <w:r>
+              <w:rPr>
+                <w:sz w:val="22"/>
+              </w:rPr>
+              <w:t>2</w:t>
+            </w:r>
+          </w:p>
+        </w:tc>
+        <w:tc>
+          <w:tcPr>
+            <w:tcW w:type="dxa" w:w="1662"/>
+            <w:tcBorders>
+              <w:top w:val="single" w:sz="4" w:color="DDE5EF"/>
+              <w:left w:val="single" w:sz="4" w:color="DDE5EF"/>
+              <w:bottom w:val="single" w:sz="4" w:color="DDE5EF"/>
+              <w:right w:val="single" w:sz="4" w:color="DDE5EF"/>
+            </w:tcBorders>
+          </w:tcPr>
+          <w:p>
+            <w:pPr>
+              <w:spacing w:after="0"/>
+            </w:pPr>
+            <w:r>
+              <w:rPr>
+                <w:sz w:val="22"/>
+              </w:rPr>
+              <w:t>2</w:t>
+            </w:r>
+          </w:p>
+        </w:tc>
+        <w:tc>
+          <w:tcPr>
+            <w:tcW w:type="dxa" w:w="1662"/>
+            <w:tcBorders>
+              <w:top w:val="single" w:sz="4" w:color="DDE5EF"/>
+              <w:left w:val="single" w:sz="4" w:color="DDE5EF"/>
+              <w:bottom w:val="single" w:sz="4" w:color="DDE5EF"/>
+              <w:right w:val="single" w:sz="4" w:color="DDE5EF"/>
+            </w:tcBorders>
+          </w:tcPr>
+          <w:p>
+            <w:pPr>
+              <w:spacing w:after="0"/>
+            </w:pPr>
+            <w:r>
+              <w:rPr>
+                <w:sz w:val="22"/>
+              </w:rPr>
+              <w:t>1</w:t>
+            </w:r>
+          </w:p>
+        </w:tc>
+        <w:tc>
+          <w:tcPr>
+            <w:tcW w:type="dxa" w:w="1662"/>
+            <w:tcBorders>
+              <w:top w:val="single" w:sz="4" w:color="DDE5EF"/>
+              <w:left w:val="single" w:sz="4" w:color="DDE5EF"/>
+              <w:bottom w:val="single" w:sz="4" w:color="DDE5EF"/>
+              <w:right w:val="single" w:sz="4" w:color="DDE5EF"/>
+            </w:tcBorders>
+          </w:tcPr>
+          <w:p>
+            <w:pPr>
+              <w:spacing w:after="0"/>
+            </w:pPr>
+            <w:r>
+              <w:rPr>
+                <w:sz w:val="22"/>
+              </w:rPr>
+              <w:t>Critical during the 2028–2029 schema-freeze window; minor-version maintenance only from P4.</w:t>
+            </w:r>
+          </w:p>
+        </w:tc>
+      </w:tr>
+      <w:tr>
+        <w:tc>
+          <w:tcPr>
+            <w:tcW w:type="dxa" w:w="1662"/>
+            <w:tcBorders>
+              <w:top w:val="single" w:sz="4" w:color="DDE5EF"/>
+              <w:left w:val="single" w:sz="4" w:color="DDE5EF"/>
+              <w:bottom w:val="single" w:sz="4" w:color="DDE5EF"/>
+              <w:right w:val="single" w:sz="4" w:color="DDE5EF"/>
+            </w:tcBorders>
+          </w:tcPr>
+          <w:p>
+            <w:pPr>
+              <w:spacing w:after="0"/>
+            </w:pPr>
+            <w:r>
+              <w:rPr>
+                <w:sz w:val="22"/>
+              </w:rPr>
+              <w:t>Identity &amp; key-material specialist</w:t>
+            </w:r>
+          </w:p>
+        </w:tc>
+        <w:tc>
+          <w:tcPr>
+            <w:tcW w:type="dxa" w:w="1662"/>
+            <w:tcBorders>
+              <w:top w:val="single" w:sz="4" w:color="DDE5EF"/>
+              <w:left w:val="single" w:sz="4" w:color="DDE5EF"/>
+              <w:bottom w:val="single" w:sz="4" w:color="DDE5EF"/>
+              <w:right w:val="single" w:sz="4" w:color="DDE5EF"/>
+            </w:tcBorders>
+          </w:tcPr>
+          <w:p>
+            <w:pPr>
+              <w:spacing w:after="0"/>
+            </w:pPr>
+            <w:r>
+              <w:rPr>
+                <w:sz w:val="22"/>
+              </w:rPr>
+              <w:t>0</w:t>
+            </w:r>
+          </w:p>
+        </w:tc>
+        <w:tc>
+          <w:tcPr>
+            <w:tcW w:type="dxa" w:w="1662"/>
+            <w:tcBorders>
+              <w:top w:val="single" w:sz="4" w:color="DDE5EF"/>
+              <w:left w:val="single" w:sz="4" w:color="DDE5EF"/>
+              <w:bottom w:val="single" w:sz="4" w:color="DDE5EF"/>
+              <w:right w:val="single" w:sz="4" w:color="DDE5EF"/>
+            </w:tcBorders>
+          </w:tcPr>
+          <w:p>
+            <w:pPr>
+              <w:spacing w:after="0"/>
+            </w:pPr>
+            <w:r>
+              <w:rPr>
+                <w:sz w:val="22"/>
+              </w:rPr>
+              <w:t>1</w:t>
+            </w:r>
+          </w:p>
+        </w:tc>
+        <w:tc>
+          <w:tcPr>
+            <w:tcW w:type="dxa" w:w="1662"/>
+            <w:tcBorders>
+              <w:top w:val="single" w:sz="4" w:color="DDE5EF"/>
+              <w:left w:val="single" w:sz="4" w:color="DDE5EF"/>
+              <w:bottom w:val="single" w:sz="4" w:color="DDE5EF"/>
+              <w:right w:val="single" w:sz="4" w:color="DDE5EF"/>
+            </w:tcBorders>
+          </w:tcPr>
+          <w:p>
+            <w:pPr>
+              <w:spacing w:after="0"/>
+            </w:pPr>
+            <w:r>
+              <w:rPr>
+                <w:sz w:val="22"/>
+              </w:rPr>
+              <w:t>1</w:t>
+            </w:r>
+          </w:p>
+        </w:tc>
+        <w:tc>
+          <w:tcPr>
+            <w:tcW w:type="dxa" w:w="1662"/>
+            <w:tcBorders>
+              <w:top w:val="single" w:sz="4" w:color="DDE5EF"/>
+              <w:left w:val="single" w:sz="4" w:color="DDE5EF"/>
+              <w:bottom w:val="single" w:sz="4" w:color="DDE5EF"/>
+              <w:right w:val="single" w:sz="4" w:color="DDE5EF"/>
+            </w:tcBorders>
+          </w:tcPr>
+          <w:p>
+            <w:pPr>
+              <w:spacing w:after="0"/>
+            </w:pPr>
+            <w:r>
+              <w:rPr>
+                <w:sz w:val="22"/>
+              </w:rPr>
+              <w:t>1</w:t>
+            </w:r>
+          </w:p>
+        </w:tc>
+        <w:tc>
+          <w:tcPr>
+            <w:tcW w:type="dxa" w:w="1662"/>
+            <w:tcBorders>
+              <w:top w:val="single" w:sz="4" w:color="DDE5EF"/>
+              <w:left w:val="single" w:sz="4" w:color="DDE5EF"/>
+              <w:bottom w:val="single" w:sz="4" w:color="DDE5EF"/>
+              <w:right w:val="single" w:sz="4" w:color="DDE5EF"/>
+            </w:tcBorders>
+          </w:tcPr>
+          <w:p>
+            <w:pPr>
+              <w:spacing w:after="0"/>
+            </w:pPr>
+            <w:r>
+              <w:rPr>
+                <w:sz w:val="22"/>
+              </w:rPr>
+              <w:t>Configures SPARTA scope within CymID; underlying PKI service is operated by Airbus Protect.</w:t>
+            </w:r>
+          </w:p>
+        </w:tc>
+      </w:tr>
+      <w:tr>
+        <w:tc>
+          <w:tcPr>
+            <w:tcW w:type="dxa" w:w="1662"/>
+            <w:tcBorders>
+              <w:top w:val="single" w:sz="4" w:color="DDE5EF"/>
+              <w:left w:val="single" w:sz="4" w:color="DDE5EF"/>
+              <w:bottom w:val="single" w:sz="4" w:color="DDE5EF"/>
+              <w:right w:val="single" w:sz="4" w:color="DDE5EF"/>
+            </w:tcBorders>
+          </w:tcPr>
+          <w:p>
+            <w:pPr>
+              <w:spacing w:after="0"/>
+            </w:pPr>
+            <w:r>
+              <w:rPr>
+                <w:sz w:val="22"/>
+              </w:rPr>
+              <w:t>Tactical Correlator (Mode-B-peer ext., contingent)</w:t>
+            </w:r>
+          </w:p>
+        </w:tc>
+        <w:tc>
+          <w:tcPr>
+            <w:tcW w:type="dxa" w:w="1662"/>
+            <w:tcBorders>
+              <w:top w:val="single" w:sz="4" w:color="DDE5EF"/>
+              <w:left w:val="single" w:sz="4" w:color="DDE5EF"/>
+              <w:bottom w:val="single" w:sz="4" w:color="DDE5EF"/>
+              <w:right w:val="single" w:sz="4" w:color="DDE5EF"/>
+            </w:tcBorders>
+          </w:tcPr>
+          <w:p>
+            <w:pPr>
+              <w:spacing w:after="0"/>
+            </w:pPr>
+            <w:r>
+              <w:rPr>
+                <w:sz w:val="22"/>
+              </w:rPr>
+              <w:t>0</w:t>
+            </w:r>
+          </w:p>
+        </w:tc>
+        <w:tc>
+          <w:tcPr>
+            <w:tcW w:type="dxa" w:w="1662"/>
+            <w:tcBorders>
+              <w:top w:val="single" w:sz="4" w:color="DDE5EF"/>
+              <w:left w:val="single" w:sz="4" w:color="DDE5EF"/>
+              <w:bottom w:val="single" w:sz="4" w:color="DDE5EF"/>
+              <w:right w:val="single" w:sz="4" w:color="DDE5EF"/>
+            </w:tcBorders>
+          </w:tcPr>
+          <w:p>
+            <w:pPr>
+              <w:spacing w:after="0"/>
+            </w:pPr>
+            <w:r>
+              <w:rPr>
+                <w:sz w:val="22"/>
+              </w:rPr>
+              <w:t>0</w:t>
+            </w:r>
+          </w:p>
+        </w:tc>
+        <w:tc>
+          <w:tcPr>
+            <w:tcW w:type="dxa" w:w="1662"/>
+            <w:tcBorders>
+              <w:top w:val="single" w:sz="4" w:color="DDE5EF"/>
+              <w:left w:val="single" w:sz="4" w:color="DDE5EF"/>
+              <w:bottom w:val="single" w:sz="4" w:color="DDE5EF"/>
+              <w:right w:val="single" w:sz="4" w:color="DDE5EF"/>
+            </w:tcBorders>
+          </w:tcPr>
+          <w:p>
+            <w:pPr>
+              <w:spacing w:after="0"/>
+            </w:pPr>
+            <w:r>
+              <w:rPr>
+                <w:sz w:val="22"/>
+              </w:rPr>
+              <w:t>1</w:t>
+            </w:r>
+          </w:p>
+        </w:tc>
+        <w:tc>
+          <w:tcPr>
+            <w:tcW w:type="dxa" w:w="1662"/>
+            <w:tcBorders>
+              <w:top w:val="single" w:sz="4" w:color="DDE5EF"/>
+              <w:left w:val="single" w:sz="4" w:color="DDE5EF"/>
+              <w:bottom w:val="single" w:sz="4" w:color="DDE5EF"/>
+              <w:right w:val="single" w:sz="4" w:color="DDE5EF"/>
+            </w:tcBorders>
+          </w:tcPr>
+          <w:p>
+            <w:pPr>
+              <w:spacing w:after="0"/>
+            </w:pPr>
+            <w:r>
+              <w:rPr>
+                <w:sz w:val="22"/>
+              </w:rPr>
+              <w:t>2</w:t>
+            </w:r>
+          </w:p>
+        </w:tc>
+        <w:tc>
+          <w:tcPr>
+            <w:tcW w:type="dxa" w:w="1662"/>
+            <w:tcBorders>
+              <w:top w:val="single" w:sz="4" w:color="DDE5EF"/>
+              <w:left w:val="single" w:sz="4" w:color="DDE5EF"/>
+              <w:bottom w:val="single" w:sz="4" w:color="DDE5EF"/>
+              <w:right w:val="single" w:sz="4" w:color="DDE5EF"/>
+            </w:tcBorders>
+          </w:tcPr>
+          <w:p>
+            <w:pPr>
+              <w:spacing w:after="0"/>
+            </w:pPr>
+            <w:r>
+              <w:rPr>
+                <w:sz w:val="22"/>
+              </w:rPr>
+              <w:t>Post-CDR scope only; specialist nucleus prepares the extension, scales only if board authorises.</w:t>
+            </w:r>
+          </w:p>
+        </w:tc>
+      </w:tr>
+      <w:tr>
+        <w:tc>
+          <w:tcPr>
+            <w:tcW w:type="dxa" w:w="1662"/>
+            <w:tcBorders>
+              <w:top w:val="single" w:sz="4" w:color="DDE5EF"/>
+              <w:left w:val="single" w:sz="4" w:color="DDE5EF"/>
+              <w:bottom w:val="single" w:sz="4" w:color="DDE5EF"/>
+              <w:right w:val="single" w:sz="4" w:color="DDE5EF"/>
+            </w:tcBorders>
+          </w:tcPr>
+          <w:p>
+            <w:pPr>
+              <w:spacing w:after="0"/>
+            </w:pPr>
+            <w:r>
+              <w:rPr>
+                <w:b/>
+                <w:sz w:val="22"/>
+              </w:rPr>
+              <w:t>Dedicated SPARTA team</w:t>
+            </w:r>
+          </w:p>
+        </w:tc>
+        <w:tc>
+          <w:tcPr>
+            <w:tcW w:type="dxa" w:w="1662"/>
+            <w:tcBorders>
+              <w:top w:val="single" w:sz="4" w:color="DDE5EF"/>
+              <w:left w:val="single" w:sz="4" w:color="DDE5EF"/>
+              <w:bottom w:val="single" w:sz="4" w:color="DDE5EF"/>
+              <w:right w:val="single" w:sz="4" w:color="DDE5EF"/>
+            </w:tcBorders>
+          </w:tcPr>
+          <w:p>
+            <w:pPr>
+              <w:spacing w:after="0"/>
+            </w:pPr>
+            <w:r>
+              <w:rPr>
+                <w:b/>
+                <w:sz w:val="22"/>
+              </w:rPr>
+              <w:t>11</w:t>
+            </w:r>
+          </w:p>
+        </w:tc>
+        <w:tc>
+          <w:tcPr>
+            <w:tcW w:type="dxa" w:w="1662"/>
+            <w:tcBorders>
+              <w:top w:val="single" w:sz="4" w:color="DDE5EF"/>
+              <w:left w:val="single" w:sz="4" w:color="DDE5EF"/>
+              <w:bottom w:val="single" w:sz="4" w:color="DDE5EF"/>
+              <w:right w:val="single" w:sz="4" w:color="DDE5EF"/>
+            </w:tcBorders>
+          </w:tcPr>
+          <w:p>
+            <w:pPr>
+              <w:spacing w:after="0"/>
+            </w:pPr>
+            <w:r>
+              <w:rPr>
+                <w:b/>
+                <w:sz w:val="22"/>
+              </w:rPr>
+              <w:t>18</w:t>
+            </w:r>
+          </w:p>
+        </w:tc>
+        <w:tc>
+          <w:tcPr>
+            <w:tcW w:type="dxa" w:w="1662"/>
+            <w:tcBorders>
+              <w:top w:val="single" w:sz="4" w:color="DDE5EF"/>
+              <w:left w:val="single" w:sz="4" w:color="DDE5EF"/>
+              <w:bottom w:val="single" w:sz="4" w:color="DDE5EF"/>
+              <w:right w:val="single" w:sz="4" w:color="DDE5EF"/>
+            </w:tcBorders>
+          </w:tcPr>
+          <w:p>
+            <w:pPr>
+              <w:spacing w:after="0"/>
+            </w:pPr>
+            <w:r>
+              <w:rPr>
+                <w:b/>
+                <w:sz w:val="22"/>
+              </w:rPr>
+              <w:t>21</w:t>
+            </w:r>
+          </w:p>
+        </w:tc>
+        <w:tc>
+          <w:tcPr>
+            <w:tcW w:type="dxa" w:w="1662"/>
+            <w:tcBorders>
+              <w:top w:val="single" w:sz="4" w:color="DDE5EF"/>
+              <w:left w:val="single" w:sz="4" w:color="DDE5EF"/>
+              <w:bottom w:val="single" w:sz="4" w:color="DDE5EF"/>
+              <w:right w:val="single" w:sz="4" w:color="DDE5EF"/>
+            </w:tcBorders>
+          </w:tcPr>
+          <w:p>
+            <w:pPr>
+              <w:spacing w:after="0"/>
+            </w:pPr>
+            <w:r>
+              <w:rPr>
+                <w:b/>
+                <w:sz w:val="22"/>
+              </w:rPr>
+              <w:t>19</w:t>
+            </w:r>
+          </w:p>
+        </w:tc>
+        <w:tc>
+          <w:tcPr>
+            <w:tcW w:type="dxa" w:w="1662"/>
+            <w:tcBorders>
+              <w:top w:val="single" w:sz="4" w:color="DDE5EF"/>
+              <w:left w:val="single" w:sz="4" w:color="DDE5EF"/>
+              <w:bottom w:val="single" w:sz="4" w:color="DDE5EF"/>
+              <w:right w:val="single" w:sz="4" w:color="DDE5EF"/>
+            </w:tcBorders>
+          </w:tcPr>
+          <w:p>
+            <w:pPr>
+              <w:spacing w:after="0"/>
+            </w:pPr>
+            <w:r>
+              <w:rPr>
+                <w:sz w:val="22"/>
+              </w:rPr>
+              <w:t>Steady-state at ~20 FTE; –68% versus the original 63-FTE estimate.</w:t>
+            </w:r>
+          </w:p>
+        </w:tc>
+      </w:tr>
+      <w:tr>
+        <w:tc>
+          <w:tcPr>
+            <w:tcW w:type="dxa" w:w="1662"/>
+            <w:tcBorders>
+              <w:top w:val="single" w:sz="4" w:color="DDE5EF"/>
+              <w:left w:val="single" w:sz="4" w:color="DDE5EF"/>
+              <w:bottom w:val="single" w:sz="4" w:color="DDE5EF"/>
+              <w:right w:val="single" w:sz="4" w:color="DDE5EF"/>
+            </w:tcBorders>
+          </w:tcPr>
+          <w:p>
+            <w:pPr>
+              <w:spacing w:after="0"/>
+            </w:pPr>
+            <w:r>
+              <w:rPr>
+                <w:sz w:val="22"/>
+              </w:rPr>
+              <w:t>Allocated help from existing Airbus DS / Airbus Protect teams (FTE-equivalent)</w:t>
+            </w:r>
+          </w:p>
+        </w:tc>
+        <w:tc>
+          <w:tcPr>
+            <w:tcW w:type="dxa" w:w="1662"/>
+            <w:tcBorders>
+              <w:top w:val="single" w:sz="4" w:color="DDE5EF"/>
+              <w:left w:val="single" w:sz="4" w:color="DDE5EF"/>
+              <w:bottom w:val="single" w:sz="4" w:color="DDE5EF"/>
+              <w:right w:val="single" w:sz="4" w:color="DDE5EF"/>
+            </w:tcBorders>
+          </w:tcPr>
+          <w:p>
+            <w:pPr>
+              <w:spacing w:after="0"/>
+            </w:pPr>
+            <w:r>
+              <w:rPr>
+                <w:sz w:val="22"/>
+              </w:rPr>
+              <w:t>~4</w:t>
+            </w:r>
+          </w:p>
+        </w:tc>
+        <w:tc>
+          <w:tcPr>
+            <w:tcW w:type="dxa" w:w="1662"/>
+            <w:tcBorders>
+              <w:top w:val="single" w:sz="4" w:color="DDE5EF"/>
+              <w:left w:val="single" w:sz="4" w:color="DDE5EF"/>
+              <w:bottom w:val="single" w:sz="4" w:color="DDE5EF"/>
+              <w:right w:val="single" w:sz="4" w:color="DDE5EF"/>
+            </w:tcBorders>
+          </w:tcPr>
+          <w:p>
+            <w:pPr>
+              <w:spacing w:after="0"/>
+            </w:pPr>
+            <w:r>
+              <w:rPr>
+                <w:sz w:val="22"/>
+              </w:rPr>
+              <w:t>~7</w:t>
+            </w:r>
+          </w:p>
+        </w:tc>
+        <w:tc>
+          <w:tcPr>
+            <w:tcW w:type="dxa" w:w="1662"/>
+            <w:tcBorders>
+              <w:top w:val="single" w:sz="4" w:color="DDE5EF"/>
+              <w:left w:val="single" w:sz="4" w:color="DDE5EF"/>
+              <w:bottom w:val="single" w:sz="4" w:color="DDE5EF"/>
+              <w:right w:val="single" w:sz="4" w:color="DDE5EF"/>
+            </w:tcBorders>
+          </w:tcPr>
+          <w:p>
+            <w:pPr>
+              <w:spacing w:after="0"/>
+            </w:pPr>
+            <w:r>
+              <w:rPr>
+                <w:sz w:val="22"/>
+              </w:rPr>
+              <w:t>~8</w:t>
+            </w:r>
+          </w:p>
+        </w:tc>
+        <w:tc>
+          <w:tcPr>
+            <w:tcW w:type="dxa" w:w="1662"/>
+            <w:tcBorders>
+              <w:top w:val="single" w:sz="4" w:color="DDE5EF"/>
+              <w:left w:val="single" w:sz="4" w:color="DDE5EF"/>
+              <w:bottom w:val="single" w:sz="4" w:color="DDE5EF"/>
+              <w:right w:val="single" w:sz="4" w:color="DDE5EF"/>
+            </w:tcBorders>
+          </w:tcPr>
+          <w:p>
+            <w:pPr>
+              <w:spacing w:after="0"/>
+            </w:pPr>
+            <w:r>
+              <w:rPr>
+                <w:sz w:val="22"/>
+              </w:rPr>
+              <w:t>~8</w:t>
+            </w:r>
+          </w:p>
+        </w:tc>
+        <w:tc>
+          <w:tcPr>
+            <w:tcW w:type="dxa" w:w="1662"/>
+            <w:tcBorders>
+              <w:top w:val="single" w:sz="4" w:color="DDE5EF"/>
+              <w:left w:val="single" w:sz="4" w:color="DDE5EF"/>
+              <w:bottom w:val="single" w:sz="4" w:color="DDE5EF"/>
+              <w:right w:val="single" w:sz="4" w:color="DDE5EF"/>
+            </w:tcBorders>
+          </w:tcPr>
+          <w:p>
+            <w:pPr>
+              <w:spacing w:after="0"/>
+            </w:pPr>
+            <w:r>
+              <w:rPr>
+                <w:sz w:val="22"/>
+              </w:rPr>
+              <w:t>Scales with deployment intensity; carried by existing payrolls on a cost-allocation basis.</w:t>
+            </w:r>
+          </w:p>
+        </w:tc>
+      </w:tr>
+      <w:tr>
+        <w:tc>
+          <w:tcPr>
+            <w:tcW w:type="dxa" w:w="1662"/>
+            <w:tcBorders>
+              <w:top w:val="single" w:sz="4" w:color="DDE5EF"/>
+              <w:left w:val="single" w:sz="4" w:color="DDE5EF"/>
+              <w:bottom w:val="single" w:sz="4" w:color="DDE5EF"/>
+              <w:right w:val="single" w:sz="4" w:color="DDE5EF"/>
+            </w:tcBorders>
+          </w:tcPr>
+          <w:p>
+            <w:pPr>
+              <w:spacing w:after="0"/>
+            </w:pPr>
+            <w:r>
+              <w:rPr>
+                <w:b/>
+                <w:sz w:val="22"/>
+              </w:rPr>
+              <w:t>Total effort</w:t>
+            </w:r>
+          </w:p>
+        </w:tc>
+        <w:tc>
+          <w:tcPr>
+            <w:tcW w:type="dxa" w:w="1662"/>
+            <w:tcBorders>
+              <w:top w:val="single" w:sz="4" w:color="DDE5EF"/>
+              <w:left w:val="single" w:sz="4" w:color="DDE5EF"/>
+              <w:bottom w:val="single" w:sz="4" w:color="DDE5EF"/>
+              <w:right w:val="single" w:sz="4" w:color="DDE5EF"/>
+            </w:tcBorders>
+          </w:tcPr>
+          <w:p>
+            <w:pPr>
+              <w:spacing w:after="0"/>
+            </w:pPr>
+            <w:r>
+              <w:rPr>
+                <w:b/>
+                <w:sz w:val="22"/>
+              </w:rPr>
+              <w:t>~15</w:t>
+            </w:r>
+          </w:p>
+        </w:tc>
+        <w:tc>
+          <w:tcPr>
+            <w:tcW w:type="dxa" w:w="1662"/>
+            <w:tcBorders>
+              <w:top w:val="single" w:sz="4" w:color="DDE5EF"/>
+              <w:left w:val="single" w:sz="4" w:color="DDE5EF"/>
+              <w:bottom w:val="single" w:sz="4" w:color="DDE5EF"/>
+              <w:right w:val="single" w:sz="4" w:color="DDE5EF"/>
+            </w:tcBorders>
+          </w:tcPr>
+          <w:p>
+            <w:pPr>
+              <w:spacing w:after="0"/>
+            </w:pPr>
+            <w:r>
+              <w:rPr>
+                <w:b/>
+                <w:sz w:val="22"/>
+              </w:rPr>
+              <w:t>~25</w:t>
+            </w:r>
+          </w:p>
+        </w:tc>
+        <w:tc>
+          <w:tcPr>
+            <w:tcW w:type="dxa" w:w="1662"/>
+            <w:tcBorders>
+              <w:top w:val="single" w:sz="4" w:color="DDE5EF"/>
+              <w:left w:val="single" w:sz="4" w:color="DDE5EF"/>
+              <w:bottom w:val="single" w:sz="4" w:color="DDE5EF"/>
+              <w:right w:val="single" w:sz="4" w:color="DDE5EF"/>
+            </w:tcBorders>
+          </w:tcPr>
+          <w:p>
+            <w:pPr>
+              <w:spacing w:after="0"/>
+            </w:pPr>
+            <w:r>
+              <w:rPr>
+                <w:b/>
+                <w:sz w:val="22"/>
+              </w:rPr>
+              <w:t>~29</w:t>
+            </w:r>
+          </w:p>
+        </w:tc>
+        <w:tc>
+          <w:tcPr>
+            <w:tcW w:type="dxa" w:w="1662"/>
+            <w:tcBorders>
+              <w:top w:val="single" w:sz="4" w:color="DDE5EF"/>
+              <w:left w:val="single" w:sz="4" w:color="DDE5EF"/>
+              <w:bottom w:val="single" w:sz="4" w:color="DDE5EF"/>
+              <w:right w:val="single" w:sz="4" w:color="DDE5EF"/>
+            </w:tcBorders>
+          </w:tcPr>
+          <w:p>
+            <w:pPr>
+              <w:spacing w:after="0"/>
+            </w:pPr>
+            <w:r>
+              <w:rPr>
+                <w:b/>
+                <w:sz w:val="22"/>
+              </w:rPr>
+              <w:t>~27</w:t>
+            </w:r>
+          </w:p>
+        </w:tc>
+        <w:tc>
+          <w:tcPr>
+            <w:tcW w:type="dxa" w:w="1662"/>
+            <w:tcBorders>
+              <w:top w:val="single" w:sz="4" w:color="DDE5EF"/>
+              <w:left w:val="single" w:sz="4" w:color="DDE5EF"/>
+              <w:bottom w:val="single" w:sz="4" w:color="DDE5EF"/>
+              <w:right w:val="single" w:sz="4" w:color="DDE5EF"/>
+            </w:tcBorders>
+          </w:tcPr>
+          <w:p>
+            <w:pPr>
+              <w:spacing w:after="0"/>
+            </w:pPr>
+            <w:r>
+              <w:rPr>
+                <w:sz w:val="22"/>
+              </w:rPr>
+              <w:t>Plateaus at ~28 FTE-equivalent total effort from P3 onward.</w:t>
+            </w:r>
+          </w:p>
+        </w:tc>
+      </w:tr>
+    </w:tbl>
+    <w:p>
+      <w:pPr>
+        <w:spacing w:after="40"/>
+      </w:pPr>
+    </w:p>
+    <w:p>
+      <w:pPr>
+        <w:spacing w:after="120"/>
+      </w:pPr>
+      <w:r>
+        <w:rPr>
+          <w:sz w:val="22"/>
+        </w:rPr>
+        <w:t xml:space="preserve">At a blended European defence-engineering rate of </w:t>
+      </w:r>
+      <w:r>
+        <w:rPr>
+          <w:b/>
+          <w:sz w:val="22"/>
+        </w:rPr>
+        <w:t>€140 k per FTE-year</w:t>
+      </w:r>
+      <w:r>
+        <w:rPr>
+          <w:sz w:val="22"/>
+        </w:rPr>
+        <w:t xml:space="preserve"> (fully loaded), the annual labour cost rises from approximately </w:t>
+      </w:r>
+      <w:r>
+        <w:rPr>
+          <w:b/>
+          <w:sz w:val="22"/>
+        </w:rPr>
+        <w:t>€2.2 M/yr in P1</w:t>
+      </w:r>
+      <w:r>
+        <w:rPr>
+          <w:sz w:val="22"/>
+        </w:rPr>
+        <w:t xml:space="preserve"> to </w:t>
+      </w:r>
+      <w:r>
+        <w:rPr>
+          <w:b/>
+          <w:sz w:val="22"/>
+        </w:rPr>
+        <w:t>€3.7 M/yr in P2</w:t>
+      </w:r>
+      <w:r>
+        <w:rPr>
+          <w:sz w:val="22"/>
+        </w:rPr>
+        <w:t xml:space="preserve">, peaks at </w:t>
+      </w:r>
+      <w:r>
+        <w:rPr>
+          <w:b/>
+          <w:sz w:val="22"/>
+        </w:rPr>
+        <w:t>€4.2 M/yr in P3</w:t>
+      </w:r>
+      <w:r>
+        <w:rPr>
+          <w:sz w:val="22"/>
+        </w:rPr>
+        <w:t xml:space="preserve">, and settles at </w:t>
+      </w:r>
+      <w:r>
+        <w:rPr>
+          <w:b/>
+          <w:sz w:val="22"/>
+        </w:rPr>
+        <w:t>€3.9 M/yr in steady state</w:t>
+      </w:r>
+      <w:r>
+        <w:rPr>
+          <w:sz w:val="22"/>
+        </w:rPr>
+        <w:t xml:space="preserve">. The cumulative labour cost across the 15-year horizon is approximately </w:t>
+      </w:r>
+      <w:r>
+        <w:rPr>
+          <w:b/>
+          <w:sz w:val="22"/>
+        </w:rPr>
+        <w:t>€55 M</w:t>
+      </w:r>
+      <w:r>
+        <w:rPr>
+          <w:sz w:val="22"/>
+        </w:rPr>
+        <w:t>, distributed between the one-time engineering envelope (§5.1.1), recurring operating cost (§5.1.1), and revenue cost-of-goods-sold absorbed into S1 / S2 gross margin (§5.2).</w:t>
+      </w:r>
+    </w:p>
+    <w:p>
+      <w:pPr>
+        <w:spacing w:after="120"/>
+      </w:pPr>
+      <w:r>
+        <w:rPr>
+          <w:b/>
+          <w:sz w:val="22"/>
+        </w:rPr>
+        <w:t>Security-clearance constraint.</w:t>
+      </w:r>
+      <w:r>
+        <w:rPr>
+          <w:sz w:val="22"/>
+        </w:rPr>
+        <w:t xml:space="preserve"> Approximately two-thirds of the dedicated team requires national Secret-level clearance or higher (DGA-MI / Secret Défense in France, BSI / Geheim in Germany, CNI / Secreto in Spain), with two roles at national Top Secret + NATO Cosmic Top Secret. National clearance lead times (6–12 months in FR/DE, 6–9 months in ES) make hiring net-new staff from outside Airbus DS structurally slow. The staffing strategy therefore relies on transferring already-cleared staff from existing Airbus DS / Airbus Protect programmes (A400M, MRTT, Eurofighter, Eurodrone) — this is itself a competitive advantage that no greenfield European or US vendor can replicate.</w:t>
       </w:r>
     </w:p>
     <w:p>
@@ -7146,7 +9088,44 @@
         <w:rPr>
           <w:sz w:val="22"/>
         </w:rPr>
-        <w:t>Two characteristics of this cost structure deserve explicit attention from the reviewer. First, it is front-loaded — approximately 50–55% of the non-recurring envelope falls inside the 2026–2032 window. This is consistent with the strategic imperative of anchoring SPARTA into the FCAS Combat Cloud schema before the schema freeze of 2028–2029, but it does create a cash-flow concentration in the early years that Airbus DS Finance should plan for. Second, the recurring operating cost beyond 2034 is modest in absolute terms (€4–8 M/yr) relative to the recurring revenue it generates by then (€18–30 M/yr) — implying a substantial recurring-services gross-margin contribution toward the second half of the horizon.</w:t>
+        <w:t>Two characteristics of this cost structure deserve explicit attention from the reviewer. First, it is front-loaded — approximately 50–55% of the non-recurring envelope falls inside the 2026–2032 window. This is consistent with the strategic imperative of anchoring SPARTA into the FCAS Combat Cloud schema before the schema freeze of 2028–2029, but it does create a cash-flow concentration in the early years that Airbus DS Finance should plan for. Second, the recurring operating cost beyond 2034 is modest in absolute terms (</w:t>
+      </w:r>
+      <w:r>
+        <w:rPr>
+          <w:b/>
+          <w:sz w:val="22"/>
+        </w:rPr>
+        <w:t>€3.5–6 M/yr</w:t>
+      </w:r>
+      <w:r>
+        <w:rPr>
+          <w:sz w:val="22"/>
+        </w:rPr>
+        <w:t>, tightened from the original €4–8 M/yr envelope to reflect the revised staffing plan in §4.1.3) relative to the recurring revenue it generates by then (€18–30 M/yr) — implying a substantial recurring-services gross-margin contribution toward the second half of the horizon.</w:t>
+      </w:r>
+    </w:p>
+    <w:p>
+      <w:pPr>
+        <w:spacing w:after="120"/>
+      </w:pPr>
+      <w:r>
+        <w:rPr>
+          <w:sz w:val="22"/>
+        </w:rPr>
+        <w:t xml:space="preserve">The revised manpower plan in §4.1.3 reduces the labour share inside the €58–88 M one-time engineering envelope from approximately €39 M to approximately </w:t>
+      </w:r>
+      <w:r>
+        <w:rPr>
+          <w:b/>
+          <w:sz w:val="22"/>
+        </w:rPr>
+        <w:t>€22 M</w:t>
+      </w:r>
+      <w:r>
+        <w:rPr>
+          <w:sz w:val="22"/>
+        </w:rPr>
+        <w:t xml:space="preserve"> — freeing roughly €17 M of headroom for non-labour items (HIL rigs, NETEM test infrastructure, MARS schema integration NRE, contracted services). The total envelope is unchanged; its composition is more favourable.</w:t>
       </w:r>
     </w:p>
     <w:p>
@@ -10710,7 +12689,44 @@
         <w:rPr>
           <w:sz w:val="22"/>
         </w:rPr>
-        <w:t>SPARTA leverages four existing Airbus DS capabilities that competitors cannot easily replicate. First, the multi-decade systems-engineering heritage in Eurofighter, A400M, Eurodrone, MRTT and Tiger / NH90 (twin-engine NATO-class transport / utility helicopter) mission systems [R-2] provides the engineering depth and accreditation track record on which SPARTA depends. Second, Pillar 4 prime status on FCAS [R-1] gives SPARTA programme-anchored access. Third, the Airbus Protect cyber-services capability provides the operational TSOC backend (Orion Malware®, CymID®) that SPARTA consumes [R-2]. Fourth, the Airbus space and connectivity portfolio (Skynet, Network for the Sky) provides the transport layer over which SPARTA traffic flows. There is no significant capability gap in Airbus DS that SPARTA's success requires building from greenfield — the talent ramp described in §4.1.3 is the principal organic build, and it is bounded at ~63 FTE steady state.</w:t>
+        <w:t xml:space="preserve">SPARTA leverages five existing Airbus DS capabilities that competitors cannot easily replicate. First, the multi-decade systems-engineering heritage in Eurofighter, A400M, Eurodrone, MRTT and Tiger / NH90 (twin-engine NATO-class transport / utility helicopter) mission systems [R-2] provides the engineering depth and accreditation track record on which SPARTA depends. Second, Pillar 4 prime status on FCAS [R-1] gives SPARTA programme-anchored access. Third, the Airbus Protect cyber-services capability provides the operational TSOC backend (Orion Malware®, CymID®) that SPARTA consumes [R-2]. Fourth, the Airbus space and connectivity portfolio (Skynet, Network for the Sky) provides the transport layer over which SPARTA traffic flows. </w:t>
+      </w:r>
+      <w:r>
+        <w:rPr>
+          <w:b/>
+          <w:sz w:val="22"/>
+        </w:rPr>
+        <w:t>Fifth, Airbus DS's existing pool of cleared staff</w:t>
+      </w:r>
+      <w:r>
+        <w:rPr>
+          <w:sz w:val="22"/>
+        </w:rPr>
+        <w:t xml:space="preserve"> — engineers and analysts already holding national Secret-level clearances earned on A400M, MRTT, Eurofighter and Eurodrone — is large enough to stand up the SPARTA team without depending on the 6–12-month clearance lead times a greenfield competitor would face. This is itself a structural advantage that no external European or US vendor can replicate inside the Q3 2026 acceptance window.</w:t>
+      </w:r>
+    </w:p>
+    <w:p>
+      <w:pPr>
+        <w:spacing w:after="120"/>
+      </w:pPr>
+      <w:r>
+        <w:rPr>
+          <w:sz w:val="22"/>
+        </w:rPr>
+        <w:t xml:space="preserve">There is no significant capability gap in Airbus DS that SPARTA's success requires building from greenfield. The talent ramp described in §4.1.3 is bounded at approximately </w:t>
+      </w:r>
+      <w:r>
+        <w:rPr>
+          <w:b/>
+          <w:sz w:val="22"/>
+        </w:rPr>
+        <w:t>20 dedicated FTE at steady state, plus ~8 FTE-equivalent of allocated time</w:t>
+      </w:r>
+      <w:r>
+        <w:rPr>
+          <w:sz w:val="22"/>
+        </w:rPr>
+        <w:t xml:space="preserve"> from existing Airbus DS / Airbus Protect teams.</w:t>
       </w:r>
     </w:p>
     <w:p>
@@ -13725,6 +15741,97 @@
           </w:p>
         </w:tc>
       </w:tr>
+      <w:tr>
+        <w:tc>
+          <w:tcPr>
+            <w:tcW w:type="dxa" w:w="2493"/>
+            <w:tcBorders>
+              <w:top w:val="single" w:sz="4" w:color="DDE5EF"/>
+              <w:left w:val="single" w:sz="4" w:color="DDE5EF"/>
+              <w:bottom w:val="single" w:sz="4" w:color="DDE5EF"/>
+              <w:right w:val="single" w:sz="4" w:color="DDE5EF"/>
+            </w:tcBorders>
+          </w:tcPr>
+          <w:p>
+            <w:pPr>
+              <w:spacing w:after="0"/>
+            </w:pPr>
+            <w:r>
+              <w:rPr>
+                <w:b/>
+                <w:sz w:val="22"/>
+              </w:rPr>
+              <w:t>Cleared-talent supply — pool of staff with active national-Secret-level clearance and SPARTA-relevant skills</w:t>
+            </w:r>
+          </w:p>
+        </w:tc>
+        <w:tc>
+          <w:tcPr>
+            <w:tcW w:type="dxa" w:w="2493"/>
+            <w:tcBorders>
+              <w:top w:val="single" w:sz="4" w:color="DDE5EF"/>
+              <w:left w:val="single" w:sz="4" w:color="DDE5EF"/>
+              <w:bottom w:val="single" w:sz="4" w:color="DDE5EF"/>
+              <w:right w:val="single" w:sz="4" w:color="DDE5EF"/>
+            </w:tcBorders>
+          </w:tcPr>
+          <w:p>
+            <w:pPr>
+              <w:spacing w:after="0"/>
+            </w:pPr>
+            <w:r>
+              <w:rPr>
+                <w:sz w:val="22"/>
+              </w:rPr>
+              <w:t>Partial — Airbus DS / Airbus Protect already hold a sizeable pool of cleared engineers and content analysts from A400M, MRTT, Eurofighter and Eurodrone work; the SPARTA-specific allocation is not yet formalised</w:t>
+            </w:r>
+          </w:p>
+        </w:tc>
+        <w:tc>
+          <w:tcPr>
+            <w:tcW w:type="dxa" w:w="2493"/>
+            <w:tcBorders>
+              <w:top w:val="single" w:sz="4" w:color="DDE5EF"/>
+              <w:left w:val="single" w:sz="4" w:color="DDE5EF"/>
+              <w:bottom w:val="single" w:sz="4" w:color="DDE5EF"/>
+              <w:right w:val="single" w:sz="4" w:color="DDE5EF"/>
+            </w:tcBorders>
+          </w:tcPr>
+          <w:p>
+            <w:pPr>
+              <w:spacing w:after="0"/>
+            </w:pPr>
+            <w:r>
+              <w:rPr>
+                <w:sz w:val="22"/>
+              </w:rPr>
+              <w:t>Have — dedicated SPARTA team of ~18 cleared FTE in place, sourced almost entirely from internal transfers</w:t>
+            </w:r>
+          </w:p>
+        </w:tc>
+        <w:tc>
+          <w:tcPr>
+            <w:tcW w:type="dxa" w:w="2493"/>
+            <w:tcBorders>
+              <w:top w:val="single" w:sz="4" w:color="DDE5EF"/>
+              <w:left w:val="single" w:sz="4" w:color="DDE5EF"/>
+              <w:bottom w:val="single" w:sz="4" w:color="DDE5EF"/>
+              <w:right w:val="single" w:sz="4" w:color="DDE5EF"/>
+            </w:tcBorders>
+          </w:tcPr>
+          <w:p>
+            <w:pPr>
+              <w:spacing w:after="0"/>
+            </w:pPr>
+            <w:r>
+              <w:rPr>
+                <w:sz w:val="22"/>
+              </w:rPr>
+              <w:t>Have — sustainable staffing pipeline including formal partnerships with NATO CCD-COE for distributed-systems talent</w:t>
+            </w:r>
+          </w:p>
+        </w:tc>
+      </w:tr>
     </w:tbl>
     <w:p>
       <w:pPr>
@@ -13770,6 +15877,30 @@
     </w:p>
     <w:p>
       <w:pPr>
+        <w:spacing w:after="120"/>
+      </w:pPr>
+      <w:r>
+        <w:rPr>
+          <w:sz w:val="22"/>
+        </w:rPr>
+        <w:t xml:space="preserve">A third dimension — </w:t>
+      </w:r>
+      <w:r>
+        <w:rPr>
+          <w:b/>
+          <w:sz w:val="22"/>
+        </w:rPr>
+        <w:t>cleared-talent supply</w:t>
+      </w:r>
+      <w:r>
+        <w:rPr>
+          <w:sz w:val="22"/>
+        </w:rPr>
+        <w:t xml:space="preserve"> — is treated as partial rather than as a gap. Airbus DS and Airbus Protect already hold a sizeable pool of staff cleared at national Secret level or above, accumulated through A400M, MRTT, Eurofighter and Eurodrone work. The SPARTA-specific staffing plan in §4.1.3 is structured to draw from this pool rather than to hire net-new staff from outside Airbus DS, because the 6–12-month national-clearance lead times would otherwise be incompatible with the Q3 2026 acceptance window. Formalising the SPARTA allocation against this pool is a low-effort, high-leverage action — it converts a hidden assumption into a stated capability that is independently auditable.</w:t>
+      </w:r>
+    </w:p>
+    <w:p>
+      <w:pPr>
         <w:pStyle w:val="Heading2"/>
       </w:pPr>
       <w:r>
@@ -13897,6 +16028,32 @@
           <w:sz w:val="22"/>
         </w:rPr>
         <w:t xml:space="preserve"> — for Eurodrone-anchored derisking activity, SPARTA must operate within the OCCAR multi-national contracting model rather than bilateral contracting [R-2].</w:t>
+      </w:r>
+    </w:p>
+    <w:p>
+      <w:pPr>
+        <w:spacing w:after="40"/>
+        <w:ind w:left="454"/>
+      </w:pPr>
+      <w:r>
+        <w:rPr>
+          <w:color w:val="101A2D"/>
+          <w:sz w:val="22"/>
+        </w:rPr>
+        <w:t xml:space="preserve">- </w:t>
+      </w:r>
+      <w:r>
+        <w:rPr>
+          <w:b/>
+          <w:sz w:val="22"/>
+        </w:rPr>
+        <w:t>National-clearance lead times</w:t>
+      </w:r>
+      <w:r>
+        <w:rPr>
+          <w:sz w:val="22"/>
+        </w:rPr>
+        <w:t xml:space="preserve"> — net-new staff hiring is bounded by national security-clearance lead times (6–12 months in France and Germany, 6–9 months in Spain) plus a further 2–3 months for NATO and EU clearance reciprocity. Two-thirds of the dedicated SPARTA team requires national Secret-level clearance or higher. The staffing plan in §4.1.3 therefore relies on transferring already-cleared staff from existing Airbus DS / Airbus Protect programmes; the alternative — hiring outside the existing cleared pool — is not viable within the Q3 2026 acceptance window.</w:t>
       </w:r>
     </w:p>
     <w:p>

--- a/SPARTA_system_definition_datapack/SPARTA_business_plan.docx
+++ b/SPARTA_system_definition_datapack/SPARTA_business_plan.docx
@@ -679,6 +679,19 @@
     <w:p>
       <w:pPr>
         <w:spacing w:after="0"/>
+        <w:ind w:left="454"/>
+      </w:pPr>
+      <w:r>
+        <w:rPr>
+          <w:color w:val="142033"/>
+          <w:sz w:val="20"/>
+        </w:rPr>
+        <w:t>6.4 SWOT Synthesis</w:t>
+      </w:r>
+    </w:p>
+    <w:p>
+      <w:pPr>
+        <w:spacing w:after="0"/>
       </w:pPr>
       <w:r>
         <w:rPr>
@@ -1223,6 +1236,63 @@
           <w:sz w:val="22"/>
         </w:rPr>
         <w:t>. No European or US competitor holds all four positions in FCAS.</w:t>
+      </w:r>
+    </w:p>
+    <w:p>
+      <w:pPr>
+        <w:spacing w:after="120"/>
+      </w:pPr>
+      <w:r>
+        <w:rPr>
+          <w:b/>
+          <w:sz w:val="22"/>
+        </w:rPr>
+        <w:t>Three Airbus-specific advantages further strengthen the value proposition</w:t>
+      </w:r>
+      <w:r>
+        <w:rPr>
+          <w:sz w:val="22"/>
+        </w:rPr>
+        <w:t xml:space="preserve"> beyond the four-property moat above. First, Airbus DS can leverage </w:t>
+      </w:r>
+      <w:r>
+        <w:rPr>
+          <w:b/>
+          <w:sz w:val="22"/>
+        </w:rPr>
+        <w:t>Airbus Protect's cyber-security expertise</w:t>
+      </w:r>
+      <w:r>
+        <w:rPr>
+          <w:sz w:val="22"/>
+        </w:rPr>
+        <w:t xml:space="preserve"> — Airbus Protect already defends Airbus Defence &amp; Space itself against real-world advanced adversaries, an operational threat profile that sits immediately below that of actual military operators. This gives Airbus Protect a depth of practical cyber-defence experience that no commercial managed-security-service provider and few European defence-cyber competitors can match. Second, Airbus DS </w:t>
+      </w:r>
+      <w:r>
+        <w:rPr>
+          <w:b/>
+          <w:sz w:val="22"/>
+        </w:rPr>
+        <w:t>owns or has direct privileged access to the host platforms</w:t>
+      </w:r>
+      <w:r>
+        <w:rPr>
+          <w:sz w:val="22"/>
+        </w:rPr>
+        <w:t xml:space="preserve"> on which SPARTA must run (Eurofighter, A400M, MRTT, Eurodrone, Tiger / NH90); this gives Airbus DS the deep platform-systems expertise needed to engineer SPARTA to fit avionics, comms-bus, and SWaP constraints — knowledge that an outside vendor would have to acquire through years of integration work. Third, Airbus DS is already </w:t>
+      </w:r>
+      <w:r>
+        <w:rPr>
+          <w:b/>
+          <w:sz w:val="22"/>
+        </w:rPr>
+        <w:t>inside FCAS</w:t>
+      </w:r>
+      <w:r>
+        <w:rPr>
+          <w:sz w:val="22"/>
+        </w:rPr>
+        <w:t xml:space="preserve"> as the Pillar 4 prime; this conveys credibility and institutional standing to define standards rather than merely to comply with them. Together, these three advantages mean SPARTA is not a speculative entry into a market — it is the natural extension of capabilities Airbus DS already possesses and already exercises operationally.</w:t>
       </w:r>
     </w:p>
     <w:p>
@@ -4151,7 +4221,7 @@
         <w:pStyle w:val="Heading3"/>
       </w:pPr>
       <w:r>
-        <w:t>3.4.1 Threat of new entrants — medium-high</w:t>
+        <w:t>3.4.1 Threat of new entrants — high</w:t>
       </w:r>
     </w:p>
     <w:p>
@@ -4174,7 +4244,81 @@
         <w:rPr>
           <w:sz w:val="22"/>
         </w:rPr>
-        <w:t>. European defence-cyber start-ups (notably France-based, occasionally Germany-based) are a secondary entrant class; their threat profile is lower than the US class because they typically lack Combat Cloud programme access.</w:t>
+        <w:t>.</w:t>
+      </w:r>
+    </w:p>
+    <w:p>
+      <w:pPr>
+        <w:spacing w:after="120"/>
+      </w:pPr>
+      <w:r>
+        <w:rPr>
+          <w:sz w:val="22"/>
+        </w:rPr>
+        <w:t>Two German entrants warrant specific attention because they combine the sovereign-acceptability the US vendors lack with the software-first cadence European primes are missing:</w:t>
+      </w:r>
+    </w:p>
+    <w:p>
+      <w:pPr>
+        <w:spacing w:after="40"/>
+        <w:ind w:left="454"/>
+      </w:pPr>
+      <w:r>
+        <w:rPr>
+          <w:color w:val="101A2D"/>
+          <w:sz w:val="22"/>
+        </w:rPr>
+        <w:t xml:space="preserve">- </w:t>
+      </w:r>
+      <w:r>
+        <w:rPr>
+          <w:b/>
+          <w:sz w:val="22"/>
+        </w:rPr>
+        <w:t>Helsing.AI</w:t>
+      </w:r>
+      <w:r>
+        <w:rPr>
+          <w:sz w:val="22"/>
+        </w:rPr>
+        <w:t xml:space="preserve"> — Munich-based defence-AI start-up founded in 2021, heavily venture-funded, with rapid contract wins in the Bundeswehr ecosystem and explicit FCAS-relevant ambition. Helsing's software-first culture and German sovereignty make it the most credible non-US new entrant that could plausibly contest SPARTA's positioning, particularly on the Bundeswehr side. Helsing's current product focus is AI-driven mission software rather than mission-aware cyber-trust specifically — but the boundary is porous, and Helsing has both the funding and the talent to enter SPARTA's space if the market signal is sufficiently strong.</w:t>
+      </w:r>
+    </w:p>
+    <w:p>
+      <w:pPr>
+        <w:spacing w:after="40"/>
+        <w:ind w:left="454"/>
+      </w:pPr>
+      <w:r>
+        <w:rPr>
+          <w:color w:val="101A2D"/>
+          <w:sz w:val="22"/>
+        </w:rPr>
+        <w:t xml:space="preserve">- </w:t>
+      </w:r>
+      <w:r>
+        <w:rPr>
+          <w:b/>
+          <w:sz w:val="22"/>
+        </w:rPr>
+        <w:t>BWI GmbH</w:t>
+      </w:r>
+      <w:r>
+        <w:rPr>
+          <w:sz w:val="22"/>
+        </w:rPr>
+        <w:t xml:space="preserve"> — the Bundeswehr's wholly-owned IT services company, with several thousand employees and the institutional inside track on German military IT modernisation. BWI is structurally less likely than Helsing to compete on a product basis (BWI is a services integrator, not a product vendor) but it is in a position to influence Bundeswehr customer requirements and to be designated as the German integrator-of-choice for any SPARTA-equivalent capability the Bundeswehr decides to procure. BWI's role is therefore best understood as a gatekeeper / influencer rather than a direct rival.</w:t>
+      </w:r>
+    </w:p>
+    <w:p>
+      <w:pPr>
+        <w:spacing w:after="120"/>
+      </w:pPr>
+      <w:r>
+        <w:rPr>
+          <w:sz w:val="22"/>
+        </w:rPr>
+        <w:t>European defence-cyber start-ups (notably France-based, occasionally Germany-based) are a tertiary entrant class; their threat profile is lower than the US and Helsing classes because they typically lack Combat Cloud programme access and venture-scale funding.</w:t>
       </w:r>
     </w:p>
     <w:p>
@@ -4245,7 +4389,7 @@
         <w:pStyle w:val="Heading3"/>
       </w:pPr>
       <w:r>
-        <w:t>3.4.5 Industry rivalry — medium</w:t>
+        <w:t>3.4.5 Industry rivalry — medium-high</w:t>
       </w:r>
     </w:p>
     <w:p>
@@ -4256,14 +4400,704 @@
         <w:rPr>
           <w:sz w:val="22"/>
         </w:rPr>
-        <w:t xml:space="preserve">Direct rivals in the European context are Indra (FCAS Pillar 5 sensors prime with sovereign-cyber heritage), Thales (CYBELS cyber-defence product family and Critical National Infrastructure (CNI) cyber heritage), and to a lesser extent Leonardo within GCAP [R-1][R-11] </w:t>
-      </w:r>
-      <w:r>
-        <w:rPr>
-          <w:sz w:val="22"/>
-        </w:rPr>
-        <w:t>. Indirect rivals are the US mission-cyber vendors already noted under entrants. The structural reason rivalry is medium rather than high is that none of these rivals simultaneously holds the four positions (Combat Cloud primacy, MARS authority, mission-context access, TSOC analyst-workflow ownership) that SPARTA's defensibility depends on.</w:t>
-      </w:r>
+        <w:t xml:space="preserve">Direct rivals in the European context are Indra (FCAS Pillar 5 sensors prime with sovereign-cyber heritage), Thales (CYBELS cyber-defence product family and Critical National Infrastructure (CNI) cyber heritage), </w:t>
+      </w:r>
+      <w:r>
+        <w:rPr>
+          <w:b/>
+          <w:sz w:val="22"/>
+        </w:rPr>
+        <w:t>Helsing.AI</w:t>
+      </w:r>
+      <w:r>
+        <w:rPr>
+          <w:sz w:val="22"/>
+        </w:rPr>
+        <w:t xml:space="preserve"> (German defence-AI start-up with FCAS-adjacent positioning and aggressive Bundeswehr engagement), and to a lesser extent Leonardo within GCAP [R-1][R-11] </w:t>
+      </w:r>
+      <w:r>
+        <w:rPr>
+          <w:sz w:val="22"/>
+        </w:rPr>
+        <w:t xml:space="preserve">. </w:t>
+      </w:r>
+      <w:r>
+        <w:rPr>
+          <w:b/>
+          <w:sz w:val="22"/>
+        </w:rPr>
+        <w:t>BWI GmbH</w:t>
+      </w:r>
+      <w:r>
+        <w:rPr>
+          <w:sz w:val="22"/>
+        </w:rPr>
+        <w:t xml:space="preserve"> is a German-specific influencer/gatekeeper that shapes Bundeswehr procurement preferences without being a direct product competitor. Indirect rivals are the US mission-cyber vendors already noted under entrants. The structural reason rivalry is medium-high rather than high is that none of these rivals simultaneously holds the four positions (Combat Cloud primacy, MARS authority, mission-context access, TSOC analyst-workflow ownership) that SPARTA's defensibility depends on — though Helsing.AI is the rival closest to closing the gap, because it combines sovereign acceptability with software-first cadence.</w:t>
+      </w:r>
+    </w:p>
+    <w:tbl>
+      <w:tblPr>
+        <w:tblStyle w:val="TableGrid"/>
+        <w:tblW w:type="auto" w:w="0"/>
+        <w:jc w:val="center"/>
+        <w:tblLayout w:type="autofit"/>
+        <w:tblLook w:firstColumn="1" w:firstRow="1" w:lastColumn="0" w:lastRow="0" w:noHBand="0" w:noVBand="1" w:val="04A0"/>
+      </w:tblPr>
+      <w:tblGrid>
+        <w:gridCol w:w="2493"/>
+        <w:gridCol w:w="2493"/>
+        <w:gridCol w:w="2493"/>
+        <w:gridCol w:w="2493"/>
+      </w:tblGrid>
+      <w:tr>
+        <w:tc>
+          <w:tcPr>
+            <w:tcW w:type="dxa" w:w="2493"/>
+            <w:tcBorders>
+              <w:top w:val="single" w:sz="4" w:color="DDE5EF"/>
+              <w:left w:val="single" w:sz="4" w:color="DDE5EF"/>
+              <w:bottom w:val="single" w:sz="4" w:color="DDE5EF"/>
+              <w:right w:val="single" w:sz="4" w:color="DDE5EF"/>
+            </w:tcBorders>
+            <w:shd w:val="clear" w:color="auto" w:fill="EAF1F8"/>
+          </w:tcPr>
+          <w:p>
+            <w:pPr>
+              <w:spacing w:after="0"/>
+            </w:pPr>
+            <w:r>
+              <w:rPr>
+                <w:b/>
+                <w:color w:val="1F4E79"/>
+                <w:sz w:val="20"/>
+              </w:rPr>
+              <w:t>Player</w:t>
+            </w:r>
+          </w:p>
+        </w:tc>
+        <w:tc>
+          <w:tcPr>
+            <w:tcW w:type="dxa" w:w="2493"/>
+            <w:tcBorders>
+              <w:top w:val="single" w:sz="4" w:color="DDE5EF"/>
+              <w:left w:val="single" w:sz="4" w:color="DDE5EF"/>
+              <w:bottom w:val="single" w:sz="4" w:color="DDE5EF"/>
+              <w:right w:val="single" w:sz="4" w:color="DDE5EF"/>
+            </w:tcBorders>
+            <w:shd w:val="clear" w:color="auto" w:fill="EAF1F8"/>
+          </w:tcPr>
+          <w:p>
+            <w:pPr>
+              <w:spacing w:after="0"/>
+            </w:pPr>
+            <w:r>
+              <w:rPr>
+                <w:b/>
+                <w:color w:val="1F4E79"/>
+                <w:sz w:val="20"/>
+              </w:rPr>
+              <w:t>Origin</w:t>
+            </w:r>
+          </w:p>
+        </w:tc>
+        <w:tc>
+          <w:tcPr>
+            <w:tcW w:type="dxa" w:w="2493"/>
+            <w:tcBorders>
+              <w:top w:val="single" w:sz="4" w:color="DDE5EF"/>
+              <w:left w:val="single" w:sz="4" w:color="DDE5EF"/>
+              <w:bottom w:val="single" w:sz="4" w:color="DDE5EF"/>
+              <w:right w:val="single" w:sz="4" w:color="DDE5EF"/>
+            </w:tcBorders>
+            <w:shd w:val="clear" w:color="auto" w:fill="EAF1F8"/>
+          </w:tcPr>
+          <w:p>
+            <w:pPr>
+              <w:spacing w:after="0"/>
+            </w:pPr>
+            <w:r>
+              <w:rPr>
+                <w:b/>
+                <w:color w:val="1F4E79"/>
+                <w:sz w:val="20"/>
+              </w:rPr>
+              <w:t>Closest threat vector</w:t>
+            </w:r>
+          </w:p>
+        </w:tc>
+        <w:tc>
+          <w:tcPr>
+            <w:tcW w:type="dxa" w:w="2493"/>
+            <w:tcBorders>
+              <w:top w:val="single" w:sz="4" w:color="DDE5EF"/>
+              <w:left w:val="single" w:sz="4" w:color="DDE5EF"/>
+              <w:bottom w:val="single" w:sz="4" w:color="DDE5EF"/>
+              <w:right w:val="single" w:sz="4" w:color="DDE5EF"/>
+            </w:tcBorders>
+            <w:shd w:val="clear" w:color="auto" w:fill="EAF1F8"/>
+          </w:tcPr>
+          <w:p>
+            <w:pPr>
+              <w:spacing w:after="0"/>
+            </w:pPr>
+            <w:r>
+              <w:rPr>
+                <w:b/>
+                <w:color w:val="1F4E79"/>
+                <w:sz w:val="20"/>
+              </w:rPr>
+              <w:t>Why they do not currently hold the four-position moat</w:t>
+            </w:r>
+          </w:p>
+        </w:tc>
+      </w:tr>
+      <w:tr>
+        <w:tc>
+          <w:tcPr>
+            <w:tcW w:type="dxa" w:w="2493"/>
+            <w:tcBorders>
+              <w:top w:val="single" w:sz="4" w:color="DDE5EF"/>
+              <w:left w:val="single" w:sz="4" w:color="DDE5EF"/>
+              <w:bottom w:val="single" w:sz="4" w:color="DDE5EF"/>
+              <w:right w:val="single" w:sz="4" w:color="DDE5EF"/>
+            </w:tcBorders>
+          </w:tcPr>
+          <w:p>
+            <w:pPr>
+              <w:spacing w:after="0"/>
+            </w:pPr>
+            <w:r>
+              <w:rPr>
+                <w:sz w:val="22"/>
+              </w:rPr>
+              <w:t>Indra</w:t>
+            </w:r>
+          </w:p>
+        </w:tc>
+        <w:tc>
+          <w:tcPr>
+            <w:tcW w:type="dxa" w:w="2493"/>
+            <w:tcBorders>
+              <w:top w:val="single" w:sz="4" w:color="DDE5EF"/>
+              <w:left w:val="single" w:sz="4" w:color="DDE5EF"/>
+              <w:bottom w:val="single" w:sz="4" w:color="DDE5EF"/>
+              <w:right w:val="single" w:sz="4" w:color="DDE5EF"/>
+            </w:tcBorders>
+          </w:tcPr>
+          <w:p>
+            <w:pPr>
+              <w:spacing w:after="0"/>
+            </w:pPr>
+            <w:r>
+              <w:rPr>
+                <w:sz w:val="22"/>
+              </w:rPr>
+              <w:t>Spain</w:t>
+            </w:r>
+          </w:p>
+        </w:tc>
+        <w:tc>
+          <w:tcPr>
+            <w:tcW w:type="dxa" w:w="2493"/>
+            <w:tcBorders>
+              <w:top w:val="single" w:sz="4" w:color="DDE5EF"/>
+              <w:left w:val="single" w:sz="4" w:color="DDE5EF"/>
+              <w:bottom w:val="single" w:sz="4" w:color="DDE5EF"/>
+              <w:right w:val="single" w:sz="4" w:color="DDE5EF"/>
+            </w:tcBorders>
+          </w:tcPr>
+          <w:p>
+            <w:pPr>
+              <w:spacing w:after="0"/>
+            </w:pPr>
+            <w:r>
+              <w:rPr>
+                <w:sz w:val="22"/>
+              </w:rPr>
+              <w:t>Sovereign-cyber heritage; Pillar 5 access</w:t>
+            </w:r>
+          </w:p>
+        </w:tc>
+        <w:tc>
+          <w:tcPr>
+            <w:tcW w:type="dxa" w:w="2493"/>
+            <w:tcBorders>
+              <w:top w:val="single" w:sz="4" w:color="DDE5EF"/>
+              <w:left w:val="single" w:sz="4" w:color="DDE5EF"/>
+              <w:bottom w:val="single" w:sz="4" w:color="DDE5EF"/>
+              <w:right w:val="single" w:sz="4" w:color="DDE5EF"/>
+            </w:tcBorders>
+          </w:tcPr>
+          <w:p>
+            <w:pPr>
+              <w:spacing w:after="0"/>
+            </w:pPr>
+            <w:r>
+              <w:rPr>
+                <w:sz w:val="22"/>
+              </w:rPr>
+              <w:t>No Combat Cloud primacy; no MARS authority</w:t>
+            </w:r>
+          </w:p>
+        </w:tc>
+      </w:tr>
+      <w:tr>
+        <w:tc>
+          <w:tcPr>
+            <w:tcW w:type="dxa" w:w="2493"/>
+            <w:tcBorders>
+              <w:top w:val="single" w:sz="4" w:color="DDE5EF"/>
+              <w:left w:val="single" w:sz="4" w:color="DDE5EF"/>
+              <w:bottom w:val="single" w:sz="4" w:color="DDE5EF"/>
+              <w:right w:val="single" w:sz="4" w:color="DDE5EF"/>
+            </w:tcBorders>
+          </w:tcPr>
+          <w:p>
+            <w:pPr>
+              <w:spacing w:after="0"/>
+            </w:pPr>
+            <w:r>
+              <w:rPr>
+                <w:sz w:val="22"/>
+              </w:rPr>
+              <w:t>Thales</w:t>
+            </w:r>
+          </w:p>
+        </w:tc>
+        <w:tc>
+          <w:tcPr>
+            <w:tcW w:type="dxa" w:w="2493"/>
+            <w:tcBorders>
+              <w:top w:val="single" w:sz="4" w:color="DDE5EF"/>
+              <w:left w:val="single" w:sz="4" w:color="DDE5EF"/>
+              <w:bottom w:val="single" w:sz="4" w:color="DDE5EF"/>
+              <w:right w:val="single" w:sz="4" w:color="DDE5EF"/>
+            </w:tcBorders>
+          </w:tcPr>
+          <w:p>
+            <w:pPr>
+              <w:spacing w:after="0"/>
+            </w:pPr>
+            <w:r>
+              <w:rPr>
+                <w:sz w:val="22"/>
+              </w:rPr>
+              <w:t>France</w:t>
+            </w:r>
+          </w:p>
+        </w:tc>
+        <w:tc>
+          <w:tcPr>
+            <w:tcW w:type="dxa" w:w="2493"/>
+            <w:tcBorders>
+              <w:top w:val="single" w:sz="4" w:color="DDE5EF"/>
+              <w:left w:val="single" w:sz="4" w:color="DDE5EF"/>
+              <w:bottom w:val="single" w:sz="4" w:color="DDE5EF"/>
+              <w:right w:val="single" w:sz="4" w:color="DDE5EF"/>
+            </w:tcBorders>
+          </w:tcPr>
+          <w:p>
+            <w:pPr>
+              <w:spacing w:after="0"/>
+            </w:pPr>
+            <w:r>
+              <w:rPr>
+                <w:sz w:val="22"/>
+              </w:rPr>
+              <w:t>CYBELS enterprise SOC; CNI cyber heritage</w:t>
+            </w:r>
+          </w:p>
+        </w:tc>
+        <w:tc>
+          <w:tcPr>
+            <w:tcW w:type="dxa" w:w="2493"/>
+            <w:tcBorders>
+              <w:top w:val="single" w:sz="4" w:color="DDE5EF"/>
+              <w:left w:val="single" w:sz="4" w:color="DDE5EF"/>
+              <w:bottom w:val="single" w:sz="4" w:color="DDE5EF"/>
+              <w:right w:val="single" w:sz="4" w:color="DDE5EF"/>
+            </w:tcBorders>
+          </w:tcPr>
+          <w:p>
+            <w:pPr>
+              <w:spacing w:after="0"/>
+            </w:pPr>
+            <w:r>
+              <w:rPr>
+                <w:sz w:val="22"/>
+              </w:rPr>
+              <w:t>Enterprise-grade, not mission-edge; not Combat Cloud prime</w:t>
+            </w:r>
+          </w:p>
+        </w:tc>
+      </w:tr>
+      <w:tr>
+        <w:tc>
+          <w:tcPr>
+            <w:tcW w:type="dxa" w:w="2493"/>
+            <w:tcBorders>
+              <w:top w:val="single" w:sz="4" w:color="DDE5EF"/>
+              <w:left w:val="single" w:sz="4" w:color="DDE5EF"/>
+              <w:bottom w:val="single" w:sz="4" w:color="DDE5EF"/>
+              <w:right w:val="single" w:sz="4" w:color="DDE5EF"/>
+            </w:tcBorders>
+          </w:tcPr>
+          <w:p>
+            <w:pPr>
+              <w:spacing w:after="0"/>
+            </w:pPr>
+            <w:r>
+              <w:rPr>
+                <w:b/>
+                <w:sz w:val="22"/>
+              </w:rPr>
+              <w:t>Helsing.AI</w:t>
+            </w:r>
+          </w:p>
+        </w:tc>
+        <w:tc>
+          <w:tcPr>
+            <w:tcW w:type="dxa" w:w="2493"/>
+            <w:tcBorders>
+              <w:top w:val="single" w:sz="4" w:color="DDE5EF"/>
+              <w:left w:val="single" w:sz="4" w:color="DDE5EF"/>
+              <w:bottom w:val="single" w:sz="4" w:color="DDE5EF"/>
+              <w:right w:val="single" w:sz="4" w:color="DDE5EF"/>
+            </w:tcBorders>
+          </w:tcPr>
+          <w:p>
+            <w:pPr>
+              <w:spacing w:after="0"/>
+            </w:pPr>
+            <w:r>
+              <w:rPr>
+                <w:sz w:val="22"/>
+              </w:rPr>
+              <w:t>Germany</w:t>
+            </w:r>
+          </w:p>
+        </w:tc>
+        <w:tc>
+          <w:tcPr>
+            <w:tcW w:type="dxa" w:w="2493"/>
+            <w:tcBorders>
+              <w:top w:val="single" w:sz="4" w:color="DDE5EF"/>
+              <w:left w:val="single" w:sz="4" w:color="DDE5EF"/>
+              <w:bottom w:val="single" w:sz="4" w:color="DDE5EF"/>
+              <w:right w:val="single" w:sz="4" w:color="DDE5EF"/>
+            </w:tcBorders>
+          </w:tcPr>
+          <w:p>
+            <w:pPr>
+              <w:spacing w:after="0"/>
+            </w:pPr>
+            <w:r>
+              <w:rPr>
+                <w:sz w:val="22"/>
+              </w:rPr>
+              <w:t>Software-first AI cadence; aggressive Bundeswehr wins; FCAS-adjacent positioning</w:t>
+            </w:r>
+          </w:p>
+        </w:tc>
+        <w:tc>
+          <w:tcPr>
+            <w:tcW w:type="dxa" w:w="2493"/>
+            <w:tcBorders>
+              <w:top w:val="single" w:sz="4" w:color="DDE5EF"/>
+              <w:left w:val="single" w:sz="4" w:color="DDE5EF"/>
+              <w:bottom w:val="single" w:sz="4" w:color="DDE5EF"/>
+              <w:right w:val="single" w:sz="4" w:color="DDE5EF"/>
+            </w:tcBorders>
+          </w:tcPr>
+          <w:p>
+            <w:pPr>
+              <w:spacing w:after="0"/>
+            </w:pPr>
+            <w:r>
+              <w:rPr>
+                <w:sz w:val="22"/>
+              </w:rPr>
+              <w:t>No MARS authority; no TSOC workflow ownership; product focus is mission-AI not cyber-trust (today)</w:t>
+            </w:r>
+          </w:p>
+        </w:tc>
+      </w:tr>
+      <w:tr>
+        <w:tc>
+          <w:tcPr>
+            <w:tcW w:type="dxa" w:w="2493"/>
+            <w:tcBorders>
+              <w:top w:val="single" w:sz="4" w:color="DDE5EF"/>
+              <w:left w:val="single" w:sz="4" w:color="DDE5EF"/>
+              <w:bottom w:val="single" w:sz="4" w:color="DDE5EF"/>
+              <w:right w:val="single" w:sz="4" w:color="DDE5EF"/>
+            </w:tcBorders>
+          </w:tcPr>
+          <w:p>
+            <w:pPr>
+              <w:spacing w:after="0"/>
+            </w:pPr>
+            <w:r>
+              <w:rPr>
+                <w:b/>
+                <w:sz w:val="22"/>
+              </w:rPr>
+              <w:t>BWI GmbH</w:t>
+            </w:r>
+          </w:p>
+        </w:tc>
+        <w:tc>
+          <w:tcPr>
+            <w:tcW w:type="dxa" w:w="2493"/>
+            <w:tcBorders>
+              <w:top w:val="single" w:sz="4" w:color="DDE5EF"/>
+              <w:left w:val="single" w:sz="4" w:color="DDE5EF"/>
+              <w:bottom w:val="single" w:sz="4" w:color="DDE5EF"/>
+              <w:right w:val="single" w:sz="4" w:color="DDE5EF"/>
+            </w:tcBorders>
+          </w:tcPr>
+          <w:p>
+            <w:pPr>
+              <w:spacing w:after="0"/>
+            </w:pPr>
+            <w:r>
+              <w:rPr>
+                <w:sz w:val="22"/>
+              </w:rPr>
+              <w:t>Germany (Bundeswehr-owned)</w:t>
+            </w:r>
+          </w:p>
+        </w:tc>
+        <w:tc>
+          <w:tcPr>
+            <w:tcW w:type="dxa" w:w="2493"/>
+            <w:tcBorders>
+              <w:top w:val="single" w:sz="4" w:color="DDE5EF"/>
+              <w:left w:val="single" w:sz="4" w:color="DDE5EF"/>
+              <w:bottom w:val="single" w:sz="4" w:color="DDE5EF"/>
+              <w:right w:val="single" w:sz="4" w:color="DDE5EF"/>
+            </w:tcBorders>
+          </w:tcPr>
+          <w:p>
+            <w:pPr>
+              <w:spacing w:after="0"/>
+            </w:pPr>
+            <w:r>
+              <w:rPr>
+                <w:sz w:val="22"/>
+              </w:rPr>
+              <w:t>Inside track on Bundeswehr IT modernisation; influences procurement</w:t>
+            </w:r>
+          </w:p>
+        </w:tc>
+        <w:tc>
+          <w:tcPr>
+            <w:tcW w:type="dxa" w:w="2493"/>
+            <w:tcBorders>
+              <w:top w:val="single" w:sz="4" w:color="DDE5EF"/>
+              <w:left w:val="single" w:sz="4" w:color="DDE5EF"/>
+              <w:bottom w:val="single" w:sz="4" w:color="DDE5EF"/>
+              <w:right w:val="single" w:sz="4" w:color="DDE5EF"/>
+            </w:tcBorders>
+          </w:tcPr>
+          <w:p>
+            <w:pPr>
+              <w:spacing w:after="0"/>
+            </w:pPr>
+            <w:r>
+              <w:rPr>
+                <w:sz w:val="22"/>
+              </w:rPr>
+              <w:t>Services integrator, not a product vendor; structural role is influencer, not direct rival</w:t>
+            </w:r>
+          </w:p>
+        </w:tc>
+      </w:tr>
+      <w:tr>
+        <w:tc>
+          <w:tcPr>
+            <w:tcW w:type="dxa" w:w="2493"/>
+            <w:tcBorders>
+              <w:top w:val="single" w:sz="4" w:color="DDE5EF"/>
+              <w:left w:val="single" w:sz="4" w:color="DDE5EF"/>
+              <w:bottom w:val="single" w:sz="4" w:color="DDE5EF"/>
+              <w:right w:val="single" w:sz="4" w:color="DDE5EF"/>
+            </w:tcBorders>
+          </w:tcPr>
+          <w:p>
+            <w:pPr>
+              <w:spacing w:after="0"/>
+            </w:pPr>
+            <w:r>
+              <w:rPr>
+                <w:sz w:val="22"/>
+              </w:rPr>
+              <w:t>Leonardo (within GCAP)</w:t>
+            </w:r>
+          </w:p>
+        </w:tc>
+        <w:tc>
+          <w:tcPr>
+            <w:tcW w:type="dxa" w:w="2493"/>
+            <w:tcBorders>
+              <w:top w:val="single" w:sz="4" w:color="DDE5EF"/>
+              <w:left w:val="single" w:sz="4" w:color="DDE5EF"/>
+              <w:bottom w:val="single" w:sz="4" w:color="DDE5EF"/>
+              <w:right w:val="single" w:sz="4" w:color="DDE5EF"/>
+            </w:tcBorders>
+          </w:tcPr>
+          <w:p>
+            <w:pPr>
+              <w:spacing w:after="0"/>
+            </w:pPr>
+            <w:r>
+              <w:rPr>
+                <w:sz w:val="22"/>
+              </w:rPr>
+              <w:t>Italy</w:t>
+            </w:r>
+          </w:p>
+        </w:tc>
+        <w:tc>
+          <w:tcPr>
+            <w:tcW w:type="dxa" w:w="2493"/>
+            <w:tcBorders>
+              <w:top w:val="single" w:sz="4" w:color="DDE5EF"/>
+              <w:left w:val="single" w:sz="4" w:color="DDE5EF"/>
+              <w:bottom w:val="single" w:sz="4" w:color="DDE5EF"/>
+              <w:right w:val="single" w:sz="4" w:color="DDE5EF"/>
+            </w:tcBorders>
+          </w:tcPr>
+          <w:p>
+            <w:pPr>
+              <w:spacing w:after="0"/>
+            </w:pPr>
+            <w:r>
+              <w:rPr>
+                <w:sz w:val="22"/>
+              </w:rPr>
+              <w:t>GCAP partner; mission-system depth</w:t>
+            </w:r>
+          </w:p>
+        </w:tc>
+        <w:tc>
+          <w:tcPr>
+            <w:tcW w:type="dxa" w:w="2493"/>
+            <w:tcBorders>
+              <w:top w:val="single" w:sz="4" w:color="DDE5EF"/>
+              <w:left w:val="single" w:sz="4" w:color="DDE5EF"/>
+              <w:bottom w:val="single" w:sz="4" w:color="DDE5EF"/>
+              <w:right w:val="single" w:sz="4" w:color="DDE5EF"/>
+            </w:tcBorders>
+          </w:tcPr>
+          <w:p>
+            <w:pPr>
+              <w:spacing w:after="0"/>
+            </w:pPr>
+            <w:r>
+              <w:rPr>
+                <w:sz w:val="22"/>
+              </w:rPr>
+              <w:t>In a competing programme (GCAP), not in FCAS</w:t>
+            </w:r>
+          </w:p>
+        </w:tc>
+      </w:tr>
+      <w:tr>
+        <w:tc>
+          <w:tcPr>
+            <w:tcW w:type="dxa" w:w="2493"/>
+            <w:tcBorders>
+              <w:top w:val="single" w:sz="4" w:color="DDE5EF"/>
+              <w:left w:val="single" w:sz="4" w:color="DDE5EF"/>
+              <w:bottom w:val="single" w:sz="4" w:color="DDE5EF"/>
+              <w:right w:val="single" w:sz="4" w:color="DDE5EF"/>
+            </w:tcBorders>
+          </w:tcPr>
+          <w:p>
+            <w:pPr>
+              <w:spacing w:after="0"/>
+            </w:pPr>
+            <w:r>
+              <w:rPr>
+                <w:sz w:val="22"/>
+              </w:rPr>
+              <w:t>Anduril / Palantir / Shift5</w:t>
+            </w:r>
+          </w:p>
+        </w:tc>
+        <w:tc>
+          <w:tcPr>
+            <w:tcW w:type="dxa" w:w="2493"/>
+            <w:tcBorders>
+              <w:top w:val="single" w:sz="4" w:color="DDE5EF"/>
+              <w:left w:val="single" w:sz="4" w:color="DDE5EF"/>
+              <w:bottom w:val="single" w:sz="4" w:color="DDE5EF"/>
+              <w:right w:val="single" w:sz="4" w:color="DDE5EF"/>
+            </w:tcBorders>
+          </w:tcPr>
+          <w:p>
+            <w:pPr>
+              <w:spacing w:after="0"/>
+            </w:pPr>
+            <w:r>
+              <w:rPr>
+                <w:sz w:val="22"/>
+              </w:rPr>
+              <w:t>US</w:t>
+            </w:r>
+          </w:p>
+        </w:tc>
+        <w:tc>
+          <w:tcPr>
+            <w:tcW w:type="dxa" w:w="2493"/>
+            <w:tcBorders>
+              <w:top w:val="single" w:sz="4" w:color="DDE5EF"/>
+              <w:left w:val="single" w:sz="4" w:color="DDE5EF"/>
+              <w:bottom w:val="single" w:sz="4" w:color="DDE5EF"/>
+              <w:right w:val="single" w:sz="4" w:color="DDE5EF"/>
+            </w:tcBorders>
+          </w:tcPr>
+          <w:p>
+            <w:pPr>
+              <w:spacing w:after="0"/>
+            </w:pPr>
+            <w:r>
+              <w:rPr>
+                <w:sz w:val="22"/>
+              </w:rPr>
+              <w:t>Software-first cadence; rapid release</w:t>
+            </w:r>
+          </w:p>
+        </w:tc>
+        <w:tc>
+          <w:tcPr>
+            <w:tcW w:type="dxa" w:w="2493"/>
+            <w:tcBorders>
+              <w:top w:val="single" w:sz="4" w:color="DDE5EF"/>
+              <w:left w:val="single" w:sz="4" w:color="DDE5EF"/>
+              <w:bottom w:val="single" w:sz="4" w:color="DDE5EF"/>
+              <w:right w:val="single" w:sz="4" w:color="DDE5EF"/>
+            </w:tcBorders>
+          </w:tcPr>
+          <w:p>
+            <w:pPr>
+              <w:spacing w:after="0"/>
+            </w:pPr>
+            <w:r>
+              <w:rPr>
+                <w:sz w:val="22"/>
+              </w:rPr>
+              <w:t>Sovereign-acceptability friction in FR/DE/ES; not MARS-compatible</w:t>
+            </w:r>
+          </w:p>
+        </w:tc>
+      </w:tr>
+    </w:tbl>
+    <w:p>
+      <w:pPr>
+        <w:spacing w:after="40"/>
+      </w:pPr>
     </w:p>
     <w:p>
       <w:pPr>
@@ -5331,7 +6165,14 @@
               <w:rPr>
                 <w:sz w:val="22"/>
               </w:rPr>
-              <w:t>Airbus Protect accredited services backbone</w:t>
+              <w:t xml:space="preserve">Airbus Protect accredited services backbone </w:t>
+            </w:r>
+            <w:r>
+              <w:rPr>
+                <w:i/>
+                <w:sz w:val="22"/>
+              </w:rPr>
+              <w:t>(strengthened)</w:t>
             </w:r>
           </w:p>
         </w:tc>
@@ -5353,7 +6194,7 @@
               <w:rPr>
                 <w:sz w:val="22"/>
               </w:rPr>
-              <w:t>Orion Malware® file analysis and CymID®-class identity / PKI services [R-2]</w:t>
+              <w:t>Orion Malware® file analysis, CymID®-class identity / PKI services, and — critically — operational cyber-defence experience earned by defending Airbus DS itself against real-world advanced adversaries. This is a threat profile that sits immediately below that of actual military operators, and gives Airbus Protect a depth of practical cyber-defence experience that no commercial managed-security-service provider, and few European defence-cyber competitors, can match [R-2]</w:t>
             </w:r>
           </w:p>
         </w:tc>
@@ -5375,7 +6216,7 @@
               <w:rPr>
                 <w:sz w:val="22"/>
               </w:rPr>
-              <w:t>Sovereign-accredited; switching cost prohibitive for accredited customers</w:t>
+              <w:t>Sovereign-accredited; switching cost prohibitive for accredited customers; *and* a moat dimension that cannot be acquired by hiring — only by operating</w:t>
             </w:r>
           </w:p>
         </w:tc>
@@ -5399,7 +6240,14 @@
               <w:rPr>
                 <w:sz w:val="22"/>
               </w:rPr>
-              <w:t>Eurodrone and Eurofighter platform access</w:t>
+              <w:t xml:space="preserve">Privileged platform ownership and access </w:t>
+            </w:r>
+            <w:r>
+              <w:rPr>
+                <w:i/>
+                <w:sz w:val="22"/>
+              </w:rPr>
+              <w:t>(strengthened)</w:t>
             </w:r>
           </w:p>
         </w:tc>
@@ -5421,7 +6269,7 @@
               <w:rPr>
                 <w:sz w:val="22"/>
               </w:rPr>
-              <w:t>Airbus DS prime / co-prime on multi-nation tactical platforms</w:t>
+              <w:t>Airbus DS owns or has direct privileged engineering access to the host platforms on which SPARTA must run: Eurodrone (prime), Eurofighter (co-prime), A400M (prime), MRTT (prime), Tiger / NH90 (prime / co-prime). This conveys deep platform-systems expertise — avionics-bus, comms-stack, SWaP, certification path — that an outside vendor must spend years acquiring through integration projects [R-2]</w:t>
             </w:r>
           </w:p>
         </w:tc>
@@ -5443,7 +6291,95 @@
               <w:rPr>
                 <w:sz w:val="22"/>
               </w:rPr>
-              <w:t>Captive deployment surface to derisk SPARTA outside the FCAS critical path</w:t>
+              <w:t>Captive deployment surface to derisk SPARTA outside the FCAS critical path; engineering expertise that no greenfield competitor can replicate inside the 2028–2029 window</w:t>
+            </w:r>
+          </w:p>
+        </w:tc>
+      </w:tr>
+      <w:tr>
+        <w:tc>
+          <w:tcPr>
+            <w:tcW w:type="dxa" w:w="3324"/>
+            <w:tcBorders>
+              <w:top w:val="single" w:sz="4" w:color="DDE5EF"/>
+              <w:left w:val="single" w:sz="4" w:color="DDE5EF"/>
+              <w:bottom w:val="single" w:sz="4" w:color="DDE5EF"/>
+              <w:right w:val="single" w:sz="4" w:color="DDE5EF"/>
+            </w:tcBorders>
+          </w:tcPr>
+          <w:p>
+            <w:pPr>
+              <w:spacing w:after="0"/>
+            </w:pPr>
+            <w:r>
+              <w:rPr>
+                <w:sz w:val="22"/>
+              </w:rPr>
+              <w:t xml:space="preserve">FCAS membership and standard-setting credibility </w:t>
+            </w:r>
+            <w:r>
+              <w:rPr>
+                <w:i/>
+                <w:sz w:val="22"/>
+              </w:rPr>
+              <w:t>(new)</w:t>
+            </w:r>
+          </w:p>
+        </w:tc>
+        <w:tc>
+          <w:tcPr>
+            <w:tcW w:type="dxa" w:w="3324"/>
+            <w:tcBorders>
+              <w:top w:val="single" w:sz="4" w:color="DDE5EF"/>
+              <w:left w:val="single" w:sz="4" w:color="DDE5EF"/>
+              <w:bottom w:val="single" w:sz="4" w:color="DDE5EF"/>
+              <w:right w:val="single" w:sz="4" w:color="DDE5EF"/>
+            </w:tcBorders>
+          </w:tcPr>
+          <w:p>
+            <w:pPr>
+              <w:spacing w:after="0"/>
+            </w:pPr>
+            <w:r>
+              <w:rPr>
+                <w:sz w:val="22"/>
+              </w:rPr>
+              <w:t xml:space="preserve">Airbus DS is already inside FCAS as the Pillar 4 (Combat Cloud) prime. This confers institutional credibility to </w:t>
+            </w:r>
+            <w:r>
+              <w:rPr>
+                <w:i/>
+                <w:sz w:val="22"/>
+              </w:rPr>
+              <w:t>define</w:t>
+            </w:r>
+            <w:r>
+              <w:rPr>
+                <w:sz w:val="22"/>
+              </w:rPr>
+              <w:t xml:space="preserve"> standards, not merely to comply with them — the MARS schema-board, the FCAS Industrial Steering Committee, and the Combat Cloud architecture board are all forums in which Airbus DS has standing seats [R-1][R-2]</w:t>
+            </w:r>
+          </w:p>
+        </w:tc>
+        <w:tc>
+          <w:tcPr>
+            <w:tcW w:type="dxa" w:w="3324"/>
+            <w:tcBorders>
+              <w:top w:val="single" w:sz="4" w:color="DDE5EF"/>
+              <w:left w:val="single" w:sz="4" w:color="DDE5EF"/>
+              <w:bottom w:val="single" w:sz="4" w:color="DDE5EF"/>
+              <w:right w:val="single" w:sz="4" w:color="DDE5EF"/>
+            </w:tcBorders>
+          </w:tcPr>
+          <w:p>
+            <w:pPr>
+              <w:spacing w:after="0"/>
+            </w:pPr>
+            <w:r>
+              <w:rPr>
+                <w:sz w:val="22"/>
+              </w:rPr>
+              <w:t>Standard-setter position is structurally non-replicable: a competitor would have to be admitted to FCAS as a prime before they could even contest it</w:t>
             </w:r>
           </w:p>
         </w:tc>
@@ -14874,6 +15810,1253 @@
       </w:r>
     </w:p>
     <w:p>
+      <w:pPr>
+        <w:pStyle w:val="Heading2"/>
+      </w:pPr>
+      <w:r>
+        <w:t>6.4 SWOT Synthesis</w:t>
+      </w:r>
+    </w:p>
+    <w:p>
+      <w:pPr>
+        <w:spacing w:after="120"/>
+      </w:pPr>
+      <w:r>
+        <w:rPr>
+          <w:sz w:val="22"/>
+        </w:rPr>
+        <w:t>The SWOT (Strengths, Weaknesses, Opportunities, Threats) below consolidates the findings of §3 Market Analysis, §4 Capabilities Analysis, §6.1 Internal Fit, §6.2 External Fit and §6.3 Risk Assessment into a single page-level synthesis. Each cell is cross-referenced back to the source section so the reviewer can audit any individual claim. The framing makes the structure of the investment case explicit: SPARTA's strengths are predominantly internal and structural; its weaknesses are predominantly organisational and addressable; its opportunities are predominantly regulatory and time-bounded; its threats are predominantly competitive and political.</w:t>
+      </w:r>
+    </w:p>
+    <w:tbl>
+      <w:tblPr>
+        <w:tblStyle w:val="TableGrid"/>
+        <w:tblW w:type="auto" w:w="0"/>
+        <w:jc w:val="center"/>
+        <w:tblLayout w:type="autofit"/>
+        <w:tblLook w:firstColumn="1" w:firstRow="1" w:lastColumn="0" w:lastRow="0" w:noHBand="0" w:noVBand="1" w:val="04A0"/>
+      </w:tblPr>
+      <w:tblGrid>
+        <w:gridCol w:w="4986"/>
+        <w:gridCol w:w="4986"/>
+      </w:tblGrid>
+      <w:tr>
+        <w:tc>
+          <w:tcPr>
+            <w:tcW w:type="dxa" w:w="4986"/>
+            <w:tcBorders>
+              <w:top w:val="single" w:sz="4" w:color="DDE5EF"/>
+              <w:left w:val="single" w:sz="4" w:color="DDE5EF"/>
+              <w:bottom w:val="single" w:sz="4" w:color="DDE5EF"/>
+              <w:right w:val="single" w:sz="4" w:color="DDE5EF"/>
+            </w:tcBorders>
+            <w:shd w:val="clear" w:color="auto" w:fill="EAF1F8"/>
+          </w:tcPr>
+          <w:p>
+            <w:pPr>
+              <w:spacing w:after="0"/>
+            </w:pPr>
+            <w:r>
+              <w:rPr>
+                <w:b/>
+                <w:color w:val="1F4E79"/>
+                <w:sz w:val="20"/>
+              </w:rPr>
+              <w:t>STRENGTHS — internal, helpful</w:t>
+            </w:r>
+          </w:p>
+        </w:tc>
+        <w:tc>
+          <w:tcPr>
+            <w:tcW w:type="dxa" w:w="4986"/>
+            <w:tcBorders>
+              <w:top w:val="single" w:sz="4" w:color="DDE5EF"/>
+              <w:left w:val="single" w:sz="4" w:color="DDE5EF"/>
+              <w:bottom w:val="single" w:sz="4" w:color="DDE5EF"/>
+              <w:right w:val="single" w:sz="4" w:color="DDE5EF"/>
+            </w:tcBorders>
+            <w:shd w:val="clear" w:color="auto" w:fill="EAF1F8"/>
+          </w:tcPr>
+          <w:p>
+            <w:pPr>
+              <w:spacing w:after="0"/>
+            </w:pPr>
+            <w:r>
+              <w:rPr>
+                <w:b/>
+                <w:color w:val="1F4E79"/>
+                <w:sz w:val="20"/>
+              </w:rPr>
+              <w:t>WEAKNESSES — internal, harmful</w:t>
+            </w:r>
+          </w:p>
+        </w:tc>
+      </w:tr>
+      <w:tr>
+        <w:tc>
+          <w:tcPr>
+            <w:tcW w:type="dxa" w:w="4986"/>
+            <w:tcBorders>
+              <w:top w:val="single" w:sz="4" w:color="DDE5EF"/>
+              <w:left w:val="single" w:sz="4" w:color="DDE5EF"/>
+              <w:bottom w:val="single" w:sz="4" w:color="DDE5EF"/>
+              <w:right w:val="single" w:sz="4" w:color="DDE5EF"/>
+            </w:tcBorders>
+          </w:tcPr>
+          <w:p>
+            <w:pPr>
+              <w:spacing w:after="0"/>
+            </w:pPr>
+            <w:r>
+              <w:rPr>
+                <w:sz w:val="22"/>
+              </w:rPr>
+              <w:br/>
+            </w:r>
+            <w:r>
+              <w:rPr>
+                <w:b/>
+                <w:sz w:val="22"/>
+              </w:rPr>
+              <w:t>S1.</w:t>
+            </w:r>
+            <w:r>
+              <w:rPr>
+                <w:sz w:val="22"/>
+              </w:rPr>
+              <w:t xml:space="preserve"> Four-property structural moat — Combat Cloud primacy + MARS authority + mission-context access + TSOC analyst-workflow ownership (§2.3, §3.4, §4.1).</w:t>
+            </w:r>
+            <w:r>
+              <w:rPr>
+                <w:sz w:val="20"/>
+              </w:rPr>
+              <w:br/>
+            </w:r>
+            <w:r>
+              <w:rPr>
+                <w:sz w:val="20"/>
+              </w:rPr>
+              <w:br/>
+            </w:r>
+            <w:r>
+              <w:rPr>
+                <w:sz w:val="22"/>
+              </w:rPr>
+              <w:br/>
+            </w:r>
+            <w:r>
+              <w:rPr>
+                <w:b/>
+                <w:sz w:val="22"/>
+              </w:rPr>
+              <w:t>S2.</w:t>
+            </w:r>
+            <w:r>
+              <w:rPr>
+                <w:sz w:val="22"/>
+              </w:rPr>
+              <w:t xml:space="preserve"> Airbus Protect cyber-defence expertise — earned by defending Airbus DS itself against real-world advanced adversaries, immediately below the operational profile of actual military operators (§2.3, §4.1.1).</w:t>
+            </w:r>
+            <w:r>
+              <w:rPr>
+                <w:sz w:val="20"/>
+              </w:rPr>
+              <w:br/>
+            </w:r>
+            <w:r>
+              <w:rPr>
+                <w:sz w:val="20"/>
+              </w:rPr>
+              <w:br/>
+            </w:r>
+            <w:r>
+              <w:rPr>
+                <w:sz w:val="22"/>
+              </w:rPr>
+              <w:br/>
+            </w:r>
+            <w:r>
+              <w:rPr>
+                <w:b/>
+                <w:sz w:val="22"/>
+              </w:rPr>
+              <w:t>S3.</w:t>
+            </w:r>
+            <w:r>
+              <w:rPr>
+                <w:sz w:val="22"/>
+              </w:rPr>
+              <w:t xml:space="preserve"> Privileged platform ownership and access (Eurodrone, Eurofighter, A400M, MRTT, Tiger/NH90) — engineering depth no greenfield competitor can replicate inside the 2028–2029 window (§2.3, §4.1.1).</w:t>
+            </w:r>
+            <w:r>
+              <w:rPr>
+                <w:sz w:val="20"/>
+              </w:rPr>
+              <w:br/>
+            </w:r>
+            <w:r>
+              <w:rPr>
+                <w:sz w:val="20"/>
+              </w:rPr>
+              <w:br/>
+            </w:r>
+            <w:r>
+              <w:rPr>
+                <w:sz w:val="22"/>
+              </w:rPr>
+              <w:br/>
+            </w:r>
+            <w:r>
+              <w:rPr>
+                <w:b/>
+                <w:sz w:val="22"/>
+              </w:rPr>
+              <w:t>S4.</w:t>
+            </w:r>
+            <w:r>
+              <w:rPr>
+                <w:sz w:val="22"/>
+              </w:rPr>
+              <w:t xml:space="preserve"> FCAS membership and standard-setting credibility — Airbus DS is already inside FCAS as Pillar 4 prime, with standing seats on the schema-board and the architecture board (§2.3, §4.1.1).</w:t>
+            </w:r>
+            <w:r>
+              <w:rPr>
+                <w:sz w:val="20"/>
+              </w:rPr>
+              <w:br/>
+            </w:r>
+            <w:r>
+              <w:rPr>
+                <w:sz w:val="20"/>
+              </w:rPr>
+              <w:br/>
+            </w:r>
+            <w:r>
+              <w:rPr>
+                <w:sz w:val="22"/>
+              </w:rPr>
+              <w:br/>
+            </w:r>
+            <w:r>
+              <w:rPr>
+                <w:b/>
+                <w:sz w:val="22"/>
+              </w:rPr>
+              <w:t>S5.</w:t>
+            </w:r>
+            <w:r>
+              <w:rPr>
+                <w:sz w:val="22"/>
+              </w:rPr>
+              <w:t xml:space="preserve"> Multi-decade national-accreditation track record across DGA-MI, BSI, CCN-CERT (§4.1.2, §6.1.2).</w:t>
+            </w:r>
+            <w:r>
+              <w:rPr>
+                <w:sz w:val="20"/>
+              </w:rPr>
+              <w:br/>
+            </w:r>
+            <w:r>
+              <w:rPr>
+                <w:sz w:val="20"/>
+              </w:rPr>
+              <w:br/>
+            </w:r>
+            <w:r>
+              <w:rPr>
+                <w:sz w:val="22"/>
+              </w:rPr>
+              <w:br/>
+            </w:r>
+            <w:r>
+              <w:rPr>
+                <w:b/>
+                <w:sz w:val="22"/>
+              </w:rPr>
+              <w:t>S6.</w:t>
+            </w:r>
+            <w:r>
+              <w:rPr>
+                <w:sz w:val="22"/>
+              </w:rPr>
+              <w:t xml:space="preserve"> Existing cleared-talent pool from A400M, MRTT, Eurofighter and Eurodrone — bypasses the 6–12-month national-clearance lead time (§4.1.3, §6.1.2, §7.2).</w:t>
+            </w:r>
+            <w:r>
+              <w:rPr>
+                <w:sz w:val="20"/>
+              </w:rPr>
+              <w:br/>
+            </w:r>
+            <w:r>
+              <w:rPr>
+                <w:sz w:val="20"/>
+              </w:rPr>
+              <w:br/>
+            </w:r>
+            <w:r>
+              <w:rPr>
+                <w:sz w:val="22"/>
+              </w:rPr>
+              <w:br/>
+            </w:r>
+            <w:r>
+              <w:rPr>
+                <w:b/>
+                <w:sz w:val="22"/>
+              </w:rPr>
+              <w:t>S7.</w:t>
+            </w:r>
+            <w:r>
+              <w:rPr>
+                <w:sz w:val="22"/>
+              </w:rPr>
+              <w:t xml:space="preserve"> Asymmetric financial outcomes — 95% of probability space is value-creating; even the downside scenario returns €54 M NPV (§5.3).</w:t>
+              <w:br/>
+            </w:r>
+          </w:p>
+        </w:tc>
+        <w:tc>
+          <w:tcPr>
+            <w:tcW w:type="dxa" w:w="4986"/>
+            <w:tcBorders>
+              <w:top w:val="single" w:sz="4" w:color="DDE5EF"/>
+              <w:left w:val="single" w:sz="4" w:color="DDE5EF"/>
+              <w:bottom w:val="single" w:sz="4" w:color="DDE5EF"/>
+              <w:right w:val="single" w:sz="4" w:color="DDE5EF"/>
+            </w:tcBorders>
+          </w:tcPr>
+          <w:p>
+            <w:pPr>
+              <w:spacing w:after="0"/>
+            </w:pPr>
+            <w:r>
+              <w:rPr>
+                <w:sz w:val="22"/>
+              </w:rPr>
+              <w:br/>
+            </w:r>
+            <w:r>
+              <w:rPr>
+                <w:b/>
+                <w:sz w:val="22"/>
+              </w:rPr>
+              <w:t>W1.</w:t>
+            </w:r>
+            <w:r>
+              <w:rPr>
+                <w:sz w:val="22"/>
+              </w:rPr>
+              <w:t xml:space="preserve"> Programme-prime culture vs software-cadence requirement — impedance mismatch addressed only partly by the dual-cadence architecture (§6.1.3).</w:t>
+            </w:r>
+            <w:r>
+              <w:rPr>
+                <w:sz w:val="20"/>
+              </w:rPr>
+              <w:br/>
+            </w:r>
+            <w:r>
+              <w:rPr>
+                <w:sz w:val="20"/>
+              </w:rPr>
+              <w:br/>
+            </w:r>
+            <w:r>
+              <w:rPr>
+                <w:sz w:val="22"/>
+              </w:rPr>
+              <w:br/>
+            </w:r>
+            <w:r>
+              <w:rPr>
+                <w:b/>
+                <w:sz w:val="22"/>
+              </w:rPr>
+              <w:t>W2.</w:t>
+            </w:r>
+            <w:r>
+              <w:rPr>
+                <w:sz w:val="22"/>
+              </w:rPr>
+              <w:t xml:space="preserve"> Signed-content production at SPARTA-anchored operational cadence is a current capability gap (§7.1).</w:t>
+            </w:r>
+            <w:r>
+              <w:rPr>
+                <w:sz w:val="20"/>
+              </w:rPr>
+              <w:br/>
+            </w:r>
+            <w:r>
+              <w:rPr>
+                <w:sz w:val="20"/>
+              </w:rPr>
+              <w:br/>
+            </w:r>
+            <w:r>
+              <w:rPr>
+                <w:sz w:val="22"/>
+              </w:rPr>
+              <w:br/>
+            </w:r>
+            <w:r>
+              <w:rPr>
+                <w:b/>
+                <w:sz w:val="22"/>
+              </w:rPr>
+              <w:t>W3.</w:t>
+            </w:r>
+            <w:r>
+              <w:rPr>
+                <w:sz w:val="22"/>
+              </w:rPr>
+              <w:t xml:space="preserve"> Subscription-revenue billing is a current capability gap — Airbus DS revenue recognition is programme-milestone-oriented (§7.1).</w:t>
+            </w:r>
+            <w:r>
+              <w:rPr>
+                <w:sz w:val="20"/>
+              </w:rPr>
+              <w:br/>
+            </w:r>
+            <w:r>
+              <w:rPr>
+                <w:sz w:val="20"/>
+              </w:rPr>
+              <w:br/>
+            </w:r>
+            <w:r>
+              <w:rPr>
+                <w:sz w:val="22"/>
+              </w:rPr>
+              <w:br/>
+            </w:r>
+            <w:r>
+              <w:rPr>
+                <w:b/>
+                <w:sz w:val="22"/>
+              </w:rPr>
+              <w:t>W4.</w:t>
+            </w:r>
+            <w:r>
+              <w:rPr>
+                <w:sz w:val="22"/>
+              </w:rPr>
+              <w:t xml:space="preserve"> Heavy FCAS-revenue concentration — 52% of base-case revenue from FCAS direct alone (§5.2.3, §6.3 SR-07).</w:t>
+            </w:r>
+            <w:r>
+              <w:rPr>
+                <w:sz w:val="20"/>
+              </w:rPr>
+              <w:br/>
+            </w:r>
+            <w:r>
+              <w:rPr>
+                <w:sz w:val="20"/>
+              </w:rPr>
+              <w:br/>
+            </w:r>
+            <w:r>
+              <w:rPr>
+                <w:sz w:val="22"/>
+              </w:rPr>
+              <w:br/>
+            </w:r>
+            <w:r>
+              <w:rPr>
+                <w:b/>
+                <w:sz w:val="22"/>
+              </w:rPr>
+              <w:t>W5.</w:t>
+            </w:r>
+            <w:r>
+              <w:rPr>
+                <w:sz w:val="22"/>
+              </w:rPr>
+              <w:t xml:space="preserve"> Strategic anchors dated 2017–2024 still pending 2026 revalidation (§6.3 SR-10, OP-STRAT-01).</w:t>
+            </w:r>
+            <w:r>
+              <w:rPr>
+                <w:sz w:val="20"/>
+              </w:rPr>
+              <w:br/>
+            </w:r>
+            <w:r>
+              <w:rPr>
+                <w:sz w:val="20"/>
+              </w:rPr>
+              <w:br/>
+            </w:r>
+            <w:r>
+              <w:rPr>
+                <w:sz w:val="22"/>
+              </w:rPr>
+              <w:br/>
+            </w:r>
+            <w:r>
+              <w:rPr>
+                <w:b/>
+                <w:sz w:val="22"/>
+              </w:rPr>
+              <w:t>W6.</w:t>
+            </w:r>
+            <w:r>
+              <w:rPr>
+                <w:sz w:val="22"/>
+              </w:rPr>
+              <w:t xml:space="preserve"> €154 M of base-case adjacent revenue lacks committed funding lines (§5.2.3).</w:t>
+            </w:r>
+            <w:r>
+              <w:rPr>
+                <w:sz w:val="20"/>
+              </w:rPr>
+              <w:br/>
+            </w:r>
+            <w:r>
+              <w:rPr>
+                <w:sz w:val="20"/>
+              </w:rPr>
+              <w:br/>
+            </w:r>
+            <w:r>
+              <w:rPr>
+                <w:sz w:val="22"/>
+              </w:rPr>
+              <w:br/>
+            </w:r>
+            <w:r>
+              <w:rPr>
+                <w:b/>
+                <w:sz w:val="22"/>
+              </w:rPr>
+              <w:t>W7.</w:t>
+            </w:r>
+            <w:r>
+              <w:rPr>
+                <w:sz w:val="22"/>
+              </w:rPr>
+              <w:t xml:space="preserve"> Airbus DS decision-rhythm is structurally slower than the 2026–2029 schema-freeze window allows (§6.3 SR-02).</w:t>
+              <w:br/>
+            </w:r>
+          </w:p>
+        </w:tc>
+      </w:tr>
+    </w:tbl>
+    <w:p>
+      <w:pPr>
+        <w:spacing w:after="40"/>
+      </w:pPr>
+    </w:p>
+    <w:tbl>
+      <w:tblPr>
+        <w:tblStyle w:val="TableGrid"/>
+        <w:tblW w:type="auto" w:w="0"/>
+        <w:jc w:val="center"/>
+        <w:tblLayout w:type="autofit"/>
+        <w:tblLook w:firstColumn="1" w:firstRow="1" w:lastColumn="0" w:lastRow="0" w:noHBand="0" w:noVBand="1" w:val="04A0"/>
+      </w:tblPr>
+      <w:tblGrid>
+        <w:gridCol w:w="4986"/>
+        <w:gridCol w:w="4986"/>
+      </w:tblGrid>
+      <w:tr>
+        <w:tc>
+          <w:tcPr>
+            <w:tcW w:type="dxa" w:w="4986"/>
+            <w:tcBorders>
+              <w:top w:val="single" w:sz="4" w:color="DDE5EF"/>
+              <w:left w:val="single" w:sz="4" w:color="DDE5EF"/>
+              <w:bottom w:val="single" w:sz="4" w:color="DDE5EF"/>
+              <w:right w:val="single" w:sz="4" w:color="DDE5EF"/>
+            </w:tcBorders>
+            <w:shd w:val="clear" w:color="auto" w:fill="EAF1F8"/>
+          </w:tcPr>
+          <w:p>
+            <w:pPr>
+              <w:spacing w:after="0"/>
+            </w:pPr>
+            <w:r>
+              <w:rPr>
+                <w:b/>
+                <w:color w:val="1F4E79"/>
+                <w:sz w:val="20"/>
+              </w:rPr>
+              <w:t>OPPORTUNITIES — external, helpful</w:t>
+            </w:r>
+          </w:p>
+        </w:tc>
+        <w:tc>
+          <w:tcPr>
+            <w:tcW w:type="dxa" w:w="4986"/>
+            <w:tcBorders>
+              <w:top w:val="single" w:sz="4" w:color="DDE5EF"/>
+              <w:left w:val="single" w:sz="4" w:color="DDE5EF"/>
+              <w:bottom w:val="single" w:sz="4" w:color="DDE5EF"/>
+              <w:right w:val="single" w:sz="4" w:color="DDE5EF"/>
+            </w:tcBorders>
+            <w:shd w:val="clear" w:color="auto" w:fill="EAF1F8"/>
+          </w:tcPr>
+          <w:p>
+            <w:pPr>
+              <w:spacing w:after="0"/>
+            </w:pPr>
+            <w:r>
+              <w:rPr>
+                <w:b/>
+                <w:color w:val="1F4E79"/>
+                <w:sz w:val="20"/>
+              </w:rPr>
+              <w:t>THREATS — external, harmful</w:t>
+            </w:r>
+          </w:p>
+        </w:tc>
+      </w:tr>
+      <w:tr>
+        <w:tc>
+          <w:tcPr>
+            <w:tcW w:type="dxa" w:w="4986"/>
+            <w:tcBorders>
+              <w:top w:val="single" w:sz="4" w:color="DDE5EF"/>
+              <w:left w:val="single" w:sz="4" w:color="DDE5EF"/>
+              <w:bottom w:val="single" w:sz="4" w:color="DDE5EF"/>
+              <w:right w:val="single" w:sz="4" w:color="DDE5EF"/>
+            </w:tcBorders>
+          </w:tcPr>
+          <w:p>
+            <w:pPr>
+              <w:spacing w:after="0"/>
+            </w:pPr>
+            <w:r>
+              <w:rPr>
+                <w:sz w:val="22"/>
+              </w:rPr>
+              <w:br/>
+            </w:r>
+            <w:r>
+              <w:rPr>
+                <w:b/>
+                <w:sz w:val="22"/>
+              </w:rPr>
+              <w:t>O1.</w:t>
+            </w:r>
+            <w:r>
+              <w:rPr>
+                <w:sz w:val="22"/>
+              </w:rPr>
+              <w:t xml:space="preserve"> 2028–2029 FCAS Combat Cloud schema-freeze window — the strategic standard-setting opportunity (§2.2, §3.2, §6.3 SR-01).</w:t>
+            </w:r>
+            <w:r>
+              <w:rPr>
+                <w:sz w:val="20"/>
+              </w:rPr>
+              <w:br/>
+            </w:r>
+            <w:r>
+              <w:rPr>
+                <w:sz w:val="20"/>
+              </w:rPr>
+              <w:br/>
+            </w:r>
+            <w:r>
+              <w:rPr>
+                <w:sz w:val="22"/>
+              </w:rPr>
+              <w:br/>
+            </w:r>
+            <w:r>
+              <w:rPr>
+                <w:b/>
+                <w:sz w:val="22"/>
+              </w:rPr>
+              <w:t>O2.</w:t>
+            </w:r>
+            <w:r>
+              <w:rPr>
+                <w:sz w:val="22"/>
+              </w:rPr>
+              <w:t xml:space="preserve"> Regulatory tailwinds — NIS2, EU Cyber Resilience Act and NATO FMN raise the floor on auditable cyber telemetry, growing the entire SAM (§3.2.1, §6.2.1).</w:t>
+            </w:r>
+            <w:r>
+              <w:rPr>
+                <w:sz w:val="20"/>
+              </w:rPr>
+              <w:br/>
+            </w:r>
+            <w:r>
+              <w:rPr>
+                <w:sz w:val="20"/>
+              </w:rPr>
+              <w:br/>
+            </w:r>
+            <w:r>
+              <w:rPr>
+                <w:sz w:val="22"/>
+              </w:rPr>
+              <w:br/>
+            </w:r>
+            <w:r>
+              <w:rPr>
+                <w:b/>
+                <w:sz w:val="22"/>
+              </w:rPr>
+              <w:t>O3.</w:t>
+            </w:r>
+            <w:r>
+              <w:rPr>
+                <w:sz w:val="22"/>
+              </w:rPr>
+              <w:t xml:space="preserve"> EDF cyber-resilience co-funding lines available 2026–2034 (§3.6, §6.2.4).</w:t>
+            </w:r>
+            <w:r>
+              <w:rPr>
+                <w:sz w:val="20"/>
+              </w:rPr>
+              <w:br/>
+            </w:r>
+            <w:r>
+              <w:rPr>
+                <w:sz w:val="20"/>
+              </w:rPr>
+              <w:br/>
+            </w:r>
+            <w:r>
+              <w:rPr>
+                <w:sz w:val="22"/>
+              </w:rPr>
+              <w:br/>
+            </w:r>
+            <w:r>
+              <w:rPr>
+                <w:b/>
+                <w:sz w:val="22"/>
+              </w:rPr>
+              <w:t>O4.</w:t>
+            </w:r>
+            <w:r>
+              <w:rPr>
+                <w:sz w:val="22"/>
+              </w:rPr>
+              <w:t xml:space="preserve"> Adjacent platform programmes — Eurofighter LTE, Eurodrone, MRTT, A400M — offer per-platform integration revenue plus recurring services attach (§3.3.2, §5.2.1).</w:t>
+            </w:r>
+            <w:r>
+              <w:rPr>
+                <w:sz w:val="20"/>
+              </w:rPr>
+              <w:br/>
+            </w:r>
+            <w:r>
+              <w:rPr>
+                <w:sz w:val="20"/>
+              </w:rPr>
+              <w:br/>
+            </w:r>
+            <w:r>
+              <w:rPr>
+                <w:sz w:val="22"/>
+              </w:rPr>
+              <w:br/>
+            </w:r>
+            <w:r>
+              <w:rPr>
+                <w:b/>
+                <w:sz w:val="22"/>
+              </w:rPr>
+              <w:t>O5.</w:t>
+            </w:r>
+            <w:r>
+              <w:rPr>
+                <w:sz w:val="22"/>
+              </w:rPr>
+              <w:t xml:space="preserve"> Recurring-services revenue stream with software-services gross margin (55–65%), structurally higher than programme-prime margins (§5.2.2, §6.1.4).</w:t>
+            </w:r>
+            <w:r>
+              <w:rPr>
+                <w:sz w:val="20"/>
+              </w:rPr>
+              <w:br/>
+            </w:r>
+            <w:r>
+              <w:rPr>
+                <w:sz w:val="20"/>
+              </w:rPr>
+              <w:br/>
+            </w:r>
+            <w:r>
+              <w:rPr>
+                <w:sz w:val="22"/>
+              </w:rPr>
+              <w:br/>
+            </w:r>
+            <w:r>
+              <w:rPr>
+                <w:b/>
+                <w:sz w:val="22"/>
+              </w:rPr>
+              <w:t>O6.</w:t>
+            </w:r>
+            <w:r>
+              <w:rPr>
+                <w:sz w:val="22"/>
+              </w:rPr>
+              <w:t xml:space="preserve"> Export envelope to NATO partners (Sweden, Finland, Poland) under sovereign-cyber overlays compatible with NATO FMN (§3.3.3, §3.6).</w:t>
+            </w:r>
+            <w:r>
+              <w:rPr>
+                <w:sz w:val="20"/>
+              </w:rPr>
+              <w:br/>
+            </w:r>
+            <w:r>
+              <w:rPr>
+                <w:sz w:val="20"/>
+              </w:rPr>
+              <w:br/>
+            </w:r>
+            <w:r>
+              <w:rPr>
+                <w:sz w:val="22"/>
+              </w:rPr>
+              <w:br/>
+            </w:r>
+            <w:r>
+              <w:rPr>
+                <w:b/>
+                <w:sz w:val="22"/>
+              </w:rPr>
+              <w:t>O7.</w:t>
+            </w:r>
+            <w:r>
+              <w:rPr>
+                <w:sz w:val="22"/>
+              </w:rPr>
+              <w:t xml:space="preserve"> Long-term GCAP technical convergence — low-probability but high-upside (§3.3.3).</w:t>
+            </w:r>
+            <w:r>
+              <w:rPr>
+                <w:sz w:val="20"/>
+              </w:rPr>
+              <w:br/>
+            </w:r>
+            <w:r>
+              <w:rPr>
+                <w:sz w:val="20"/>
+              </w:rPr>
+              <w:br/>
+            </w:r>
+            <w:r>
+              <w:rPr>
+                <w:sz w:val="22"/>
+              </w:rPr>
+              <w:br/>
+            </w:r>
+            <w:r>
+              <w:rPr>
+                <w:b/>
+                <w:sz w:val="22"/>
+              </w:rPr>
+              <w:t>O8.</w:t>
+            </w:r>
+            <w:r>
+              <w:rPr>
+                <w:sz w:val="22"/>
+              </w:rPr>
+              <w:t xml:space="preserve"> The two German entrants (Helsing.AI, BWI) focus on different parts of the stack — Helsing on mission-AI, BWI on Bundeswehr IT services. This leaves structural room for cooperation rather than direct head-to-head competition on the cyber-trust object (§3.4.1).</w:t>
+              <w:br/>
+            </w:r>
+          </w:p>
+        </w:tc>
+        <w:tc>
+          <w:tcPr>
+            <w:tcW w:type="dxa" w:w="4986"/>
+            <w:tcBorders>
+              <w:top w:val="single" w:sz="4" w:color="DDE5EF"/>
+              <w:left w:val="single" w:sz="4" w:color="DDE5EF"/>
+              <w:bottom w:val="single" w:sz="4" w:color="DDE5EF"/>
+              <w:right w:val="single" w:sz="4" w:color="DDE5EF"/>
+            </w:tcBorders>
+          </w:tcPr>
+          <w:p>
+            <w:pPr>
+              <w:spacing w:after="0"/>
+            </w:pPr>
+            <w:r>
+              <w:rPr>
+                <w:sz w:val="22"/>
+              </w:rPr>
+              <w:br/>
+            </w:r>
+            <w:r>
+              <w:rPr>
+                <w:b/>
+                <w:sz w:val="22"/>
+              </w:rPr>
+              <w:t>T1.</w:t>
+            </w:r>
+            <w:r>
+              <w:rPr>
+                <w:sz w:val="22"/>
+              </w:rPr>
+              <w:t xml:space="preserve"> US mission-cyber vendors (Anduril, Palantir, Shift5) setting a NATO-level standard before FCAS does (§3.4.1, §6.3 SR-06).</w:t>
+            </w:r>
+            <w:r>
+              <w:rPr>
+                <w:sz w:val="20"/>
+              </w:rPr>
+              <w:br/>
+            </w:r>
+            <w:r>
+              <w:rPr>
+                <w:sz w:val="20"/>
+              </w:rPr>
+              <w:br/>
+            </w:r>
+            <w:r>
+              <w:rPr>
+                <w:sz w:val="22"/>
+              </w:rPr>
+              <w:br/>
+            </w:r>
+            <w:r>
+              <w:rPr>
+                <w:b/>
+                <w:sz w:val="22"/>
+              </w:rPr>
+              <w:t>T2.</w:t>
+            </w:r>
+            <w:r>
+              <w:rPr>
+                <w:sz w:val="22"/>
+              </w:rPr>
+              <w:t xml:space="preserve"> </w:t>
+            </w:r>
+            <w:r>
+              <w:rPr>
+                <w:b/>
+                <w:sz w:val="22"/>
+              </w:rPr>
+              <w:t>Helsing.AI</w:t>
+            </w:r>
+            <w:r>
+              <w:rPr>
+                <w:sz w:val="22"/>
+              </w:rPr>
+              <w:t xml:space="preserve"> — Munich-based defence-AI start-up, software-first, sovereign-acceptable, aggressively winning Bundeswehr contracts. The most credible non-US new entrant that could contest SPARTA's positioning on the German side (§3.4.1, §3.4.5).</w:t>
+            </w:r>
+            <w:r>
+              <w:rPr>
+                <w:sz w:val="20"/>
+              </w:rPr>
+              <w:br/>
+            </w:r>
+            <w:r>
+              <w:rPr>
+                <w:sz w:val="20"/>
+              </w:rPr>
+              <w:br/>
+            </w:r>
+            <w:r>
+              <w:rPr>
+                <w:sz w:val="22"/>
+              </w:rPr>
+              <w:br/>
+            </w:r>
+            <w:r>
+              <w:rPr>
+                <w:b/>
+                <w:sz w:val="22"/>
+              </w:rPr>
+              <w:t>T3.</w:t>
+            </w:r>
+            <w:r>
+              <w:rPr>
+                <w:sz w:val="22"/>
+              </w:rPr>
+              <w:t xml:space="preserve"> </w:t>
+            </w:r>
+            <w:r>
+              <w:rPr>
+                <w:b/>
+                <w:sz w:val="22"/>
+              </w:rPr>
+              <w:t>BWI GmbH</w:t>
+            </w:r>
+            <w:r>
+              <w:rPr>
+                <w:sz w:val="22"/>
+              </w:rPr>
+              <w:t xml:space="preserve"> — Bundeswehr-owned IT services company with inside-track influence over German military IT modernisation procurement; functions as gatekeeper rather than direct rival (§3.4.1, §3.4.5).</w:t>
+            </w:r>
+            <w:r>
+              <w:rPr>
+                <w:sz w:val="20"/>
+              </w:rPr>
+              <w:br/>
+            </w:r>
+            <w:r>
+              <w:rPr>
+                <w:sz w:val="20"/>
+              </w:rPr>
+              <w:br/>
+            </w:r>
+            <w:r>
+              <w:rPr>
+                <w:sz w:val="22"/>
+              </w:rPr>
+              <w:br/>
+            </w:r>
+            <w:r>
+              <w:rPr>
+                <w:b/>
+                <w:sz w:val="22"/>
+              </w:rPr>
+              <w:t>T4.</w:t>
+            </w:r>
+            <w:r>
+              <w:rPr>
+                <w:sz w:val="22"/>
+              </w:rPr>
+              <w:t xml:space="preserve"> Indra sovereign-cyber pushback if SPARTA appears to displace Indra's cyber-product line in Spain (§6.3 SR-04).</w:t>
+            </w:r>
+            <w:r>
+              <w:rPr>
+                <w:sz w:val="20"/>
+              </w:rPr>
+              <w:br/>
+            </w:r>
+            <w:r>
+              <w:rPr>
+                <w:sz w:val="20"/>
+              </w:rPr>
+              <w:br/>
+            </w:r>
+            <w:r>
+              <w:rPr>
+                <w:sz w:val="22"/>
+              </w:rPr>
+              <w:br/>
+            </w:r>
+            <w:r>
+              <w:rPr>
+                <w:b/>
+                <w:sz w:val="22"/>
+              </w:rPr>
+              <w:t>T5.</w:t>
+            </w:r>
+            <w:r>
+              <w:rPr>
+                <w:sz w:val="22"/>
+              </w:rPr>
+              <w:t xml:space="preserve"> Dassault objection to perceived constraint on NGF autonomy (§6.3 SR-05).</w:t>
+            </w:r>
+            <w:r>
+              <w:rPr>
+                <w:sz w:val="20"/>
+              </w:rPr>
+              <w:br/>
+            </w:r>
+            <w:r>
+              <w:rPr>
+                <w:sz w:val="20"/>
+              </w:rPr>
+              <w:br/>
+            </w:r>
+            <w:r>
+              <w:rPr>
+                <w:sz w:val="22"/>
+              </w:rPr>
+              <w:br/>
+            </w:r>
+            <w:r>
+              <w:rPr>
+                <w:b/>
+                <w:sz w:val="22"/>
+              </w:rPr>
+              <w:t>T6.</w:t>
+            </w:r>
+            <w:r>
+              <w:rPr>
+                <w:sz w:val="22"/>
+              </w:rPr>
+              <w:t xml:space="preserve"> National-budget cuts in FR / DE / ES delaying Phase 1B or Phase 2 demonstrator (§6.3 SR-07).</w:t>
+            </w:r>
+            <w:r>
+              <w:rPr>
+                <w:sz w:val="20"/>
+              </w:rPr>
+              <w:br/>
+            </w:r>
+            <w:r>
+              <w:rPr>
+                <w:sz w:val="20"/>
+              </w:rPr>
+              <w:br/>
+            </w:r>
+            <w:r>
+              <w:rPr>
+                <w:sz w:val="22"/>
+              </w:rPr>
+              <w:br/>
+            </w:r>
+            <w:r>
+              <w:rPr>
+                <w:b/>
+                <w:sz w:val="22"/>
+              </w:rPr>
+              <w:t>T7.</w:t>
+            </w:r>
+            <w:r>
+              <w:rPr>
+                <w:sz w:val="22"/>
+              </w:rPr>
+              <w:t xml:space="preserve"> Re-opening of FCAS Phase 1B workshare if SPARTA is mis-framed as a new pillar (§6.3 SR-03).</w:t>
+            </w:r>
+            <w:r>
+              <w:rPr>
+                <w:sz w:val="20"/>
+              </w:rPr>
+              <w:br/>
+            </w:r>
+            <w:r>
+              <w:rPr>
+                <w:sz w:val="20"/>
+              </w:rPr>
+              <w:br/>
+            </w:r>
+            <w:r>
+              <w:rPr>
+                <w:sz w:val="22"/>
+              </w:rPr>
+              <w:br/>
+            </w:r>
+            <w:r>
+              <w:rPr>
+                <w:b/>
+                <w:sz w:val="22"/>
+              </w:rPr>
+              <w:t>T8.</w:t>
+            </w:r>
+            <w:r>
+              <w:rPr>
+                <w:sz w:val="22"/>
+              </w:rPr>
+              <w:t xml:space="preserve"> MARS schema freezes without SPARTA trust object inside — the highest-impact single risk in the register (§6.3 SR-01).</w:t>
+              <w:br/>
+            </w:r>
+          </w:p>
+        </w:tc>
+      </w:tr>
+    </w:tbl>
+    <w:p>
+      <w:pPr>
+        <w:spacing w:after="40"/>
+      </w:pPr>
+    </w:p>
+    <w:p>
+      <w:pPr>
+        <w:pStyle w:val="Heading3"/>
+      </w:pPr>
+      <w:r>
+        <w:t>6.4.1 Strategic posture implied by the SWOT</w:t>
+      </w:r>
+    </w:p>
+    <w:p>
+      <w:pPr>
+        <w:spacing w:after="120"/>
+      </w:pPr>
+      <w:r>
+        <w:rPr>
+          <w:sz w:val="22"/>
+        </w:rPr>
+        <w:t xml:space="preserve">The strengths are concentrated in </w:t>
+      </w:r>
+      <w:r>
+        <w:rPr>
+          <w:i/>
+          <w:sz w:val="22"/>
+        </w:rPr>
+        <w:t>structural assets</w:t>
+      </w:r>
+      <w:r>
+        <w:rPr>
+          <w:sz w:val="22"/>
+        </w:rPr>
+        <w:t xml:space="preserve"> (moat positions, Airbus Protect expertise, platform access, FCAS membership) that competitors cannot acquire by spending money. The weaknesses are concentrated in </w:t>
+      </w:r>
+      <w:r>
+        <w:rPr>
+          <w:i/>
+          <w:sz w:val="22"/>
+        </w:rPr>
+        <w:t>organisational gaps</w:t>
+      </w:r>
+      <w:r>
+        <w:rPr>
+          <w:sz w:val="22"/>
+        </w:rPr>
+        <w:t xml:space="preserve"> (cadence mismatch, subscription billing, content-cadence) that Airbus DS can close internally inside the 2026–2029 window. The opportunities are concentrated in </w:t>
+      </w:r>
+      <w:r>
+        <w:rPr>
+          <w:i/>
+          <w:sz w:val="22"/>
+        </w:rPr>
+        <w:t>time-bounded external events</w:t>
+      </w:r>
+      <w:r>
+        <w:rPr>
+          <w:sz w:val="22"/>
+        </w:rPr>
+        <w:t xml:space="preserve"> (schema freeze, regulatory tailwinds, EDF calls) that will not stay open indefinitely. The threats are concentrated in </w:t>
+      </w:r>
+      <w:r>
+        <w:rPr>
+          <w:i/>
+          <w:sz w:val="22"/>
+        </w:rPr>
+        <w:t>competitive standard-setting</w:t>
+      </w:r>
+      <w:r>
+        <w:rPr>
+          <w:sz w:val="22"/>
+        </w:rPr>
+        <w:t xml:space="preserve"> (US vendors and Helsing.AI specifically) and in </w:t>
+      </w:r>
+      <w:r>
+        <w:rPr>
+          <w:i/>
+          <w:sz w:val="22"/>
+        </w:rPr>
+        <w:t>political-programmatic risks</w:t>
+      </w:r>
+      <w:r>
+        <w:rPr>
+          <w:sz w:val="22"/>
+        </w:rPr>
+        <w:t xml:space="preserve"> within FCAS.</w:t>
+      </w:r>
+    </w:p>
+    <w:p>
+      <w:pPr>
+        <w:spacing w:after="120"/>
+      </w:pPr>
+      <w:r>
+        <w:rPr>
+          <w:sz w:val="22"/>
+        </w:rPr>
+        <w:t xml:space="preserve">The strategic conclusion is a classic </w:t>
+      </w:r>
+      <w:r>
+        <w:rPr>
+          <w:b/>
+          <w:sz w:val="22"/>
+        </w:rPr>
+        <w:t>SO posture</w:t>
+      </w:r>
+      <w:r>
+        <w:rPr>
+          <w:sz w:val="22"/>
+        </w:rPr>
+        <w:t xml:space="preserve"> (use Strengths to seize Opportunities): leverage the four-property moat, Airbus Protect's operational cyber expertise, platform ownership, and FCAS membership to lock SPARTA into the Combat Cloud schema during the 2028–2029 freeze window — before Helsing.AI, the US vendors, or any other new entrant can credibly contest the position. The conditional GO recommendation in §8 is the operational expression of this SO posture.</w:t>
+      </w:r>
+    </w:p>
+    <w:p>
       <w:r>
         <w:br/>
       </w:r>
@@ -20208,6 +22391,98 @@
                 <w:sz w:val="22"/>
               </w:rPr>
               <w:t>European missile-systems prime (Airbus / BAE / Leonardo joint venture).</w:t>
+            </w:r>
+          </w:p>
+        </w:tc>
+      </w:tr>
+      <w:tr>
+        <w:tc>
+          <w:tcPr>
+            <w:tcW w:type="dxa" w:w="4986"/>
+            <w:tcBorders>
+              <w:top w:val="single" w:sz="4" w:color="DDE5EF"/>
+              <w:left w:val="single" w:sz="4" w:color="DDE5EF"/>
+              <w:bottom w:val="single" w:sz="4" w:color="DDE5EF"/>
+              <w:right w:val="single" w:sz="4" w:color="DDE5EF"/>
+            </w:tcBorders>
+          </w:tcPr>
+          <w:p>
+            <w:pPr>
+              <w:spacing w:after="0"/>
+            </w:pPr>
+            <w:r>
+              <w:rPr>
+                <w:sz w:val="22"/>
+              </w:rPr>
+              <w:t>Helsing.AI</w:t>
+            </w:r>
+          </w:p>
+        </w:tc>
+        <w:tc>
+          <w:tcPr>
+            <w:tcW w:type="dxa" w:w="4986"/>
+            <w:tcBorders>
+              <w:top w:val="single" w:sz="4" w:color="DDE5EF"/>
+              <w:left w:val="single" w:sz="4" w:color="DDE5EF"/>
+              <w:bottom w:val="single" w:sz="4" w:color="DDE5EF"/>
+              <w:right w:val="single" w:sz="4" w:color="DDE5EF"/>
+            </w:tcBorders>
+          </w:tcPr>
+          <w:p>
+            <w:pPr>
+              <w:spacing w:after="0"/>
+            </w:pPr>
+            <w:r>
+              <w:rPr>
+                <w:sz w:val="22"/>
+              </w:rPr>
+              <w:t>Helsing GmbH — Munich-based defence-AI start-up founded in 2021, heavily venture-funded. Software-first culture; rapid contract wins in the Bundeswehr ecosystem and FCAS-adjacent ambition. Considered the most credible non-US new entrant that could contest SPARTA's positioning on the German side.</w:t>
+            </w:r>
+          </w:p>
+        </w:tc>
+      </w:tr>
+      <w:tr>
+        <w:tc>
+          <w:tcPr>
+            <w:tcW w:type="dxa" w:w="4986"/>
+            <w:tcBorders>
+              <w:top w:val="single" w:sz="4" w:color="DDE5EF"/>
+              <w:left w:val="single" w:sz="4" w:color="DDE5EF"/>
+              <w:bottom w:val="single" w:sz="4" w:color="DDE5EF"/>
+              <w:right w:val="single" w:sz="4" w:color="DDE5EF"/>
+            </w:tcBorders>
+          </w:tcPr>
+          <w:p>
+            <w:pPr>
+              <w:spacing w:after="0"/>
+            </w:pPr>
+            <w:r>
+              <w:rPr>
+                <w:sz w:val="22"/>
+              </w:rPr>
+              <w:t>BWI</w:t>
+            </w:r>
+          </w:p>
+        </w:tc>
+        <w:tc>
+          <w:tcPr>
+            <w:tcW w:type="dxa" w:w="4986"/>
+            <w:tcBorders>
+              <w:top w:val="single" w:sz="4" w:color="DDE5EF"/>
+              <w:left w:val="single" w:sz="4" w:color="DDE5EF"/>
+              <w:bottom w:val="single" w:sz="4" w:color="DDE5EF"/>
+              <w:right w:val="single" w:sz="4" w:color="DDE5EF"/>
+            </w:tcBorders>
+          </w:tcPr>
+          <w:p>
+            <w:pPr>
+              <w:spacing w:after="0"/>
+            </w:pPr>
+            <w:r>
+              <w:rPr>
+                <w:sz w:val="22"/>
+              </w:rPr>
+              <w:t>BWI GmbH — Bundeswehr-owned IT services company; ~7,000 employees; responsible for IT modernisation of the German armed forces. Functions as a gatekeeper / influencer on Bundeswehr procurement rather than as a direct product competitor.</w:t>
             </w:r>
           </w:p>
         </w:tc>

--- a/SPARTA_system_definition_datapack/SPARTA_business_plan.docx
+++ b/SPARTA_system_definition_datapack/SPARTA_business_plan.docx
@@ -1107,6 +1107,63 @@
           <w:sz w:val="22"/>
         </w:rPr>
         <w:t>. SPARTA's data contract is designed to satisfy these requirements from inception, which converts regulatory pressure from a threat into a tailwind.</w:t>
+      </w:r>
+    </w:p>
+    <w:p>
+      <w:pPr>
+        <w:spacing w:after="120"/>
+      </w:pPr>
+      <w:r>
+        <w:rPr>
+          <w:b/>
+          <w:sz w:val="22"/>
+        </w:rPr>
+        <w:t>The strategic imperative for Airbus DS is to establish a "foot in the door" early.</w:t>
+      </w:r>
+      <w:r>
+        <w:rPr>
+          <w:sz w:val="22"/>
+        </w:rPr>
+        <w:t xml:space="preserve"> Two operational implications follow. First, Airbus DS must </w:t>
+      </w:r>
+      <w:r>
+        <w:rPr>
+          <w:b/>
+          <w:sz w:val="22"/>
+        </w:rPr>
+        <w:t>push for early definition of the standards and interfaces</w:t>
+      </w:r>
+      <w:r>
+        <w:rPr>
+          <w:sz w:val="22"/>
+        </w:rPr>
+        <w:t xml:space="preserve"> on which SPARTA depends — the MARS schema, the seven external interfaces, the cross-domain release format, the trust-object data contract. Setting these early means SPARTA becomes the substrate into which higher-level systems (FCAS Combat Cloud, NATO FMN, coalition trust exchange) integrate with low friction; setting these late means SPARTA has to retrofit to formats other vendors will have defined. Second, Airbus DS must </w:t>
+      </w:r>
+      <w:r>
+        <w:rPr>
+          <w:b/>
+          <w:sz w:val="22"/>
+        </w:rPr>
+        <w:t>push for entrance into service by 2029</w:t>
+      </w:r>
+      <w:r>
+        <w:rPr>
+          <w:sz w:val="22"/>
+        </w:rPr>
+        <w:t xml:space="preserve">, ideally on a single national platform (the German co-engineering route described in §1.3). A product in operations on a real fleet is a fundamentally different proposition from a product on paper, and the difference matters disproportionately to standard-setting forums, to national accreditation authorities, and to prospective adjacent customers. </w:t>
+      </w:r>
+      <w:r>
+        <w:rPr>
+          <w:i/>
+          <w:sz w:val="22"/>
+        </w:rPr>
+        <w:t>Foot in the door now, full ecosystem later</w:t>
+      </w:r>
+      <w:r>
+        <w:rPr>
+          <w:sz w:val="22"/>
+        </w:rPr>
+        <w:t xml:space="preserve"> is the strategic doctrine the rest of this plan operationalises.</w:t>
       </w:r>
     </w:p>
     <w:p>
@@ -17057,6 +17114,152 @@
       </w:r>
     </w:p>
     <w:p>
+      <w:pPr>
+        <w:pStyle w:val="Heading3"/>
+      </w:pPr>
+      <w:r>
+        <w:t>6.4.2 Foot-in-the-door doctrine</w:t>
+      </w:r>
+    </w:p>
+    <w:p>
+      <w:pPr>
+        <w:spacing w:after="120"/>
+      </w:pPr>
+      <w:r>
+        <w:rPr>
+          <w:sz w:val="22"/>
+        </w:rPr>
+        <w:t xml:space="preserve">The SO posture operationalises through a single guiding doctrine: </w:t>
+      </w:r>
+      <w:r>
+        <w:rPr>
+          <w:b/>
+          <w:sz w:val="22"/>
+        </w:rPr>
+        <w:t>Airbus DS must establish a foot in the door early — and from that foothold, expand</w:t>
+      </w:r>
+      <w:r>
+        <w:rPr>
+          <w:sz w:val="22"/>
+        </w:rPr>
+        <w:t>. The doctrine has two non-negotiable operational implications, both visible across the SWOT:</w:t>
+      </w:r>
+    </w:p>
+    <w:p>
+      <w:pPr>
+        <w:spacing w:after="40"/>
+        <w:ind w:left="454"/>
+      </w:pPr>
+      <w:r>
+        <w:rPr>
+          <w:color w:val="101A2D"/>
+          <w:sz w:val="22"/>
+        </w:rPr>
+        <w:t xml:space="preserve">- </w:t>
+      </w:r>
+      <w:r>
+        <w:rPr>
+          <w:b/>
+          <w:sz w:val="22"/>
+        </w:rPr>
+        <w:t>Push for early definition of the standards and interfaces.</w:t>
+      </w:r>
+      <w:r>
+        <w:rPr>
+          <w:sz w:val="22"/>
+        </w:rPr>
+        <w:t xml:space="preserve"> The MARS schema, the seven external interfaces, the cross-domain release format, the trust-object data contract, and the signed-content release chain are all up for definition during the 2026–2029 window. Whichever vendor's formats become the substrate </w:t>
+      </w:r>
+      <w:r>
+        <w:rPr>
+          <w:i/>
+          <w:sz w:val="22"/>
+        </w:rPr>
+        <w:t>during definition</w:t>
+      </w:r>
+      <w:r>
+        <w:rPr>
+          <w:sz w:val="22"/>
+        </w:rPr>
+        <w:t xml:space="preserve"> becomes the integration substrate for every higher-level system that follows — FCAS Combat Cloud, NATO Federated Mission Networking, coalition trust exchange, and any post-2030 adjacent programme that emits cyber-trust telemetry. Once those formats are frozen, retrofitting to a different vendor's contract is structurally expensive and politically costly. Airbus DS must </w:t>
+      </w:r>
+      <w:r>
+        <w:rPr>
+          <w:i/>
+          <w:sz w:val="22"/>
+        </w:rPr>
+        <w:t>set</w:t>
+      </w:r>
+      <w:r>
+        <w:rPr>
+          <w:sz w:val="22"/>
+        </w:rPr>
+        <w:t xml:space="preserve"> the standards, not </w:t>
+      </w:r>
+      <w:r>
+        <w:rPr>
+          <w:i/>
+          <w:sz w:val="22"/>
+        </w:rPr>
+        <w:t>conform</w:t>
+      </w:r>
+      <w:r>
+        <w:rPr>
+          <w:sz w:val="22"/>
+        </w:rPr>
+        <w:t xml:space="preserve"> to them, and the only way to do that is to be inside the rooms where they are written, with a working implementation in hand. This converts opportunities O1 (schema freeze) and O2 (regulatory tailwinds) into structural assets, and neutralises threats T1 (US vendors) and T2 (Helsing.AI) before they can establish their own contracts.</w:t>
+      </w:r>
+    </w:p>
+    <w:p>
+      <w:pPr>
+        <w:spacing w:after="40"/>
+        <w:ind w:left="454"/>
+      </w:pPr>
+      <w:r>
+        <w:rPr>
+          <w:color w:val="101A2D"/>
+          <w:sz w:val="22"/>
+        </w:rPr>
+        <w:t xml:space="preserve">- </w:t>
+      </w:r>
+      <w:r>
+        <w:rPr>
+          <w:b/>
+          <w:sz w:val="22"/>
+        </w:rPr>
+        <w:t>Push for entrance into service by 2029.</w:t>
+      </w:r>
+      <w:r>
+        <w:rPr>
+          <w:sz w:val="22"/>
+        </w:rPr>
+        <w:t xml:space="preserve"> A product in operations on a real fleet is a fundamentally different proposition from a product on paper. The 2029 IOC — ideally on the German Bundeswehr platform via the co-engineering route described in §1.3 and §4.3 — converts SPARTA from a credible promise into a credible operational reference. Operational references matter disproportionately in three places: in standard-setting forums (a working implementation outranks a specification), with national accreditation authorities (a fielded system has empirical evidence behind it), and with prospective adjacent customers (the Eurofighter LTE, Eurodrone, MRTT and export buyers do not procure paperware). The 2029 IOC is therefore not just a technical milestone — it is the moment SPARTA stops being an investment thesis and starts being an asset.</w:t>
+      </w:r>
+    </w:p>
+    <w:p>
+      <w:pPr>
+        <w:spacing w:after="120"/>
+      </w:pPr>
+      <w:r>
+        <w:rPr>
+          <w:sz w:val="22"/>
+        </w:rPr>
+        <w:t>The doctrine resolves several apparent tensions in the SWOT. It explains why the plan accepts a constrained MVP scope at IOC (W2 cadence-gap is partially accepted because reaching the door is more strategically valuable than perfecting the product behind it). It explains why the manpower plan re-uses already-cleared staff transferred from existing programmes rather than hiring outside the cleared pool (S6) — clearance lead times would otherwise be incompatible with the 2029 gate. And it explains why the financial model accepts adjacent-revenue tail risk (W6) on the upside: the foot-in-the-door foothold is what unlocks the recurring-services attach across adjacent fleets later, and the recurring-services attach is what carries the long-run NPV.</w:t>
+      </w:r>
+    </w:p>
+    <w:p>
+      <w:pPr>
+        <w:spacing w:after="120"/>
+      </w:pPr>
+      <w:r>
+        <w:rPr>
+          <w:i/>
+          <w:sz w:val="22"/>
+        </w:rPr>
+        <w:t>Foot in the door now, full ecosystem later.</w:t>
+      </w:r>
+    </w:p>
+    <w:p>
       <w:r>
         <w:br/>
       </w:r>
@@ -18725,6 +18928,56 @@
                 <w:sz w:val="22"/>
               </w:rPr>
               <w:t>The SPARTA Strategy Cell recommends that the Airbus DS executive board and the FCAS Programme Steering Committee authorise SPARTA investment under the conditions listed below. The recommendation is based on five concurring lines of evidence: a clear and growing structural capability gap in European mission-edge cyber (§2.2, §3.2); a defensible value proposition resting on the four properties that no European or US competitor simultaneously holds (§2.3, §3.1); a market of attractive size, growth, and switching-cost characteristics (§3.2, §3.3); a probability-weighted expected NPV of €233 M against a non-recurring envelope of €58–88 M (§5.3); and a risk profile in which even the downside scenario is value-accretive (§5.3.2, §6.3). The structural asymmetry of outcomes favours GO. The conditional caveat reflects that the financial figures are analyst-modelled and require P&amp;L-grade Finance re-run, and that the strategic anchors in §1–§3 require 2026 source revalidation (OP-STRAT-01).</w:t>
+            </w:r>
+          </w:p>
+          <w:p>
+            <w:pPr>
+              <w:spacing w:after="80"/>
+            </w:pPr>
+            <w:r>
+              <w:rPr>
+                <w:sz w:val="22"/>
+              </w:rPr>
+              <w:t xml:space="preserve">Underlying the GO recommendation is the </w:t>
+            </w:r>
+            <w:r>
+              <w:rPr>
+                <w:b/>
+                <w:sz w:val="22"/>
+              </w:rPr>
+              <w:t>foot-in-the-door doctrine</w:t>
+            </w:r>
+            <w:r>
+              <w:rPr>
+                <w:sz w:val="22"/>
+              </w:rPr>
+              <w:t xml:space="preserve"> articulated in §6.4.2: Airbus DS must establish a foothold early and expand from it. Operationally this means two non-negotiable pushes — (i) </w:t>
+            </w:r>
+            <w:r>
+              <w:rPr>
+                <w:i/>
+                <w:sz w:val="22"/>
+              </w:rPr>
+              <w:t>push for early definition of the standards and interfaces</w:t>
+            </w:r>
+            <w:r>
+              <w:rPr>
+                <w:sz w:val="22"/>
+              </w:rPr>
+              <w:t xml:space="preserve"> (MARS schema, IF-EXT-01..07, trust-object data contract, signed-content release chain), so that SPARTA becomes the integration substrate for every higher-level system that follows rather than retrofitting to formats others define; and (ii) </w:t>
+            </w:r>
+            <w:r>
+              <w:rPr>
+                <w:i/>
+                <w:sz w:val="22"/>
+              </w:rPr>
+              <w:t>push for entrance into service by 2029</w:t>
+            </w:r>
+            <w:r>
+              <w:rPr>
+                <w:sz w:val="22"/>
+              </w:rPr>
+              <w:t xml:space="preserve"> — ideally on the German Bundeswehr platform via the co-engineering route — so that SPARTA reaches standard-setting forums, accreditation authorities and prospective adjacent customers as a fielded operational reference rather than as a paper proposition. The conditional GO is the authorisation to act on both pushes simultaneously.</w:t>
             </w:r>
           </w:p>
         </w:tc>
